--- a/fuentes/12310175_CF01_DU.docx
+++ b/fuentes/12310175_CF01_DU.docx
@@ -234,7 +234,7 @@
                 <v:stroke joinstyle="miter"/>
                 <v:path gradientshapeok="t" o:connecttype="rect"/>
               </v:shapetype>
-              <v:shape id="Cuadro de texto 2" o:spid="_x0000_s1026" type="#_x0000_t202" alt="&quot;&quot;" style="position:absolute;left:0;text-align:left;margin-left:0;margin-top:15.9pt;width:549pt;height:154.5pt;z-index:251663360;visibility:visible;mso-wrap-style:square;mso-width-percent:0;mso-height-percent:0;mso-wrap-distance-left:9pt;mso-wrap-distance-top:3.6pt;mso-wrap-distance-right:9pt;mso-wrap-distance-bottom:3.6pt;mso-position-horizontal:left;mso-position-horizontal-relative:margin;mso-position-vertical:absolute;mso-position-vertical-relative:text;mso-width-percent:0;mso-height-percent:0;mso-width-relative:margin;mso-height-relative:margin;v-text-anchor:top" o:gfxdata="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" filled="f" stroked="f">
+              <v:shape id="Cuadro de texto 2" o:spid="_x0000_s1026" type="#_x0000_t202" alt="&quot;&quot;" style="position:absolute;left:0;text-align:left;margin-left:0;margin-top:15.9pt;width:549pt;height:154.5pt;z-index:251663360;visibility:visible;mso-wrap-style:square;mso-width-percent:0;mso-height-percent:0;mso-wrap-distance-left:9pt;mso-wrap-distance-top:3.6pt;mso-wrap-distance-right:9pt;mso-wrap-distance-bottom:3.6pt;mso-position-horizontal:left;mso-position-horizontal-relative:margin;mso-position-vertical:absolute;mso-position-vertical-relative:text;mso-width-percent:0;mso-height-percent:0;mso-width-relative:margin;mso-height-relative:margin;v-text-anchor:top" o:gfxdata="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" filled="f" stroked="f">
                 <v:textbox>
                   <w:txbxContent>
                     <w:p>
@@ -464,10 +464,25 @@
     </w:p>
     <w:p>
       <w:pPr>
+        <w:rPr>
+          <w:sz w:val="27"/>
+          <w:szCs w:val="27"/>
+        </w:rPr>
+      </w:pPr>
+      <w:r>
+        <w:rPr>
+          <w:sz w:val="27"/>
+          <w:szCs w:val="27"/>
+        </w:rPr>
+        <w:t>Este componente formativo ha sido diseñado para el dominio de la estructura contable en el contexto colombiano. Por medio de su contenido, usted podrá profundizar en el marco normativo vigente, la aplicación ética de los principios contables y el manejo del Plan Único de Cuentas (PUC). También aborda de manera práctica el esquema de la cuenta T y los criterios fundamentales para la clasificación de las cuentas, elementos esenciales para garantizar procesos de registro precisos y transparentes en cualquier organización.</w:t>
+      </w:r>
+    </w:p>
+    <w:p>
+      <w:pPr>
         <w:pBdr>
           <w:bottom w:val="single" w:sz="12" w:space="1" w:color="auto"/>
         </w:pBdr>
-        <w:ind w:left="708" w:firstLine="1"/>
+        <w:ind w:left="284" w:firstLine="0"/>
         <w:rPr>
           <w:rFonts w:ascii="Calibri" w:hAnsi="Calibri"/>
           <w:color w:val="000000" w:themeColor="text1"/>
@@ -475,15 +490,6 @@
           <w14:ligatures w14:val="none"/>
         </w:rPr>
       </w:pPr>
-      <w:r>
-        <w:rPr>
-          <w:rFonts w:ascii="Calibri" w:hAnsi="Calibri"/>
-          <w:color w:val="000000" w:themeColor="text1"/>
-          <w:kern w:val="0"/>
-          <w14:ligatures w14:val="none"/>
-        </w:rPr>
-        <w:t>Este componente formativo ha sido diseñado para el dominio de la estructura contable en el contexto colombiano. Por medio de su contenido, usted podrá profundizar en el marco normativo vigente, la aplicación ética de los principios contables y el manejo del Plan Único de Cuentas (PUC). También aborda de manera práctica el esquema de la cuenta T y los criterios fundamentales para la clasificación de las cuentas, elementos esenciales para garantizar procesos de registro precisos y transparentes en cualquier organización.</w:t>
-      </w:r>
     </w:p>
     <w:p>
       <w:pPr>
@@ -565,10 +571,9 @@
             <w:rPr>
               <w:rFonts w:eastAsiaTheme="minorEastAsia"/>
               <w:noProof/>
-              <w:kern w:val="0"/>
-              <w:sz w:val="22"/>
-              <w:lang w:eastAsia="es-CO"/>
-              <w14:ligatures w14:val="none"/>
+              <w:sz w:val="24"/>
+              <w:szCs w:val="24"/>
+              <w:lang w:val="es-ES" w:eastAsia="es-ES"/>
             </w:rPr>
           </w:pPr>
           <w:r>
@@ -580,7 +585,7 @@
           <w:r>
             <w:fldChar w:fldCharType="separate"/>
           </w:r>
-          <w:hyperlink w:anchor="_Toc224838646" w:history="1">
+          <w:hyperlink w:anchor="_Toc225854035" w:history="1">
             <w:r>
               <w:rPr>
                 <w:rStyle w:val="Hipervnculo"/>
@@ -607,7 +612,7 @@
                 <w:noProof/>
                 <w:webHidden/>
               </w:rPr>
-              <w:instrText xml:space="preserve"> PAGEREF _Toc224838646 \h </w:instrText>
+              <w:instrText xml:space="preserve"> PAGEREF _Toc225854035 \h </w:instrText>
             </w:r>
             <w:r>
               <w:rPr>
@@ -628,1538 +633,6 @@
                 <w:webHidden/>
               </w:rPr>
               <w:t>4</w:t>
-            </w:r>
-            <w:r>
-              <w:rPr>
-                <w:noProof/>
-                <w:webHidden/>
-              </w:rPr>
-              <w:fldChar w:fldCharType="end"/>
-            </w:r>
-          </w:hyperlink>
-        </w:p>
-        <w:p>
-          <w:pPr>
-            <w:pStyle w:val="TDC1"/>
-            <w:tabs>
-              <w:tab w:val="left" w:pos="1320"/>
-              <w:tab w:val="right" w:leader="dot" w:pos="9962"/>
-            </w:tabs>
-            <w:rPr>
-              <w:rFonts w:eastAsiaTheme="minorEastAsia"/>
-              <w:noProof/>
-              <w:kern w:val="0"/>
-              <w:sz w:val="22"/>
-              <w:lang w:eastAsia="es-CO"/>
-              <w14:ligatures w14:val="none"/>
-            </w:rPr>
-          </w:pPr>
-          <w:hyperlink w:anchor="_Toc224838647" w:history="1">
-            <w:r>
-              <w:rPr>
-                <w:rStyle w:val="Hipervnculo"/>
-                <w:noProof/>
-              </w:rPr>
-              <w:t>1.</w:t>
-            </w:r>
-            <w:r>
-              <w:rPr>
-                <w:rFonts w:eastAsiaTheme="minorEastAsia"/>
-                <w:noProof/>
-                <w:kern w:val="0"/>
-                <w:sz w:val="22"/>
-                <w:lang w:eastAsia="es-CO"/>
-                <w14:ligatures w14:val="none"/>
-              </w:rPr>
-              <w:tab/>
-            </w:r>
-            <w:r>
-              <w:rPr>
-                <w:rStyle w:val="Hipervnculo"/>
-                <w:noProof/>
-              </w:rPr>
-              <w:t>Normativa en Colombia</w:t>
-            </w:r>
-            <w:r>
-              <w:rPr>
-                <w:noProof/>
-                <w:webHidden/>
-              </w:rPr>
-              <w:tab/>
-            </w:r>
-            <w:r>
-              <w:rPr>
-                <w:noProof/>
-                <w:webHidden/>
-              </w:rPr>
-              <w:fldChar w:fldCharType="begin"/>
-            </w:r>
-            <w:r>
-              <w:rPr>
-                <w:noProof/>
-                <w:webHidden/>
-              </w:rPr>
-              <w:instrText xml:space="preserve"> PAGEREF _Toc224838647 \h </w:instrText>
-            </w:r>
-            <w:r>
-              <w:rPr>
-                <w:noProof/>
-                <w:webHidden/>
-              </w:rPr>
-            </w:r>
-            <w:r>
-              <w:rPr>
-                <w:noProof/>
-                <w:webHidden/>
-              </w:rPr>
-              <w:fldChar w:fldCharType="separate"/>
-            </w:r>
-            <w:r>
-              <w:rPr>
-                <w:noProof/>
-                <w:webHidden/>
-              </w:rPr>
-              <w:t>5</w:t>
-            </w:r>
-            <w:r>
-              <w:rPr>
-                <w:noProof/>
-                <w:webHidden/>
-              </w:rPr>
-              <w:fldChar w:fldCharType="end"/>
-            </w:r>
-          </w:hyperlink>
-        </w:p>
-        <w:p>
-          <w:pPr>
-            <w:pStyle w:val="TDC2"/>
-            <w:tabs>
-              <w:tab w:val="left" w:pos="1760"/>
-              <w:tab w:val="right" w:leader="dot" w:pos="9962"/>
-            </w:tabs>
-            <w:rPr>
-              <w:rFonts w:eastAsiaTheme="minorEastAsia"/>
-              <w:noProof/>
-              <w:kern w:val="0"/>
-              <w:sz w:val="22"/>
-              <w:lang w:eastAsia="es-CO"/>
-              <w14:ligatures w14:val="none"/>
-            </w:rPr>
-          </w:pPr>
-          <w:hyperlink w:anchor="_Toc224838648" w:history="1">
-            <w:r>
-              <w:rPr>
-                <w:rStyle w:val="Hipervnculo"/>
-                <w:noProof/>
-                <w14:scene3d>
-                  <w14:camera w14:prst="orthographicFront"/>
-                  <w14:lightRig w14:rig="threePt" w14:dir="t">
-                    <w14:rot w14:lat="0" w14:lon="0" w14:rev="0"/>
-                  </w14:lightRig>
-                </w14:scene3d>
-              </w:rPr>
-              <w:t>1.1.</w:t>
-            </w:r>
-            <w:r>
-              <w:rPr>
-                <w:rFonts w:eastAsiaTheme="minorEastAsia"/>
-                <w:noProof/>
-                <w:kern w:val="0"/>
-                <w:sz w:val="22"/>
-                <w:lang w:eastAsia="es-CO"/>
-                <w14:ligatures w14:val="none"/>
-              </w:rPr>
-              <w:tab/>
-            </w:r>
-            <w:r>
-              <w:rPr>
-                <w:rStyle w:val="Hipervnculo"/>
-                <w:noProof/>
-              </w:rPr>
-              <w:t>Decreto 2649 de 1993</w:t>
-            </w:r>
-            <w:r>
-              <w:rPr>
-                <w:noProof/>
-                <w:webHidden/>
-              </w:rPr>
-              <w:tab/>
-            </w:r>
-            <w:r>
-              <w:rPr>
-                <w:noProof/>
-                <w:webHidden/>
-              </w:rPr>
-              <w:fldChar w:fldCharType="begin"/>
-            </w:r>
-            <w:r>
-              <w:rPr>
-                <w:noProof/>
-                <w:webHidden/>
-              </w:rPr>
-              <w:instrText xml:space="preserve"> PAGEREF _Toc224838648 \h </w:instrText>
-            </w:r>
-            <w:r>
-              <w:rPr>
-                <w:noProof/>
-                <w:webHidden/>
-              </w:rPr>
-            </w:r>
-            <w:r>
-              <w:rPr>
-                <w:noProof/>
-                <w:webHidden/>
-              </w:rPr>
-              <w:fldChar w:fldCharType="separate"/>
-            </w:r>
-            <w:r>
-              <w:rPr>
-                <w:noProof/>
-                <w:webHidden/>
-              </w:rPr>
-              <w:t>5</w:t>
-            </w:r>
-            <w:r>
-              <w:rPr>
-                <w:noProof/>
-                <w:webHidden/>
-              </w:rPr>
-              <w:fldChar w:fldCharType="end"/>
-            </w:r>
-          </w:hyperlink>
-        </w:p>
-        <w:p>
-          <w:pPr>
-            <w:pStyle w:val="TDC2"/>
-            <w:tabs>
-              <w:tab w:val="left" w:pos="1760"/>
-              <w:tab w:val="right" w:leader="dot" w:pos="9962"/>
-            </w:tabs>
-            <w:rPr>
-              <w:rFonts w:eastAsiaTheme="minorEastAsia"/>
-              <w:noProof/>
-              <w:kern w:val="0"/>
-              <w:sz w:val="22"/>
-              <w:lang w:eastAsia="es-CO"/>
-              <w14:ligatures w14:val="none"/>
-            </w:rPr>
-          </w:pPr>
-          <w:hyperlink w:anchor="_Toc224838649" w:history="1">
-            <w:r>
-              <w:rPr>
-                <w:rStyle w:val="Hipervnculo"/>
-                <w:noProof/>
-                <w14:scene3d>
-                  <w14:camera w14:prst="orthographicFront"/>
-                  <w14:lightRig w14:rig="threePt" w14:dir="t">
-                    <w14:rot w14:lat="0" w14:lon="0" w14:rev="0"/>
-                  </w14:lightRig>
-                </w14:scene3d>
-              </w:rPr>
-              <w:t>1.2.</w:t>
-            </w:r>
-            <w:r>
-              <w:rPr>
-                <w:rFonts w:eastAsiaTheme="minorEastAsia"/>
-                <w:noProof/>
-                <w:kern w:val="0"/>
-                <w:sz w:val="22"/>
-                <w:lang w:eastAsia="es-CO"/>
-                <w14:ligatures w14:val="none"/>
-              </w:rPr>
-              <w:tab/>
-            </w:r>
-            <w:r>
-              <w:rPr>
-                <w:rStyle w:val="Hipervnculo"/>
-                <w:noProof/>
-              </w:rPr>
-              <w:t>Decreto 2650 de 1993</w:t>
-            </w:r>
-            <w:r>
-              <w:rPr>
-                <w:noProof/>
-                <w:webHidden/>
-              </w:rPr>
-              <w:tab/>
-            </w:r>
-            <w:r>
-              <w:rPr>
-                <w:noProof/>
-                <w:webHidden/>
-              </w:rPr>
-              <w:fldChar w:fldCharType="begin"/>
-            </w:r>
-            <w:r>
-              <w:rPr>
-                <w:noProof/>
-                <w:webHidden/>
-              </w:rPr>
-              <w:instrText xml:space="preserve"> PAGEREF _Toc224838649 \h </w:instrText>
-            </w:r>
-            <w:r>
-              <w:rPr>
-                <w:noProof/>
-                <w:webHidden/>
-              </w:rPr>
-            </w:r>
-            <w:r>
-              <w:rPr>
-                <w:noProof/>
-                <w:webHidden/>
-              </w:rPr>
-              <w:fldChar w:fldCharType="separate"/>
-            </w:r>
-            <w:r>
-              <w:rPr>
-                <w:noProof/>
-                <w:webHidden/>
-              </w:rPr>
-              <w:t>6</w:t>
-            </w:r>
-            <w:r>
-              <w:rPr>
-                <w:noProof/>
-                <w:webHidden/>
-              </w:rPr>
-              <w:fldChar w:fldCharType="end"/>
-            </w:r>
-          </w:hyperlink>
-        </w:p>
-        <w:p>
-          <w:pPr>
-            <w:pStyle w:val="TDC2"/>
-            <w:tabs>
-              <w:tab w:val="left" w:pos="1760"/>
-              <w:tab w:val="right" w:leader="dot" w:pos="9962"/>
-            </w:tabs>
-            <w:rPr>
-              <w:rFonts w:eastAsiaTheme="minorEastAsia"/>
-              <w:noProof/>
-              <w:kern w:val="0"/>
-              <w:sz w:val="22"/>
-              <w:lang w:eastAsia="es-CO"/>
-              <w14:ligatures w14:val="none"/>
-            </w:rPr>
-          </w:pPr>
-          <w:hyperlink w:anchor="_Toc224838650" w:history="1">
-            <w:r>
-              <w:rPr>
-                <w:rStyle w:val="Hipervnculo"/>
-                <w:noProof/>
-                <w14:scene3d>
-                  <w14:camera w14:prst="orthographicFront"/>
-                  <w14:lightRig w14:rig="threePt" w14:dir="t">
-                    <w14:rot w14:lat="0" w14:lon="0" w14:rev="0"/>
-                  </w14:lightRig>
-                </w14:scene3d>
-              </w:rPr>
-              <w:t>1.3.</w:t>
-            </w:r>
-            <w:r>
-              <w:rPr>
-                <w:rFonts w:eastAsiaTheme="minorEastAsia"/>
-                <w:noProof/>
-                <w:kern w:val="0"/>
-                <w:sz w:val="22"/>
-                <w:lang w:eastAsia="es-CO"/>
-                <w14:ligatures w14:val="none"/>
-              </w:rPr>
-              <w:tab/>
-            </w:r>
-            <w:r>
-              <w:rPr>
-                <w:rStyle w:val="Hipervnculo"/>
-                <w:noProof/>
-              </w:rPr>
-              <w:t>Ley 43 de 1990</w:t>
-            </w:r>
-            <w:r>
-              <w:rPr>
-                <w:noProof/>
-                <w:webHidden/>
-              </w:rPr>
-              <w:tab/>
-            </w:r>
-            <w:r>
-              <w:rPr>
-                <w:noProof/>
-                <w:webHidden/>
-              </w:rPr>
-              <w:fldChar w:fldCharType="begin"/>
-            </w:r>
-            <w:r>
-              <w:rPr>
-                <w:noProof/>
-                <w:webHidden/>
-              </w:rPr>
-              <w:instrText xml:space="preserve"> PAGEREF _Toc224838650 \h </w:instrText>
-            </w:r>
-            <w:r>
-              <w:rPr>
-                <w:noProof/>
-                <w:webHidden/>
-              </w:rPr>
-            </w:r>
-            <w:r>
-              <w:rPr>
-                <w:noProof/>
-                <w:webHidden/>
-              </w:rPr>
-              <w:fldChar w:fldCharType="separate"/>
-            </w:r>
-            <w:r>
-              <w:rPr>
-                <w:noProof/>
-                <w:webHidden/>
-              </w:rPr>
-              <w:t>6</w:t>
-            </w:r>
-            <w:r>
-              <w:rPr>
-                <w:noProof/>
-                <w:webHidden/>
-              </w:rPr>
-              <w:fldChar w:fldCharType="end"/>
-            </w:r>
-          </w:hyperlink>
-        </w:p>
-        <w:p>
-          <w:pPr>
-            <w:pStyle w:val="TDC1"/>
-            <w:tabs>
-              <w:tab w:val="left" w:pos="1320"/>
-              <w:tab w:val="right" w:leader="dot" w:pos="9962"/>
-            </w:tabs>
-            <w:rPr>
-              <w:rFonts w:eastAsiaTheme="minorEastAsia"/>
-              <w:noProof/>
-              <w:kern w:val="0"/>
-              <w:sz w:val="22"/>
-              <w:lang w:eastAsia="es-CO"/>
-              <w14:ligatures w14:val="none"/>
-            </w:rPr>
-          </w:pPr>
-          <w:hyperlink w:anchor="_Toc224838651" w:history="1">
-            <w:r>
-              <w:rPr>
-                <w:rStyle w:val="Hipervnculo"/>
-                <w:noProof/>
-              </w:rPr>
-              <w:t>2.</w:t>
-            </w:r>
-            <w:r>
-              <w:rPr>
-                <w:rFonts w:eastAsiaTheme="minorEastAsia"/>
-                <w:noProof/>
-                <w:kern w:val="0"/>
-                <w:sz w:val="22"/>
-                <w:lang w:eastAsia="es-CO"/>
-                <w14:ligatures w14:val="none"/>
-              </w:rPr>
-              <w:tab/>
-            </w:r>
-            <w:r>
-              <w:rPr>
-                <w:rStyle w:val="Hipervnculo"/>
-                <w:noProof/>
-              </w:rPr>
-              <w:t>Principios contables</w:t>
-            </w:r>
-            <w:r>
-              <w:rPr>
-                <w:noProof/>
-                <w:webHidden/>
-              </w:rPr>
-              <w:tab/>
-            </w:r>
-            <w:r>
-              <w:rPr>
-                <w:noProof/>
-                <w:webHidden/>
-              </w:rPr>
-              <w:fldChar w:fldCharType="begin"/>
-            </w:r>
-            <w:r>
-              <w:rPr>
-                <w:noProof/>
-                <w:webHidden/>
-              </w:rPr>
-              <w:instrText xml:space="preserve"> PAGEREF _Toc224838651 \h </w:instrText>
-            </w:r>
-            <w:r>
-              <w:rPr>
-                <w:noProof/>
-                <w:webHidden/>
-              </w:rPr>
-            </w:r>
-            <w:r>
-              <w:rPr>
-                <w:noProof/>
-                <w:webHidden/>
-              </w:rPr>
-              <w:fldChar w:fldCharType="separate"/>
-            </w:r>
-            <w:r>
-              <w:rPr>
-                <w:noProof/>
-                <w:webHidden/>
-              </w:rPr>
-              <w:t>8</w:t>
-            </w:r>
-            <w:r>
-              <w:rPr>
-                <w:noProof/>
-                <w:webHidden/>
-              </w:rPr>
-              <w:fldChar w:fldCharType="end"/>
-            </w:r>
-          </w:hyperlink>
-        </w:p>
-        <w:p>
-          <w:pPr>
-            <w:pStyle w:val="TDC1"/>
-            <w:tabs>
-              <w:tab w:val="left" w:pos="1320"/>
-              <w:tab w:val="right" w:leader="dot" w:pos="9962"/>
-            </w:tabs>
-            <w:rPr>
-              <w:rFonts w:eastAsiaTheme="minorEastAsia"/>
-              <w:noProof/>
-              <w:kern w:val="0"/>
-              <w:sz w:val="22"/>
-              <w:lang w:eastAsia="es-CO"/>
-              <w14:ligatures w14:val="none"/>
-            </w:rPr>
-          </w:pPr>
-          <w:hyperlink w:anchor="_Toc224838652" w:history="1">
-            <w:r>
-              <w:rPr>
-                <w:rStyle w:val="Hipervnculo"/>
-                <w:noProof/>
-              </w:rPr>
-              <w:t>3.</w:t>
-            </w:r>
-            <w:r>
-              <w:rPr>
-                <w:rFonts w:eastAsiaTheme="minorEastAsia"/>
-                <w:noProof/>
-                <w:kern w:val="0"/>
-                <w:sz w:val="22"/>
-                <w:lang w:eastAsia="es-CO"/>
-                <w14:ligatures w14:val="none"/>
-              </w:rPr>
-              <w:tab/>
-            </w:r>
-            <w:r>
-              <w:rPr>
-                <w:rStyle w:val="Hipervnculo"/>
-                <w:noProof/>
-              </w:rPr>
-              <w:t>Plan único de cuentas</w:t>
-            </w:r>
-            <w:r>
-              <w:rPr>
-                <w:noProof/>
-                <w:webHidden/>
-              </w:rPr>
-              <w:tab/>
-            </w:r>
-            <w:r>
-              <w:rPr>
-                <w:noProof/>
-                <w:webHidden/>
-              </w:rPr>
-              <w:fldChar w:fldCharType="begin"/>
-            </w:r>
-            <w:r>
-              <w:rPr>
-                <w:noProof/>
-                <w:webHidden/>
-              </w:rPr>
-              <w:instrText xml:space="preserve"> PAGEREF _Toc224838652 \h </w:instrText>
-            </w:r>
-            <w:r>
-              <w:rPr>
-                <w:noProof/>
-                <w:webHidden/>
-              </w:rPr>
-            </w:r>
-            <w:r>
-              <w:rPr>
-                <w:noProof/>
-                <w:webHidden/>
-              </w:rPr>
-              <w:fldChar w:fldCharType="separate"/>
-            </w:r>
-            <w:r>
-              <w:rPr>
-                <w:noProof/>
-                <w:webHidden/>
-              </w:rPr>
-              <w:t>11</w:t>
-            </w:r>
-            <w:r>
-              <w:rPr>
-                <w:noProof/>
-                <w:webHidden/>
-              </w:rPr>
-              <w:fldChar w:fldCharType="end"/>
-            </w:r>
-          </w:hyperlink>
-        </w:p>
-        <w:p>
-          <w:pPr>
-            <w:pStyle w:val="TDC2"/>
-            <w:tabs>
-              <w:tab w:val="left" w:pos="1760"/>
-              <w:tab w:val="right" w:leader="dot" w:pos="9962"/>
-            </w:tabs>
-            <w:rPr>
-              <w:rFonts w:eastAsiaTheme="minorEastAsia"/>
-              <w:noProof/>
-              <w:kern w:val="0"/>
-              <w:sz w:val="22"/>
-              <w:lang w:eastAsia="es-CO"/>
-              <w14:ligatures w14:val="none"/>
-            </w:rPr>
-          </w:pPr>
-          <w:hyperlink w:anchor="_Toc224838653" w:history="1">
-            <w:r>
-              <w:rPr>
-                <w:rStyle w:val="Hipervnculo"/>
-                <w:noProof/>
-                <w14:scene3d>
-                  <w14:camera w14:prst="orthographicFront"/>
-                  <w14:lightRig w14:rig="threePt" w14:dir="t">
-                    <w14:rot w14:lat="0" w14:lon="0" w14:rev="0"/>
-                  </w14:lightRig>
-                </w14:scene3d>
-              </w:rPr>
-              <w:t>3.1.</w:t>
-            </w:r>
-            <w:r>
-              <w:rPr>
-                <w:rFonts w:eastAsiaTheme="minorEastAsia"/>
-                <w:noProof/>
-                <w:kern w:val="0"/>
-                <w:sz w:val="22"/>
-                <w:lang w:eastAsia="es-CO"/>
-                <w14:ligatures w14:val="none"/>
-              </w:rPr>
-              <w:tab/>
-            </w:r>
-            <w:r>
-              <w:rPr>
-                <w:rStyle w:val="Hipervnculo"/>
-                <w:noProof/>
-              </w:rPr>
-              <w:t>Estructura del PUC</w:t>
-            </w:r>
-            <w:r>
-              <w:rPr>
-                <w:noProof/>
-                <w:webHidden/>
-              </w:rPr>
-              <w:tab/>
-            </w:r>
-            <w:r>
-              <w:rPr>
-                <w:noProof/>
-                <w:webHidden/>
-              </w:rPr>
-              <w:fldChar w:fldCharType="begin"/>
-            </w:r>
-            <w:r>
-              <w:rPr>
-                <w:noProof/>
-                <w:webHidden/>
-              </w:rPr>
-              <w:instrText xml:space="preserve"> PAGEREF _Toc224838653 \h </w:instrText>
-            </w:r>
-            <w:r>
-              <w:rPr>
-                <w:noProof/>
-                <w:webHidden/>
-              </w:rPr>
-            </w:r>
-            <w:r>
-              <w:rPr>
-                <w:noProof/>
-                <w:webHidden/>
-              </w:rPr>
-              <w:fldChar w:fldCharType="separate"/>
-            </w:r>
-            <w:r>
-              <w:rPr>
-                <w:noProof/>
-                <w:webHidden/>
-              </w:rPr>
-              <w:t>11</w:t>
-            </w:r>
-            <w:r>
-              <w:rPr>
-                <w:noProof/>
-                <w:webHidden/>
-              </w:rPr>
-              <w:fldChar w:fldCharType="end"/>
-            </w:r>
-          </w:hyperlink>
-        </w:p>
-        <w:p>
-          <w:pPr>
-            <w:pStyle w:val="TDC2"/>
-            <w:tabs>
-              <w:tab w:val="left" w:pos="1760"/>
-              <w:tab w:val="right" w:leader="dot" w:pos="9962"/>
-            </w:tabs>
-            <w:rPr>
-              <w:rFonts w:eastAsiaTheme="minorEastAsia"/>
-              <w:noProof/>
-              <w:kern w:val="0"/>
-              <w:sz w:val="22"/>
-              <w:lang w:eastAsia="es-CO"/>
-              <w14:ligatures w14:val="none"/>
-            </w:rPr>
-          </w:pPr>
-          <w:hyperlink w:anchor="_Toc224838654" w:history="1">
-            <w:r>
-              <w:rPr>
-                <w:rStyle w:val="Hipervnculo"/>
-                <w:noProof/>
-                <w14:scene3d>
-                  <w14:camera w14:prst="orthographicFront"/>
-                  <w14:lightRig w14:rig="threePt" w14:dir="t">
-                    <w14:rot w14:lat="0" w14:lon="0" w14:rev="0"/>
-                  </w14:lightRig>
-                </w14:scene3d>
-              </w:rPr>
-              <w:t>3.2.</w:t>
-            </w:r>
-            <w:r>
-              <w:rPr>
-                <w:rFonts w:eastAsiaTheme="minorEastAsia"/>
-                <w:noProof/>
-                <w:kern w:val="0"/>
-                <w:sz w:val="22"/>
-                <w:lang w:eastAsia="es-CO"/>
-                <w14:ligatures w14:val="none"/>
-              </w:rPr>
-              <w:tab/>
-            </w:r>
-            <w:r>
-              <w:rPr>
-                <w:rStyle w:val="Hipervnculo"/>
-                <w:noProof/>
-              </w:rPr>
-              <w:t>Catálogo de cuentas</w:t>
-            </w:r>
-            <w:r>
-              <w:rPr>
-                <w:noProof/>
-                <w:webHidden/>
-              </w:rPr>
-              <w:tab/>
-            </w:r>
-            <w:r>
-              <w:rPr>
-                <w:noProof/>
-                <w:webHidden/>
-              </w:rPr>
-              <w:fldChar w:fldCharType="begin"/>
-            </w:r>
-            <w:r>
-              <w:rPr>
-                <w:noProof/>
-                <w:webHidden/>
-              </w:rPr>
-              <w:instrText xml:space="preserve"> PAGEREF _Toc224838654 \h </w:instrText>
-            </w:r>
-            <w:r>
-              <w:rPr>
-                <w:noProof/>
-                <w:webHidden/>
-              </w:rPr>
-            </w:r>
-            <w:r>
-              <w:rPr>
-                <w:noProof/>
-                <w:webHidden/>
-              </w:rPr>
-              <w:fldChar w:fldCharType="separate"/>
-            </w:r>
-            <w:r>
-              <w:rPr>
-                <w:noProof/>
-                <w:webHidden/>
-              </w:rPr>
-              <w:t>13</w:t>
-            </w:r>
-            <w:r>
-              <w:rPr>
-                <w:noProof/>
-                <w:webHidden/>
-              </w:rPr>
-              <w:fldChar w:fldCharType="end"/>
-            </w:r>
-          </w:hyperlink>
-        </w:p>
-        <w:p>
-          <w:pPr>
-            <w:pStyle w:val="TDC1"/>
-            <w:tabs>
-              <w:tab w:val="left" w:pos="1320"/>
-              <w:tab w:val="right" w:leader="dot" w:pos="9962"/>
-            </w:tabs>
-            <w:rPr>
-              <w:rFonts w:eastAsiaTheme="minorEastAsia"/>
-              <w:noProof/>
-              <w:kern w:val="0"/>
-              <w:sz w:val="22"/>
-              <w:lang w:eastAsia="es-CO"/>
-              <w14:ligatures w14:val="none"/>
-            </w:rPr>
-          </w:pPr>
-          <w:hyperlink w:anchor="_Toc224838655" w:history="1">
-            <w:r>
-              <w:rPr>
-                <w:rStyle w:val="Hipervnculo"/>
-                <w:noProof/>
-              </w:rPr>
-              <w:t>4.</w:t>
-            </w:r>
-            <w:r>
-              <w:rPr>
-                <w:rFonts w:eastAsiaTheme="minorEastAsia"/>
-                <w:noProof/>
-                <w:kern w:val="0"/>
-                <w:sz w:val="22"/>
-                <w:lang w:eastAsia="es-CO"/>
-                <w14:ligatures w14:val="none"/>
-              </w:rPr>
-              <w:tab/>
-            </w:r>
-            <w:r>
-              <w:rPr>
-                <w:rStyle w:val="Hipervnculo"/>
-                <w:noProof/>
-              </w:rPr>
-              <w:t>Esquema de la cuenta T</w:t>
-            </w:r>
-            <w:r>
-              <w:rPr>
-                <w:noProof/>
-                <w:webHidden/>
-              </w:rPr>
-              <w:tab/>
-            </w:r>
-            <w:r>
-              <w:rPr>
-                <w:noProof/>
-                <w:webHidden/>
-              </w:rPr>
-              <w:fldChar w:fldCharType="begin"/>
-            </w:r>
-            <w:r>
-              <w:rPr>
-                <w:noProof/>
-                <w:webHidden/>
-              </w:rPr>
-              <w:instrText xml:space="preserve"> PAGEREF _Toc224838655 \h </w:instrText>
-            </w:r>
-            <w:r>
-              <w:rPr>
-                <w:noProof/>
-                <w:webHidden/>
-              </w:rPr>
-            </w:r>
-            <w:r>
-              <w:rPr>
-                <w:noProof/>
-                <w:webHidden/>
-              </w:rPr>
-              <w:fldChar w:fldCharType="separate"/>
-            </w:r>
-            <w:r>
-              <w:rPr>
-                <w:noProof/>
-                <w:webHidden/>
-              </w:rPr>
-              <w:t>15</w:t>
-            </w:r>
-            <w:r>
-              <w:rPr>
-                <w:noProof/>
-                <w:webHidden/>
-              </w:rPr>
-              <w:fldChar w:fldCharType="end"/>
-            </w:r>
-          </w:hyperlink>
-        </w:p>
-        <w:p>
-          <w:pPr>
-            <w:pStyle w:val="TDC2"/>
-            <w:tabs>
-              <w:tab w:val="left" w:pos="1760"/>
-              <w:tab w:val="right" w:leader="dot" w:pos="9962"/>
-            </w:tabs>
-            <w:rPr>
-              <w:rFonts w:eastAsiaTheme="minorEastAsia"/>
-              <w:noProof/>
-              <w:kern w:val="0"/>
-              <w:sz w:val="22"/>
-              <w:lang w:eastAsia="es-CO"/>
-              <w14:ligatures w14:val="none"/>
-            </w:rPr>
-          </w:pPr>
-          <w:hyperlink w:anchor="_Toc224838656" w:history="1">
-            <w:r>
-              <w:rPr>
-                <w:rStyle w:val="Hipervnculo"/>
-                <w:noProof/>
-                <w14:scene3d>
-                  <w14:camera w14:prst="orthographicFront"/>
-                  <w14:lightRig w14:rig="threePt" w14:dir="t">
-                    <w14:rot w14:lat="0" w14:lon="0" w14:rev="0"/>
-                  </w14:lightRig>
-                </w14:scene3d>
-              </w:rPr>
-              <w:t>4.1.</w:t>
-            </w:r>
-            <w:r>
-              <w:rPr>
-                <w:rFonts w:eastAsiaTheme="minorEastAsia"/>
-                <w:noProof/>
-                <w:kern w:val="0"/>
-                <w:sz w:val="22"/>
-                <w:lang w:eastAsia="es-CO"/>
-                <w14:ligatures w14:val="none"/>
-              </w:rPr>
-              <w:tab/>
-            </w:r>
-            <w:r>
-              <w:rPr>
-                <w:rStyle w:val="Hipervnculo"/>
-                <w:noProof/>
-              </w:rPr>
-              <w:t>Registro en la Cuenta T</w:t>
-            </w:r>
-            <w:r>
-              <w:rPr>
-                <w:noProof/>
-                <w:webHidden/>
-              </w:rPr>
-              <w:tab/>
-            </w:r>
-            <w:r>
-              <w:rPr>
-                <w:noProof/>
-                <w:webHidden/>
-              </w:rPr>
-              <w:fldChar w:fldCharType="begin"/>
-            </w:r>
-            <w:r>
-              <w:rPr>
-                <w:noProof/>
-                <w:webHidden/>
-              </w:rPr>
-              <w:instrText xml:space="preserve"> PAGEREF _Toc224838656 \h </w:instrText>
-            </w:r>
-            <w:r>
-              <w:rPr>
-                <w:noProof/>
-                <w:webHidden/>
-              </w:rPr>
-            </w:r>
-            <w:r>
-              <w:rPr>
-                <w:noProof/>
-                <w:webHidden/>
-              </w:rPr>
-              <w:fldChar w:fldCharType="separate"/>
-            </w:r>
-            <w:r>
-              <w:rPr>
-                <w:noProof/>
-                <w:webHidden/>
-              </w:rPr>
-              <w:t>16</w:t>
-            </w:r>
-            <w:r>
-              <w:rPr>
-                <w:noProof/>
-                <w:webHidden/>
-              </w:rPr>
-              <w:fldChar w:fldCharType="end"/>
-            </w:r>
-          </w:hyperlink>
-        </w:p>
-        <w:p>
-          <w:pPr>
-            <w:pStyle w:val="TDC2"/>
-            <w:tabs>
-              <w:tab w:val="left" w:pos="1760"/>
-              <w:tab w:val="right" w:leader="dot" w:pos="9962"/>
-            </w:tabs>
-            <w:rPr>
-              <w:rFonts w:eastAsiaTheme="minorEastAsia"/>
-              <w:noProof/>
-              <w:kern w:val="0"/>
-              <w:sz w:val="22"/>
-              <w:lang w:eastAsia="es-CO"/>
-              <w14:ligatures w14:val="none"/>
-            </w:rPr>
-          </w:pPr>
-          <w:hyperlink w:anchor="_Toc224838657" w:history="1">
-            <w:r>
-              <w:rPr>
-                <w:rStyle w:val="Hipervnculo"/>
-                <w:noProof/>
-                <w14:scene3d>
-                  <w14:camera w14:prst="orthographicFront"/>
-                  <w14:lightRig w14:rig="threePt" w14:dir="t">
-                    <w14:rot w14:lat="0" w14:lon="0" w14:rev="0"/>
-                  </w14:lightRig>
-                </w14:scene3d>
-              </w:rPr>
-              <w:t>4.2.</w:t>
-            </w:r>
-            <w:r>
-              <w:rPr>
-                <w:rFonts w:eastAsiaTheme="minorEastAsia"/>
-                <w:noProof/>
-                <w:kern w:val="0"/>
-                <w:sz w:val="22"/>
-                <w:lang w:eastAsia="es-CO"/>
-                <w14:ligatures w14:val="none"/>
-              </w:rPr>
-              <w:tab/>
-            </w:r>
-            <w:r>
-              <w:rPr>
-                <w:rStyle w:val="Hipervnculo"/>
-                <w:noProof/>
-              </w:rPr>
-              <w:t>Saldos en la cuenta T (débito y crédito)</w:t>
-            </w:r>
-            <w:r>
-              <w:rPr>
-                <w:noProof/>
-                <w:webHidden/>
-              </w:rPr>
-              <w:tab/>
-            </w:r>
-            <w:r>
-              <w:rPr>
-                <w:noProof/>
-                <w:webHidden/>
-              </w:rPr>
-              <w:fldChar w:fldCharType="begin"/>
-            </w:r>
-            <w:r>
-              <w:rPr>
-                <w:noProof/>
-                <w:webHidden/>
-              </w:rPr>
-              <w:instrText xml:space="preserve"> PAGEREF _Toc224838657 \h </w:instrText>
-            </w:r>
-            <w:r>
-              <w:rPr>
-                <w:noProof/>
-                <w:webHidden/>
-              </w:rPr>
-            </w:r>
-            <w:r>
-              <w:rPr>
-                <w:noProof/>
-                <w:webHidden/>
-              </w:rPr>
-              <w:fldChar w:fldCharType="separate"/>
-            </w:r>
-            <w:r>
-              <w:rPr>
-                <w:noProof/>
-                <w:webHidden/>
-              </w:rPr>
-              <w:t>20</w:t>
-            </w:r>
-            <w:r>
-              <w:rPr>
-                <w:noProof/>
-                <w:webHidden/>
-              </w:rPr>
-              <w:fldChar w:fldCharType="end"/>
-            </w:r>
-          </w:hyperlink>
-        </w:p>
-        <w:p>
-          <w:pPr>
-            <w:pStyle w:val="TDC1"/>
-            <w:tabs>
-              <w:tab w:val="left" w:pos="1320"/>
-              <w:tab w:val="right" w:leader="dot" w:pos="9962"/>
-            </w:tabs>
-            <w:rPr>
-              <w:rFonts w:eastAsiaTheme="minorEastAsia"/>
-              <w:noProof/>
-              <w:kern w:val="0"/>
-              <w:sz w:val="22"/>
-              <w:lang w:eastAsia="es-CO"/>
-              <w14:ligatures w14:val="none"/>
-            </w:rPr>
-          </w:pPr>
-          <w:hyperlink w:anchor="_Toc224838658" w:history="1">
-            <w:r>
-              <w:rPr>
-                <w:rStyle w:val="Hipervnculo"/>
-                <w:noProof/>
-              </w:rPr>
-              <w:t>5.</w:t>
-            </w:r>
-            <w:r>
-              <w:rPr>
-                <w:rFonts w:eastAsiaTheme="minorEastAsia"/>
-                <w:noProof/>
-                <w:kern w:val="0"/>
-                <w:sz w:val="22"/>
-                <w:lang w:eastAsia="es-CO"/>
-                <w14:ligatures w14:val="none"/>
-              </w:rPr>
-              <w:tab/>
-            </w:r>
-            <w:r>
-              <w:rPr>
-                <w:rStyle w:val="Hipervnculo"/>
-                <w:noProof/>
-              </w:rPr>
-              <w:t>Clasificación de las cuentas</w:t>
-            </w:r>
-            <w:r>
-              <w:rPr>
-                <w:noProof/>
-                <w:webHidden/>
-              </w:rPr>
-              <w:tab/>
-            </w:r>
-            <w:r>
-              <w:rPr>
-                <w:noProof/>
-                <w:webHidden/>
-              </w:rPr>
-              <w:fldChar w:fldCharType="begin"/>
-            </w:r>
-            <w:r>
-              <w:rPr>
-                <w:noProof/>
-                <w:webHidden/>
-              </w:rPr>
-              <w:instrText xml:space="preserve"> PAGEREF _Toc224838658 \h </w:instrText>
-            </w:r>
-            <w:r>
-              <w:rPr>
-                <w:noProof/>
-                <w:webHidden/>
-              </w:rPr>
-            </w:r>
-            <w:r>
-              <w:rPr>
-                <w:noProof/>
-                <w:webHidden/>
-              </w:rPr>
-              <w:fldChar w:fldCharType="separate"/>
-            </w:r>
-            <w:r>
-              <w:rPr>
-                <w:noProof/>
-                <w:webHidden/>
-              </w:rPr>
-              <w:t>21</w:t>
-            </w:r>
-            <w:r>
-              <w:rPr>
-                <w:noProof/>
-                <w:webHidden/>
-              </w:rPr>
-              <w:fldChar w:fldCharType="end"/>
-            </w:r>
-          </w:hyperlink>
-        </w:p>
-        <w:p>
-          <w:pPr>
-            <w:pStyle w:val="TDC1"/>
-            <w:tabs>
-              <w:tab w:val="left" w:pos="1320"/>
-              <w:tab w:val="right" w:leader="dot" w:pos="9962"/>
-            </w:tabs>
-            <w:rPr>
-              <w:rFonts w:eastAsiaTheme="minorEastAsia"/>
-              <w:noProof/>
-              <w:kern w:val="0"/>
-              <w:sz w:val="22"/>
-              <w:lang w:eastAsia="es-CO"/>
-              <w14:ligatures w14:val="none"/>
-            </w:rPr>
-          </w:pPr>
-          <w:hyperlink w:anchor="_Toc224838659" w:history="1">
-            <w:r>
-              <w:rPr>
-                <w:rStyle w:val="Hipervnculo"/>
-                <w:noProof/>
-              </w:rPr>
-              <w:t>6.</w:t>
-            </w:r>
-            <w:r>
-              <w:rPr>
-                <w:rFonts w:eastAsiaTheme="minorEastAsia"/>
-                <w:noProof/>
-                <w:kern w:val="0"/>
-                <w:sz w:val="22"/>
-                <w:lang w:eastAsia="es-CO"/>
-                <w14:ligatures w14:val="none"/>
-              </w:rPr>
-              <w:tab/>
-            </w:r>
-            <w:r>
-              <w:rPr>
-                <w:rStyle w:val="Hipervnculo"/>
-                <w:noProof/>
-              </w:rPr>
-              <w:t>Cuentas reales o de balance</w:t>
-            </w:r>
-            <w:r>
-              <w:rPr>
-                <w:noProof/>
-                <w:webHidden/>
-              </w:rPr>
-              <w:tab/>
-            </w:r>
-            <w:r>
-              <w:rPr>
-                <w:noProof/>
-                <w:webHidden/>
-              </w:rPr>
-              <w:fldChar w:fldCharType="begin"/>
-            </w:r>
-            <w:r>
-              <w:rPr>
-                <w:noProof/>
-                <w:webHidden/>
-              </w:rPr>
-              <w:instrText xml:space="preserve"> PAGEREF _Toc224838659 \h </w:instrText>
-            </w:r>
-            <w:r>
-              <w:rPr>
-                <w:noProof/>
-                <w:webHidden/>
-              </w:rPr>
-            </w:r>
-            <w:r>
-              <w:rPr>
-                <w:noProof/>
-                <w:webHidden/>
-              </w:rPr>
-              <w:fldChar w:fldCharType="separate"/>
-            </w:r>
-            <w:r>
-              <w:rPr>
-                <w:noProof/>
-                <w:webHidden/>
-              </w:rPr>
-              <w:t>22</w:t>
-            </w:r>
-            <w:r>
-              <w:rPr>
-                <w:noProof/>
-                <w:webHidden/>
-              </w:rPr>
-              <w:fldChar w:fldCharType="end"/>
-            </w:r>
-          </w:hyperlink>
-        </w:p>
-        <w:p>
-          <w:pPr>
-            <w:pStyle w:val="TDC2"/>
-            <w:tabs>
-              <w:tab w:val="left" w:pos="1760"/>
-              <w:tab w:val="right" w:leader="dot" w:pos="9962"/>
-            </w:tabs>
-            <w:rPr>
-              <w:rFonts w:eastAsiaTheme="minorEastAsia"/>
-              <w:noProof/>
-              <w:kern w:val="0"/>
-              <w:sz w:val="22"/>
-              <w:lang w:eastAsia="es-CO"/>
-              <w14:ligatures w14:val="none"/>
-            </w:rPr>
-          </w:pPr>
-          <w:hyperlink w:anchor="_Toc224838660" w:history="1">
-            <w:r>
-              <w:rPr>
-                <w:rStyle w:val="Hipervnculo"/>
-                <w:noProof/>
-                <w14:scene3d>
-                  <w14:camera w14:prst="orthographicFront"/>
-                  <w14:lightRig w14:rig="threePt" w14:dir="t">
-                    <w14:rot w14:lat="0" w14:lon="0" w14:rev="0"/>
-                  </w14:lightRig>
-                </w14:scene3d>
-              </w:rPr>
-              <w:t>6.1.</w:t>
-            </w:r>
-            <w:r>
-              <w:rPr>
-                <w:rFonts w:eastAsiaTheme="minorEastAsia"/>
-                <w:noProof/>
-                <w:kern w:val="0"/>
-                <w:sz w:val="22"/>
-                <w:lang w:eastAsia="es-CO"/>
-                <w14:ligatures w14:val="none"/>
-              </w:rPr>
-              <w:tab/>
-            </w:r>
-            <w:r>
-              <w:rPr>
-                <w:rStyle w:val="Hipervnculo"/>
-                <w:noProof/>
-              </w:rPr>
-              <w:t>Concepto</w:t>
-            </w:r>
-            <w:r>
-              <w:rPr>
-                <w:noProof/>
-                <w:webHidden/>
-              </w:rPr>
-              <w:tab/>
-            </w:r>
-            <w:r>
-              <w:rPr>
-                <w:noProof/>
-                <w:webHidden/>
-              </w:rPr>
-              <w:fldChar w:fldCharType="begin"/>
-            </w:r>
-            <w:r>
-              <w:rPr>
-                <w:noProof/>
-                <w:webHidden/>
-              </w:rPr>
-              <w:instrText xml:space="preserve"> PAGEREF _Toc224838660 \h </w:instrText>
-            </w:r>
-            <w:r>
-              <w:rPr>
-                <w:noProof/>
-                <w:webHidden/>
-              </w:rPr>
-            </w:r>
-            <w:r>
-              <w:rPr>
-                <w:noProof/>
-                <w:webHidden/>
-              </w:rPr>
-              <w:fldChar w:fldCharType="separate"/>
-            </w:r>
-            <w:r>
-              <w:rPr>
-                <w:noProof/>
-                <w:webHidden/>
-              </w:rPr>
-              <w:t>22</w:t>
-            </w:r>
-            <w:r>
-              <w:rPr>
-                <w:noProof/>
-                <w:webHidden/>
-              </w:rPr>
-              <w:fldChar w:fldCharType="end"/>
-            </w:r>
-          </w:hyperlink>
-        </w:p>
-        <w:p>
-          <w:pPr>
-            <w:pStyle w:val="TDC2"/>
-            <w:tabs>
-              <w:tab w:val="left" w:pos="1760"/>
-              <w:tab w:val="right" w:leader="dot" w:pos="9962"/>
-            </w:tabs>
-            <w:rPr>
-              <w:rFonts w:eastAsiaTheme="minorEastAsia"/>
-              <w:noProof/>
-              <w:kern w:val="0"/>
-              <w:sz w:val="22"/>
-              <w:lang w:eastAsia="es-CO"/>
-              <w14:ligatures w14:val="none"/>
-            </w:rPr>
-          </w:pPr>
-          <w:hyperlink w:anchor="_Toc224838661" w:history="1">
-            <w:r>
-              <w:rPr>
-                <w:rStyle w:val="Hipervnculo"/>
-                <w:noProof/>
-                <w14:scene3d>
-                  <w14:camera w14:prst="orthographicFront"/>
-                  <w14:lightRig w14:rig="threePt" w14:dir="t">
-                    <w14:rot w14:lat="0" w14:lon="0" w14:rev="0"/>
-                  </w14:lightRig>
-                </w14:scene3d>
-              </w:rPr>
-              <w:t>6.2.</w:t>
-            </w:r>
-            <w:r>
-              <w:rPr>
-                <w:rFonts w:eastAsiaTheme="minorEastAsia"/>
-                <w:noProof/>
-                <w:kern w:val="0"/>
-                <w:sz w:val="22"/>
-                <w:lang w:eastAsia="es-CO"/>
-                <w14:ligatures w14:val="none"/>
-              </w:rPr>
-              <w:tab/>
-            </w:r>
-            <w:r>
-              <w:rPr>
-                <w:rStyle w:val="Hipervnculo"/>
-                <w:noProof/>
-              </w:rPr>
-              <w:t>Características</w:t>
-            </w:r>
-            <w:r>
-              <w:rPr>
-                <w:noProof/>
-                <w:webHidden/>
-              </w:rPr>
-              <w:tab/>
-            </w:r>
-            <w:r>
-              <w:rPr>
-                <w:noProof/>
-                <w:webHidden/>
-              </w:rPr>
-              <w:fldChar w:fldCharType="begin"/>
-            </w:r>
-            <w:r>
-              <w:rPr>
-                <w:noProof/>
-                <w:webHidden/>
-              </w:rPr>
-              <w:instrText xml:space="preserve"> PAGEREF _Toc224838661 \h </w:instrText>
-            </w:r>
-            <w:r>
-              <w:rPr>
-                <w:noProof/>
-                <w:webHidden/>
-              </w:rPr>
-            </w:r>
-            <w:r>
-              <w:rPr>
-                <w:noProof/>
-                <w:webHidden/>
-              </w:rPr>
-              <w:fldChar w:fldCharType="separate"/>
-            </w:r>
-            <w:r>
-              <w:rPr>
-                <w:noProof/>
-                <w:webHidden/>
-              </w:rPr>
-              <w:t>26</w:t>
-            </w:r>
-            <w:r>
-              <w:rPr>
-                <w:noProof/>
-                <w:webHidden/>
-              </w:rPr>
-              <w:fldChar w:fldCharType="end"/>
-            </w:r>
-          </w:hyperlink>
-        </w:p>
-        <w:p>
-          <w:pPr>
-            <w:pStyle w:val="TDC2"/>
-            <w:tabs>
-              <w:tab w:val="left" w:pos="1760"/>
-              <w:tab w:val="right" w:leader="dot" w:pos="9962"/>
-            </w:tabs>
-            <w:rPr>
-              <w:rFonts w:eastAsiaTheme="minorEastAsia"/>
-              <w:noProof/>
-              <w:kern w:val="0"/>
-              <w:sz w:val="22"/>
-              <w:lang w:eastAsia="es-CO"/>
-              <w14:ligatures w14:val="none"/>
-            </w:rPr>
-          </w:pPr>
-          <w:hyperlink w:anchor="_Toc224838662" w:history="1">
-            <w:r>
-              <w:rPr>
-                <w:rStyle w:val="Hipervnculo"/>
-                <w:noProof/>
-                <w14:scene3d>
-                  <w14:camera w14:prst="orthographicFront"/>
-                  <w14:lightRig w14:rig="threePt" w14:dir="t">
-                    <w14:rot w14:lat="0" w14:lon="0" w14:rev="0"/>
-                  </w14:lightRig>
-                </w14:scene3d>
-              </w:rPr>
-              <w:t>6.3.</w:t>
-            </w:r>
-            <w:r>
-              <w:rPr>
-                <w:rFonts w:eastAsiaTheme="minorEastAsia"/>
-                <w:noProof/>
-                <w:kern w:val="0"/>
-                <w:sz w:val="22"/>
-                <w:lang w:eastAsia="es-CO"/>
-                <w14:ligatures w14:val="none"/>
-              </w:rPr>
-              <w:tab/>
-            </w:r>
-            <w:r>
-              <w:rPr>
-                <w:rStyle w:val="Hipervnculo"/>
-                <w:noProof/>
-              </w:rPr>
-              <w:t>Movimientos</w:t>
-            </w:r>
-            <w:r>
-              <w:rPr>
-                <w:noProof/>
-                <w:webHidden/>
-              </w:rPr>
-              <w:tab/>
-            </w:r>
-            <w:r>
-              <w:rPr>
-                <w:noProof/>
-                <w:webHidden/>
-              </w:rPr>
-              <w:fldChar w:fldCharType="begin"/>
-            </w:r>
-            <w:r>
-              <w:rPr>
-                <w:noProof/>
-                <w:webHidden/>
-              </w:rPr>
-              <w:instrText xml:space="preserve"> PAGEREF _Toc224838662 \h </w:instrText>
-            </w:r>
-            <w:r>
-              <w:rPr>
-                <w:noProof/>
-                <w:webHidden/>
-              </w:rPr>
-            </w:r>
-            <w:r>
-              <w:rPr>
-                <w:noProof/>
-                <w:webHidden/>
-              </w:rPr>
-              <w:fldChar w:fldCharType="separate"/>
-            </w:r>
-            <w:r>
-              <w:rPr>
-                <w:noProof/>
-                <w:webHidden/>
-              </w:rPr>
-              <w:t>27</w:t>
             </w:r>
             <w:r>
               <w:rPr>
@@ -2179,19 +652,18 @@
             <w:rPr>
               <w:rFonts w:eastAsiaTheme="minorEastAsia"/>
               <w:noProof/>
-              <w:kern w:val="0"/>
-              <w:sz w:val="22"/>
-              <w:lang w:eastAsia="es-CO"/>
-              <w14:ligatures w14:val="none"/>
+              <w:sz w:val="24"/>
+              <w:szCs w:val="24"/>
+              <w:lang w:val="es-ES" w:eastAsia="es-ES"/>
             </w:rPr>
           </w:pPr>
-          <w:hyperlink w:anchor="_Toc224838663" w:history="1">
+          <w:hyperlink w:anchor="_Toc225854036" w:history="1">
             <w:r>
               <w:rPr>
                 <w:rStyle w:val="Hipervnculo"/>
                 <w:noProof/>
               </w:rPr>
-              <w:t>Síntesis</w:t>
+              <w:t>1. Normativa en Colombia</w:t>
             </w:r>
             <w:r>
               <w:rPr>
@@ -2212,7 +684,7 @@
                 <w:noProof/>
                 <w:webHidden/>
               </w:rPr>
-              <w:instrText xml:space="preserve"> PAGEREF _Toc224838663 \h </w:instrText>
+              <w:instrText xml:space="preserve"> PAGEREF _Toc225854036 \h </w:instrText>
             </w:r>
             <w:r>
               <w:rPr>
@@ -2232,7 +704,223 @@
                 <w:noProof/>
                 <w:webHidden/>
               </w:rPr>
-              <w:t>31</w:t>
+              <w:t>5</w:t>
+            </w:r>
+            <w:r>
+              <w:rPr>
+                <w:noProof/>
+                <w:webHidden/>
+              </w:rPr>
+              <w:fldChar w:fldCharType="end"/>
+            </w:r>
+          </w:hyperlink>
+        </w:p>
+        <w:p>
+          <w:pPr>
+            <w:pStyle w:val="TDC2"/>
+            <w:tabs>
+              <w:tab w:val="right" w:leader="dot" w:pos="9962"/>
+            </w:tabs>
+            <w:rPr>
+              <w:rFonts w:eastAsiaTheme="minorEastAsia"/>
+              <w:noProof/>
+              <w:sz w:val="24"/>
+              <w:szCs w:val="24"/>
+              <w:lang w:val="es-ES" w:eastAsia="es-ES"/>
+            </w:rPr>
+          </w:pPr>
+          <w:hyperlink w:anchor="_Toc225854037" w:history="1">
+            <w:r>
+              <w:rPr>
+                <w:rStyle w:val="Hipervnculo"/>
+                <w:noProof/>
+              </w:rPr>
+              <w:t>1.1. Decreto 2649 de 1993</w:t>
+            </w:r>
+            <w:r>
+              <w:rPr>
+                <w:noProof/>
+                <w:webHidden/>
+              </w:rPr>
+              <w:tab/>
+            </w:r>
+            <w:r>
+              <w:rPr>
+                <w:noProof/>
+                <w:webHidden/>
+              </w:rPr>
+              <w:fldChar w:fldCharType="begin"/>
+            </w:r>
+            <w:r>
+              <w:rPr>
+                <w:noProof/>
+                <w:webHidden/>
+              </w:rPr>
+              <w:instrText xml:space="preserve"> PAGEREF _Toc225854037 \h </w:instrText>
+            </w:r>
+            <w:r>
+              <w:rPr>
+                <w:noProof/>
+                <w:webHidden/>
+              </w:rPr>
+            </w:r>
+            <w:r>
+              <w:rPr>
+                <w:noProof/>
+                <w:webHidden/>
+              </w:rPr>
+              <w:fldChar w:fldCharType="separate"/>
+            </w:r>
+            <w:r>
+              <w:rPr>
+                <w:noProof/>
+                <w:webHidden/>
+              </w:rPr>
+              <w:t>5</w:t>
+            </w:r>
+            <w:r>
+              <w:rPr>
+                <w:noProof/>
+                <w:webHidden/>
+              </w:rPr>
+              <w:fldChar w:fldCharType="end"/>
+            </w:r>
+          </w:hyperlink>
+        </w:p>
+        <w:p>
+          <w:pPr>
+            <w:pStyle w:val="TDC2"/>
+            <w:tabs>
+              <w:tab w:val="right" w:leader="dot" w:pos="9962"/>
+            </w:tabs>
+            <w:rPr>
+              <w:rFonts w:eastAsiaTheme="minorEastAsia"/>
+              <w:noProof/>
+              <w:sz w:val="24"/>
+              <w:szCs w:val="24"/>
+              <w:lang w:val="es-ES" w:eastAsia="es-ES"/>
+            </w:rPr>
+          </w:pPr>
+          <w:hyperlink w:anchor="_Toc225854038" w:history="1">
+            <w:r>
+              <w:rPr>
+                <w:rStyle w:val="Hipervnculo"/>
+                <w:noProof/>
+              </w:rPr>
+              <w:t>1.2. Decreto 2650 de 1993</w:t>
+            </w:r>
+            <w:r>
+              <w:rPr>
+                <w:noProof/>
+                <w:webHidden/>
+              </w:rPr>
+              <w:tab/>
+            </w:r>
+            <w:r>
+              <w:rPr>
+                <w:noProof/>
+                <w:webHidden/>
+              </w:rPr>
+              <w:fldChar w:fldCharType="begin"/>
+            </w:r>
+            <w:r>
+              <w:rPr>
+                <w:noProof/>
+                <w:webHidden/>
+              </w:rPr>
+              <w:instrText xml:space="preserve"> PAGEREF _Toc225854038 \h </w:instrText>
+            </w:r>
+            <w:r>
+              <w:rPr>
+                <w:noProof/>
+                <w:webHidden/>
+              </w:rPr>
+            </w:r>
+            <w:r>
+              <w:rPr>
+                <w:noProof/>
+                <w:webHidden/>
+              </w:rPr>
+              <w:fldChar w:fldCharType="separate"/>
+            </w:r>
+            <w:r>
+              <w:rPr>
+                <w:noProof/>
+                <w:webHidden/>
+              </w:rPr>
+              <w:t>5</w:t>
+            </w:r>
+            <w:r>
+              <w:rPr>
+                <w:noProof/>
+                <w:webHidden/>
+              </w:rPr>
+              <w:fldChar w:fldCharType="end"/>
+            </w:r>
+          </w:hyperlink>
+        </w:p>
+        <w:p>
+          <w:pPr>
+            <w:pStyle w:val="TDC2"/>
+            <w:tabs>
+              <w:tab w:val="right" w:leader="dot" w:pos="9962"/>
+            </w:tabs>
+            <w:rPr>
+              <w:rFonts w:eastAsiaTheme="minorEastAsia"/>
+              <w:noProof/>
+              <w:sz w:val="24"/>
+              <w:szCs w:val="24"/>
+              <w:lang w:val="es-ES" w:eastAsia="es-ES"/>
+            </w:rPr>
+          </w:pPr>
+          <w:hyperlink w:anchor="_Toc225854039" w:history="1">
+            <w:r>
+              <w:rPr>
+                <w:rStyle w:val="Hipervnculo"/>
+                <w:noProof/>
+              </w:rPr>
+              <w:t>1.3. Ley 43 de 1990</w:t>
+            </w:r>
+            <w:r>
+              <w:rPr>
+                <w:noProof/>
+                <w:webHidden/>
+              </w:rPr>
+              <w:tab/>
+            </w:r>
+            <w:r>
+              <w:rPr>
+                <w:noProof/>
+                <w:webHidden/>
+              </w:rPr>
+              <w:fldChar w:fldCharType="begin"/>
+            </w:r>
+            <w:r>
+              <w:rPr>
+                <w:noProof/>
+                <w:webHidden/>
+              </w:rPr>
+              <w:instrText xml:space="preserve"> PAGEREF _Toc225854039 \h </w:instrText>
+            </w:r>
+            <w:r>
+              <w:rPr>
+                <w:noProof/>
+                <w:webHidden/>
+              </w:rPr>
+            </w:r>
+            <w:r>
+              <w:rPr>
+                <w:noProof/>
+                <w:webHidden/>
+              </w:rPr>
+              <w:fldChar w:fldCharType="separate"/>
+            </w:r>
+            <w:r>
+              <w:rPr>
+                <w:noProof/>
+                <w:webHidden/>
+              </w:rPr>
+              <w:t>6</w:t>
             </w:r>
             <w:r>
               <w:rPr>
@@ -2252,19 +940,18 @@
             <w:rPr>
               <w:rFonts w:eastAsiaTheme="minorEastAsia"/>
               <w:noProof/>
-              <w:kern w:val="0"/>
-              <w:sz w:val="22"/>
-              <w:lang w:eastAsia="es-CO"/>
-              <w14:ligatures w14:val="none"/>
+              <w:sz w:val="24"/>
+              <w:szCs w:val="24"/>
+              <w:lang w:val="es-ES" w:eastAsia="es-ES"/>
             </w:rPr>
           </w:pPr>
-          <w:hyperlink w:anchor="_Toc224838664" w:history="1">
+          <w:hyperlink w:anchor="_Toc225854040" w:history="1">
             <w:r>
               <w:rPr>
                 <w:rStyle w:val="Hipervnculo"/>
                 <w:noProof/>
               </w:rPr>
-              <w:t>Glosario</w:t>
+              <w:t>2. Principios contables</w:t>
             </w:r>
             <w:r>
               <w:rPr>
@@ -2285,7 +972,7 @@
                 <w:noProof/>
                 <w:webHidden/>
               </w:rPr>
-              <w:instrText xml:space="preserve"> PAGEREF _Toc224838664 \h </w:instrText>
+              <w:instrText xml:space="preserve"> PAGEREF _Toc225854040 \h </w:instrText>
             </w:r>
             <w:r>
               <w:rPr>
@@ -2305,7 +992,7 @@
                 <w:noProof/>
                 <w:webHidden/>
               </w:rPr>
-              <w:t>32</w:t>
+              <w:t>7</w:t>
             </w:r>
             <w:r>
               <w:rPr>
@@ -2325,19 +1012,18 @@
             <w:rPr>
               <w:rFonts w:eastAsiaTheme="minorEastAsia"/>
               <w:noProof/>
-              <w:kern w:val="0"/>
-              <w:sz w:val="22"/>
-              <w:lang w:eastAsia="es-CO"/>
-              <w14:ligatures w14:val="none"/>
+              <w:sz w:val="24"/>
+              <w:szCs w:val="24"/>
+              <w:lang w:val="es-ES" w:eastAsia="es-ES"/>
             </w:rPr>
           </w:pPr>
-          <w:hyperlink w:anchor="_Toc224838665" w:history="1">
+          <w:hyperlink w:anchor="_Toc225854041" w:history="1">
             <w:r>
               <w:rPr>
                 <w:rStyle w:val="Hipervnculo"/>
                 <w:noProof/>
               </w:rPr>
-              <w:t>Referencias bibliográficas</w:t>
+              <w:t>3. Plan único de cuentas</w:t>
             </w:r>
             <w:r>
               <w:rPr>
@@ -2358,7 +1044,7 @@
                 <w:noProof/>
                 <w:webHidden/>
               </w:rPr>
-              <w:instrText xml:space="preserve"> PAGEREF _Toc224838665 \h </w:instrText>
+              <w:instrText xml:space="preserve"> PAGEREF _Toc225854041 \h </w:instrText>
             </w:r>
             <w:r>
               <w:rPr>
@@ -2378,7 +1064,151 @@
                 <w:noProof/>
                 <w:webHidden/>
               </w:rPr>
-              <w:t>35</w:t>
+              <w:t>10</w:t>
+            </w:r>
+            <w:r>
+              <w:rPr>
+                <w:noProof/>
+                <w:webHidden/>
+              </w:rPr>
+              <w:fldChar w:fldCharType="end"/>
+            </w:r>
+          </w:hyperlink>
+        </w:p>
+        <w:p>
+          <w:pPr>
+            <w:pStyle w:val="TDC2"/>
+            <w:tabs>
+              <w:tab w:val="right" w:leader="dot" w:pos="9962"/>
+            </w:tabs>
+            <w:rPr>
+              <w:rFonts w:eastAsiaTheme="minorEastAsia"/>
+              <w:noProof/>
+              <w:sz w:val="24"/>
+              <w:szCs w:val="24"/>
+              <w:lang w:val="es-ES" w:eastAsia="es-ES"/>
+            </w:rPr>
+          </w:pPr>
+          <w:hyperlink w:anchor="_Toc225854042" w:history="1">
+            <w:r>
+              <w:rPr>
+                <w:rStyle w:val="Hipervnculo"/>
+                <w:noProof/>
+              </w:rPr>
+              <w:t>3.1. Estructura del PUC</w:t>
+            </w:r>
+            <w:r>
+              <w:rPr>
+                <w:noProof/>
+                <w:webHidden/>
+              </w:rPr>
+              <w:tab/>
+            </w:r>
+            <w:r>
+              <w:rPr>
+                <w:noProof/>
+                <w:webHidden/>
+              </w:rPr>
+              <w:fldChar w:fldCharType="begin"/>
+            </w:r>
+            <w:r>
+              <w:rPr>
+                <w:noProof/>
+                <w:webHidden/>
+              </w:rPr>
+              <w:instrText xml:space="preserve"> PAGEREF _Toc225854042 \h </w:instrText>
+            </w:r>
+            <w:r>
+              <w:rPr>
+                <w:noProof/>
+                <w:webHidden/>
+              </w:rPr>
+            </w:r>
+            <w:r>
+              <w:rPr>
+                <w:noProof/>
+                <w:webHidden/>
+              </w:rPr>
+              <w:fldChar w:fldCharType="separate"/>
+            </w:r>
+            <w:r>
+              <w:rPr>
+                <w:noProof/>
+                <w:webHidden/>
+              </w:rPr>
+              <w:t>10</w:t>
+            </w:r>
+            <w:r>
+              <w:rPr>
+                <w:noProof/>
+                <w:webHidden/>
+              </w:rPr>
+              <w:fldChar w:fldCharType="end"/>
+            </w:r>
+          </w:hyperlink>
+        </w:p>
+        <w:p>
+          <w:pPr>
+            <w:pStyle w:val="TDC2"/>
+            <w:tabs>
+              <w:tab w:val="right" w:leader="dot" w:pos="9962"/>
+            </w:tabs>
+            <w:rPr>
+              <w:rFonts w:eastAsiaTheme="minorEastAsia"/>
+              <w:noProof/>
+              <w:sz w:val="24"/>
+              <w:szCs w:val="24"/>
+              <w:lang w:val="es-ES" w:eastAsia="es-ES"/>
+            </w:rPr>
+          </w:pPr>
+          <w:hyperlink w:anchor="_Toc225854043" w:history="1">
+            <w:r>
+              <w:rPr>
+                <w:rStyle w:val="Hipervnculo"/>
+                <w:noProof/>
+              </w:rPr>
+              <w:t>3.2. Catálogo de cuentas</w:t>
+            </w:r>
+            <w:r>
+              <w:rPr>
+                <w:noProof/>
+                <w:webHidden/>
+              </w:rPr>
+              <w:tab/>
+            </w:r>
+            <w:r>
+              <w:rPr>
+                <w:noProof/>
+                <w:webHidden/>
+              </w:rPr>
+              <w:fldChar w:fldCharType="begin"/>
+            </w:r>
+            <w:r>
+              <w:rPr>
+                <w:noProof/>
+                <w:webHidden/>
+              </w:rPr>
+              <w:instrText xml:space="preserve"> PAGEREF _Toc225854043 \h </w:instrText>
+            </w:r>
+            <w:r>
+              <w:rPr>
+                <w:noProof/>
+                <w:webHidden/>
+              </w:rPr>
+            </w:r>
+            <w:r>
+              <w:rPr>
+                <w:noProof/>
+                <w:webHidden/>
+              </w:rPr>
+              <w:fldChar w:fldCharType="separate"/>
+            </w:r>
+            <w:r>
+              <w:rPr>
+                <w:noProof/>
+                <w:webHidden/>
+              </w:rPr>
+              <w:t>12</w:t>
             </w:r>
             <w:r>
               <w:rPr>
@@ -2398,18 +1228,809 @@
             <w:rPr>
               <w:rFonts w:eastAsiaTheme="minorEastAsia"/>
               <w:noProof/>
-              <w:kern w:val="0"/>
-              <w:sz w:val="22"/>
-              <w:lang w:eastAsia="es-CO"/>
-              <w14:ligatures w14:val="none"/>
+              <w:sz w:val="24"/>
+              <w:szCs w:val="24"/>
+              <w:lang w:val="es-ES" w:eastAsia="es-ES"/>
             </w:rPr>
           </w:pPr>
-          <w:hyperlink w:anchor="_Toc224838666" w:history="1">
+          <w:hyperlink w:anchor="_Toc225854044" w:history="1">
             <w:r>
               <w:rPr>
                 <w:rStyle w:val="Hipervnculo"/>
                 <w:noProof/>
               </w:rPr>
+              <w:t>4. Esquema de la cuenta T</w:t>
+            </w:r>
+            <w:r>
+              <w:rPr>
+                <w:noProof/>
+                <w:webHidden/>
+              </w:rPr>
+              <w:tab/>
+            </w:r>
+            <w:r>
+              <w:rPr>
+                <w:noProof/>
+                <w:webHidden/>
+              </w:rPr>
+              <w:fldChar w:fldCharType="begin"/>
+            </w:r>
+            <w:r>
+              <w:rPr>
+                <w:noProof/>
+                <w:webHidden/>
+              </w:rPr>
+              <w:instrText xml:space="preserve"> PAGEREF _Toc225854044 \h </w:instrText>
+            </w:r>
+            <w:r>
+              <w:rPr>
+                <w:noProof/>
+                <w:webHidden/>
+              </w:rPr>
+            </w:r>
+            <w:r>
+              <w:rPr>
+                <w:noProof/>
+                <w:webHidden/>
+              </w:rPr>
+              <w:fldChar w:fldCharType="separate"/>
+            </w:r>
+            <w:r>
+              <w:rPr>
+                <w:noProof/>
+                <w:webHidden/>
+              </w:rPr>
+              <w:t>13</w:t>
+            </w:r>
+            <w:r>
+              <w:rPr>
+                <w:noProof/>
+                <w:webHidden/>
+              </w:rPr>
+              <w:fldChar w:fldCharType="end"/>
+            </w:r>
+          </w:hyperlink>
+        </w:p>
+        <w:p>
+          <w:pPr>
+            <w:pStyle w:val="TDC2"/>
+            <w:tabs>
+              <w:tab w:val="right" w:leader="dot" w:pos="9962"/>
+            </w:tabs>
+            <w:rPr>
+              <w:rFonts w:eastAsiaTheme="minorEastAsia"/>
+              <w:noProof/>
+              <w:sz w:val="24"/>
+              <w:szCs w:val="24"/>
+              <w:lang w:val="es-ES" w:eastAsia="es-ES"/>
+            </w:rPr>
+          </w:pPr>
+          <w:hyperlink w:anchor="_Toc225854045" w:history="1">
+            <w:r>
+              <w:rPr>
+                <w:rStyle w:val="Hipervnculo"/>
+                <w:noProof/>
+              </w:rPr>
+              <w:t>4.1. Registro en la Cuenta T</w:t>
+            </w:r>
+            <w:r>
+              <w:rPr>
+                <w:noProof/>
+                <w:webHidden/>
+              </w:rPr>
+              <w:tab/>
+            </w:r>
+            <w:r>
+              <w:rPr>
+                <w:noProof/>
+                <w:webHidden/>
+              </w:rPr>
+              <w:fldChar w:fldCharType="begin"/>
+            </w:r>
+            <w:r>
+              <w:rPr>
+                <w:noProof/>
+                <w:webHidden/>
+              </w:rPr>
+              <w:instrText xml:space="preserve"> PAGEREF _Toc225854045 \h </w:instrText>
+            </w:r>
+            <w:r>
+              <w:rPr>
+                <w:noProof/>
+                <w:webHidden/>
+              </w:rPr>
+            </w:r>
+            <w:r>
+              <w:rPr>
+                <w:noProof/>
+                <w:webHidden/>
+              </w:rPr>
+              <w:fldChar w:fldCharType="separate"/>
+            </w:r>
+            <w:r>
+              <w:rPr>
+                <w:noProof/>
+                <w:webHidden/>
+              </w:rPr>
+              <w:t>14</w:t>
+            </w:r>
+            <w:r>
+              <w:rPr>
+                <w:noProof/>
+                <w:webHidden/>
+              </w:rPr>
+              <w:fldChar w:fldCharType="end"/>
+            </w:r>
+          </w:hyperlink>
+        </w:p>
+        <w:p>
+          <w:pPr>
+            <w:pStyle w:val="TDC2"/>
+            <w:tabs>
+              <w:tab w:val="right" w:leader="dot" w:pos="9962"/>
+            </w:tabs>
+            <w:rPr>
+              <w:rFonts w:eastAsiaTheme="minorEastAsia"/>
+              <w:noProof/>
+              <w:sz w:val="24"/>
+              <w:szCs w:val="24"/>
+              <w:lang w:val="es-ES" w:eastAsia="es-ES"/>
+            </w:rPr>
+          </w:pPr>
+          <w:hyperlink w:anchor="_Toc225854046" w:history="1">
+            <w:r>
+              <w:rPr>
+                <w:rStyle w:val="Hipervnculo"/>
+                <w:noProof/>
+              </w:rPr>
+              <w:t>4.2. Saldos en la cuenta T (débito y crédito)</w:t>
+            </w:r>
+            <w:r>
+              <w:rPr>
+                <w:noProof/>
+                <w:webHidden/>
+              </w:rPr>
+              <w:tab/>
+            </w:r>
+            <w:r>
+              <w:rPr>
+                <w:noProof/>
+                <w:webHidden/>
+              </w:rPr>
+              <w:fldChar w:fldCharType="begin"/>
+            </w:r>
+            <w:r>
+              <w:rPr>
+                <w:noProof/>
+                <w:webHidden/>
+              </w:rPr>
+              <w:instrText xml:space="preserve"> PAGEREF _Toc225854046 \h </w:instrText>
+            </w:r>
+            <w:r>
+              <w:rPr>
+                <w:noProof/>
+                <w:webHidden/>
+              </w:rPr>
+            </w:r>
+            <w:r>
+              <w:rPr>
+                <w:noProof/>
+                <w:webHidden/>
+              </w:rPr>
+              <w:fldChar w:fldCharType="separate"/>
+            </w:r>
+            <w:r>
+              <w:rPr>
+                <w:noProof/>
+                <w:webHidden/>
+              </w:rPr>
+              <w:t>17</w:t>
+            </w:r>
+            <w:r>
+              <w:rPr>
+                <w:noProof/>
+                <w:webHidden/>
+              </w:rPr>
+              <w:fldChar w:fldCharType="end"/>
+            </w:r>
+          </w:hyperlink>
+        </w:p>
+        <w:p>
+          <w:pPr>
+            <w:pStyle w:val="TDC1"/>
+            <w:tabs>
+              <w:tab w:val="right" w:leader="dot" w:pos="9962"/>
+            </w:tabs>
+            <w:rPr>
+              <w:rFonts w:eastAsiaTheme="minorEastAsia"/>
+              <w:noProof/>
+              <w:sz w:val="24"/>
+              <w:szCs w:val="24"/>
+              <w:lang w:val="es-ES" w:eastAsia="es-ES"/>
+            </w:rPr>
+          </w:pPr>
+          <w:hyperlink w:anchor="_Toc225854047" w:history="1">
+            <w:r>
+              <w:rPr>
+                <w:rStyle w:val="Hipervnculo"/>
+                <w:noProof/>
+              </w:rPr>
+              <w:t>5. Clasificación de las cuentas</w:t>
+            </w:r>
+            <w:r>
+              <w:rPr>
+                <w:noProof/>
+                <w:webHidden/>
+              </w:rPr>
+              <w:tab/>
+            </w:r>
+            <w:r>
+              <w:rPr>
+                <w:noProof/>
+                <w:webHidden/>
+              </w:rPr>
+              <w:fldChar w:fldCharType="begin"/>
+            </w:r>
+            <w:r>
+              <w:rPr>
+                <w:noProof/>
+                <w:webHidden/>
+              </w:rPr>
+              <w:instrText xml:space="preserve"> PAGEREF _Toc225854047 \h </w:instrText>
+            </w:r>
+            <w:r>
+              <w:rPr>
+                <w:noProof/>
+                <w:webHidden/>
+              </w:rPr>
+            </w:r>
+            <w:r>
+              <w:rPr>
+                <w:noProof/>
+                <w:webHidden/>
+              </w:rPr>
+              <w:fldChar w:fldCharType="separate"/>
+            </w:r>
+            <w:r>
+              <w:rPr>
+                <w:noProof/>
+                <w:webHidden/>
+              </w:rPr>
+              <w:t>18</w:t>
+            </w:r>
+            <w:r>
+              <w:rPr>
+                <w:noProof/>
+                <w:webHidden/>
+              </w:rPr>
+              <w:fldChar w:fldCharType="end"/>
+            </w:r>
+          </w:hyperlink>
+        </w:p>
+        <w:p>
+          <w:pPr>
+            <w:pStyle w:val="TDC1"/>
+            <w:tabs>
+              <w:tab w:val="right" w:leader="dot" w:pos="9962"/>
+            </w:tabs>
+            <w:rPr>
+              <w:rFonts w:eastAsiaTheme="minorEastAsia"/>
+              <w:noProof/>
+              <w:sz w:val="24"/>
+              <w:szCs w:val="24"/>
+              <w:lang w:val="es-ES" w:eastAsia="es-ES"/>
+            </w:rPr>
+          </w:pPr>
+          <w:hyperlink w:anchor="_Toc225854048" w:history="1">
+            <w:r>
+              <w:rPr>
+                <w:rStyle w:val="Hipervnculo"/>
+                <w:noProof/>
+              </w:rPr>
+              <w:t>6. Cuentas reales o de balance</w:t>
+            </w:r>
+            <w:r>
+              <w:rPr>
+                <w:noProof/>
+                <w:webHidden/>
+              </w:rPr>
+              <w:tab/>
+            </w:r>
+            <w:r>
+              <w:rPr>
+                <w:noProof/>
+                <w:webHidden/>
+              </w:rPr>
+              <w:fldChar w:fldCharType="begin"/>
+            </w:r>
+            <w:r>
+              <w:rPr>
+                <w:noProof/>
+                <w:webHidden/>
+              </w:rPr>
+              <w:instrText xml:space="preserve"> PAGEREF _Toc225854048 \h </w:instrText>
+            </w:r>
+            <w:r>
+              <w:rPr>
+                <w:noProof/>
+                <w:webHidden/>
+              </w:rPr>
+            </w:r>
+            <w:r>
+              <w:rPr>
+                <w:noProof/>
+                <w:webHidden/>
+              </w:rPr>
+              <w:fldChar w:fldCharType="separate"/>
+            </w:r>
+            <w:r>
+              <w:rPr>
+                <w:noProof/>
+                <w:webHidden/>
+              </w:rPr>
+              <w:t>19</w:t>
+            </w:r>
+            <w:r>
+              <w:rPr>
+                <w:noProof/>
+                <w:webHidden/>
+              </w:rPr>
+              <w:fldChar w:fldCharType="end"/>
+            </w:r>
+          </w:hyperlink>
+        </w:p>
+        <w:p>
+          <w:pPr>
+            <w:pStyle w:val="TDC2"/>
+            <w:tabs>
+              <w:tab w:val="right" w:leader="dot" w:pos="9962"/>
+            </w:tabs>
+            <w:rPr>
+              <w:rFonts w:eastAsiaTheme="minorEastAsia"/>
+              <w:noProof/>
+              <w:sz w:val="24"/>
+              <w:szCs w:val="24"/>
+              <w:lang w:val="es-ES" w:eastAsia="es-ES"/>
+            </w:rPr>
+          </w:pPr>
+          <w:hyperlink w:anchor="_Toc225854049" w:history="1">
+            <w:r>
+              <w:rPr>
+                <w:rStyle w:val="Hipervnculo"/>
+                <w:noProof/>
+              </w:rPr>
+              <w:t>6.1. Concepto</w:t>
+            </w:r>
+            <w:r>
+              <w:rPr>
+                <w:noProof/>
+                <w:webHidden/>
+              </w:rPr>
+              <w:tab/>
+            </w:r>
+            <w:r>
+              <w:rPr>
+                <w:noProof/>
+                <w:webHidden/>
+              </w:rPr>
+              <w:fldChar w:fldCharType="begin"/>
+            </w:r>
+            <w:r>
+              <w:rPr>
+                <w:noProof/>
+                <w:webHidden/>
+              </w:rPr>
+              <w:instrText xml:space="preserve"> PAGEREF _Toc225854049 \h </w:instrText>
+            </w:r>
+            <w:r>
+              <w:rPr>
+                <w:noProof/>
+                <w:webHidden/>
+              </w:rPr>
+            </w:r>
+            <w:r>
+              <w:rPr>
+                <w:noProof/>
+                <w:webHidden/>
+              </w:rPr>
+              <w:fldChar w:fldCharType="separate"/>
+            </w:r>
+            <w:r>
+              <w:rPr>
+                <w:noProof/>
+                <w:webHidden/>
+              </w:rPr>
+              <w:t>19</w:t>
+            </w:r>
+            <w:r>
+              <w:rPr>
+                <w:noProof/>
+                <w:webHidden/>
+              </w:rPr>
+              <w:fldChar w:fldCharType="end"/>
+            </w:r>
+          </w:hyperlink>
+        </w:p>
+        <w:p>
+          <w:pPr>
+            <w:pStyle w:val="TDC2"/>
+            <w:tabs>
+              <w:tab w:val="right" w:leader="dot" w:pos="9962"/>
+            </w:tabs>
+            <w:rPr>
+              <w:rFonts w:eastAsiaTheme="minorEastAsia"/>
+              <w:noProof/>
+              <w:sz w:val="24"/>
+              <w:szCs w:val="24"/>
+              <w:lang w:val="es-ES" w:eastAsia="es-ES"/>
+            </w:rPr>
+          </w:pPr>
+          <w:hyperlink w:anchor="_Toc225854050" w:history="1">
+            <w:r>
+              <w:rPr>
+                <w:rStyle w:val="Hipervnculo"/>
+                <w:noProof/>
+              </w:rPr>
+              <w:t>6.2. Características</w:t>
+            </w:r>
+            <w:r>
+              <w:rPr>
+                <w:noProof/>
+                <w:webHidden/>
+              </w:rPr>
+              <w:tab/>
+            </w:r>
+            <w:r>
+              <w:rPr>
+                <w:noProof/>
+                <w:webHidden/>
+              </w:rPr>
+              <w:fldChar w:fldCharType="begin"/>
+            </w:r>
+            <w:r>
+              <w:rPr>
+                <w:noProof/>
+                <w:webHidden/>
+              </w:rPr>
+              <w:instrText xml:space="preserve"> PAGEREF _Toc225854050 \h </w:instrText>
+            </w:r>
+            <w:r>
+              <w:rPr>
+                <w:noProof/>
+                <w:webHidden/>
+              </w:rPr>
+            </w:r>
+            <w:r>
+              <w:rPr>
+                <w:noProof/>
+                <w:webHidden/>
+              </w:rPr>
+              <w:fldChar w:fldCharType="separate"/>
+            </w:r>
+            <w:r>
+              <w:rPr>
+                <w:noProof/>
+                <w:webHidden/>
+              </w:rPr>
+              <w:t>23</w:t>
+            </w:r>
+            <w:r>
+              <w:rPr>
+                <w:noProof/>
+                <w:webHidden/>
+              </w:rPr>
+              <w:fldChar w:fldCharType="end"/>
+            </w:r>
+          </w:hyperlink>
+        </w:p>
+        <w:p>
+          <w:pPr>
+            <w:pStyle w:val="TDC2"/>
+            <w:tabs>
+              <w:tab w:val="right" w:leader="dot" w:pos="9962"/>
+            </w:tabs>
+            <w:rPr>
+              <w:rFonts w:eastAsiaTheme="minorEastAsia"/>
+              <w:noProof/>
+              <w:sz w:val="24"/>
+              <w:szCs w:val="24"/>
+              <w:lang w:val="es-ES" w:eastAsia="es-ES"/>
+            </w:rPr>
+          </w:pPr>
+          <w:hyperlink w:anchor="_Toc225854051" w:history="1">
+            <w:r>
+              <w:rPr>
+                <w:rStyle w:val="Hipervnculo"/>
+                <w:noProof/>
+              </w:rPr>
+              <w:t>6.3. Movimientos</w:t>
+            </w:r>
+            <w:r>
+              <w:rPr>
+                <w:noProof/>
+                <w:webHidden/>
+              </w:rPr>
+              <w:tab/>
+            </w:r>
+            <w:r>
+              <w:rPr>
+                <w:noProof/>
+                <w:webHidden/>
+              </w:rPr>
+              <w:fldChar w:fldCharType="begin"/>
+            </w:r>
+            <w:r>
+              <w:rPr>
+                <w:noProof/>
+                <w:webHidden/>
+              </w:rPr>
+              <w:instrText xml:space="preserve"> PAGEREF _Toc225854051 \h </w:instrText>
+            </w:r>
+            <w:r>
+              <w:rPr>
+                <w:noProof/>
+                <w:webHidden/>
+              </w:rPr>
+            </w:r>
+            <w:r>
+              <w:rPr>
+                <w:noProof/>
+                <w:webHidden/>
+              </w:rPr>
+              <w:fldChar w:fldCharType="separate"/>
+            </w:r>
+            <w:r>
+              <w:rPr>
+                <w:noProof/>
+                <w:webHidden/>
+              </w:rPr>
+              <w:t>23</w:t>
+            </w:r>
+            <w:r>
+              <w:rPr>
+                <w:noProof/>
+                <w:webHidden/>
+              </w:rPr>
+              <w:fldChar w:fldCharType="end"/>
+            </w:r>
+          </w:hyperlink>
+        </w:p>
+        <w:p>
+          <w:pPr>
+            <w:pStyle w:val="TDC1"/>
+            <w:tabs>
+              <w:tab w:val="right" w:leader="dot" w:pos="9962"/>
+            </w:tabs>
+            <w:rPr>
+              <w:rFonts w:eastAsiaTheme="minorEastAsia"/>
+              <w:noProof/>
+              <w:sz w:val="24"/>
+              <w:szCs w:val="24"/>
+              <w:lang w:val="es-ES" w:eastAsia="es-ES"/>
+            </w:rPr>
+          </w:pPr>
+          <w:hyperlink w:anchor="_Toc225854052" w:history="1">
+            <w:r>
+              <w:rPr>
+                <w:rStyle w:val="Hipervnculo"/>
+                <w:noProof/>
+              </w:rPr>
+              <w:t>Síntesis</w:t>
+            </w:r>
+            <w:r>
+              <w:rPr>
+                <w:noProof/>
+                <w:webHidden/>
+              </w:rPr>
+              <w:tab/>
+            </w:r>
+            <w:r>
+              <w:rPr>
+                <w:noProof/>
+                <w:webHidden/>
+              </w:rPr>
+              <w:fldChar w:fldCharType="begin"/>
+            </w:r>
+            <w:r>
+              <w:rPr>
+                <w:noProof/>
+                <w:webHidden/>
+              </w:rPr>
+              <w:instrText xml:space="preserve"> PAGEREF _Toc225854052 \h </w:instrText>
+            </w:r>
+            <w:r>
+              <w:rPr>
+                <w:noProof/>
+                <w:webHidden/>
+              </w:rPr>
+            </w:r>
+            <w:r>
+              <w:rPr>
+                <w:noProof/>
+                <w:webHidden/>
+              </w:rPr>
+              <w:fldChar w:fldCharType="separate"/>
+            </w:r>
+            <w:r>
+              <w:rPr>
+                <w:noProof/>
+                <w:webHidden/>
+              </w:rPr>
+              <w:t>26</w:t>
+            </w:r>
+            <w:r>
+              <w:rPr>
+                <w:noProof/>
+                <w:webHidden/>
+              </w:rPr>
+              <w:fldChar w:fldCharType="end"/>
+            </w:r>
+          </w:hyperlink>
+        </w:p>
+        <w:p>
+          <w:pPr>
+            <w:pStyle w:val="TDC1"/>
+            <w:tabs>
+              <w:tab w:val="right" w:leader="dot" w:pos="9962"/>
+            </w:tabs>
+            <w:rPr>
+              <w:rFonts w:eastAsiaTheme="minorEastAsia"/>
+              <w:noProof/>
+              <w:sz w:val="24"/>
+              <w:szCs w:val="24"/>
+              <w:lang w:val="es-ES" w:eastAsia="es-ES"/>
+            </w:rPr>
+          </w:pPr>
+          <w:hyperlink w:anchor="_Toc225854053" w:history="1">
+            <w:r>
+              <w:rPr>
+                <w:rStyle w:val="Hipervnculo"/>
+                <w:noProof/>
+              </w:rPr>
+              <w:t>Glosario</w:t>
+            </w:r>
+            <w:r>
+              <w:rPr>
+                <w:noProof/>
+                <w:webHidden/>
+              </w:rPr>
+              <w:tab/>
+            </w:r>
+            <w:r>
+              <w:rPr>
+                <w:noProof/>
+                <w:webHidden/>
+              </w:rPr>
+              <w:fldChar w:fldCharType="begin"/>
+            </w:r>
+            <w:r>
+              <w:rPr>
+                <w:noProof/>
+                <w:webHidden/>
+              </w:rPr>
+              <w:instrText xml:space="preserve"> PAGEREF _Toc225854053 \h </w:instrText>
+            </w:r>
+            <w:r>
+              <w:rPr>
+                <w:noProof/>
+                <w:webHidden/>
+              </w:rPr>
+            </w:r>
+            <w:r>
+              <w:rPr>
+                <w:noProof/>
+                <w:webHidden/>
+              </w:rPr>
+              <w:fldChar w:fldCharType="separate"/>
+            </w:r>
+            <w:r>
+              <w:rPr>
+                <w:noProof/>
+                <w:webHidden/>
+              </w:rPr>
+              <w:t>27</w:t>
+            </w:r>
+            <w:r>
+              <w:rPr>
+                <w:noProof/>
+                <w:webHidden/>
+              </w:rPr>
+              <w:fldChar w:fldCharType="end"/>
+            </w:r>
+          </w:hyperlink>
+        </w:p>
+        <w:p>
+          <w:pPr>
+            <w:pStyle w:val="TDC1"/>
+            <w:tabs>
+              <w:tab w:val="right" w:leader="dot" w:pos="9962"/>
+            </w:tabs>
+            <w:rPr>
+              <w:rFonts w:eastAsiaTheme="minorEastAsia"/>
+              <w:noProof/>
+              <w:sz w:val="24"/>
+              <w:szCs w:val="24"/>
+              <w:lang w:val="es-ES" w:eastAsia="es-ES"/>
+            </w:rPr>
+          </w:pPr>
+          <w:hyperlink w:anchor="_Toc225854054" w:history="1">
+            <w:r>
+              <w:rPr>
+                <w:rStyle w:val="Hipervnculo"/>
+                <w:noProof/>
+              </w:rPr>
+              <w:t>Referencias bibliográficas</w:t>
+            </w:r>
+            <w:r>
+              <w:rPr>
+                <w:noProof/>
+                <w:webHidden/>
+              </w:rPr>
+              <w:tab/>
+            </w:r>
+            <w:r>
+              <w:rPr>
+                <w:noProof/>
+                <w:webHidden/>
+              </w:rPr>
+              <w:fldChar w:fldCharType="begin"/>
+            </w:r>
+            <w:r>
+              <w:rPr>
+                <w:noProof/>
+                <w:webHidden/>
+              </w:rPr>
+              <w:instrText xml:space="preserve"> PAGEREF _Toc225854054 \h </w:instrText>
+            </w:r>
+            <w:r>
+              <w:rPr>
+                <w:noProof/>
+                <w:webHidden/>
+              </w:rPr>
+            </w:r>
+            <w:r>
+              <w:rPr>
+                <w:noProof/>
+                <w:webHidden/>
+              </w:rPr>
+              <w:fldChar w:fldCharType="separate"/>
+            </w:r>
+            <w:r>
+              <w:rPr>
+                <w:noProof/>
+                <w:webHidden/>
+              </w:rPr>
+              <w:t>30</w:t>
+            </w:r>
+            <w:r>
+              <w:rPr>
+                <w:noProof/>
+                <w:webHidden/>
+              </w:rPr>
+              <w:fldChar w:fldCharType="end"/>
+            </w:r>
+          </w:hyperlink>
+        </w:p>
+        <w:p>
+          <w:pPr>
+            <w:pStyle w:val="TDC1"/>
+            <w:tabs>
+              <w:tab w:val="right" w:leader="dot" w:pos="9962"/>
+            </w:tabs>
+            <w:rPr>
+              <w:rFonts w:eastAsiaTheme="minorEastAsia"/>
+              <w:noProof/>
+              <w:sz w:val="24"/>
+              <w:szCs w:val="24"/>
+              <w:lang w:val="es-ES" w:eastAsia="es-ES"/>
+            </w:rPr>
+          </w:pPr>
+          <w:hyperlink w:anchor="_Toc225854055" w:history="1">
+            <w:r>
+              <w:rPr>
+                <w:rStyle w:val="Hipervnculo"/>
+                <w:noProof/>
+              </w:rPr>
               <w:t>Créditos</w:t>
             </w:r>
             <w:r>
@@ -2431,7 +2052,7 @@
                 <w:noProof/>
                 <w:webHidden/>
               </w:rPr>
-              <w:instrText xml:space="preserve"> PAGEREF _Toc224838666 \h </w:instrText>
+              <w:instrText xml:space="preserve"> PAGEREF _Toc225854055 \h </w:instrText>
             </w:r>
             <w:r>
               <w:rPr>
@@ -2451,7 +2072,7 @@
                 <w:noProof/>
                 <w:webHidden/>
               </w:rPr>
-              <w:t>37</w:t>
+              <w:t>31</w:t>
             </w:r>
             <w:r>
               <w:rPr>
@@ -2473,7 +2094,7 @@
       <w:pPr>
         <w:pStyle w:val="Titulosgenerales"/>
       </w:pPr>
-      <w:bookmarkStart w:id="0" w:name="_Toc224838646"/>
+      <w:bookmarkStart w:id="0" w:name="_Toc225854035"/>
       <w:r>
         <w:lastRenderedPageBreak/>
         <w:t>Introducción</w:t>
@@ -2529,8 +2150,12 @@
     <w:p>
       <w:pPr>
         <w:pStyle w:val="Ttulo1"/>
-      </w:pPr>
-      <w:bookmarkStart w:id="1" w:name="_Toc224838647"/>
+        <w:numPr>
+          <w:ilvl w:val="0"/>
+          <w:numId w:val="23"/>
+        </w:numPr>
+      </w:pPr>
+      <w:bookmarkStart w:id="1" w:name="_Toc225854036"/>
       <w:r>
         <w:lastRenderedPageBreak/>
         <w:t>Normativa en Colombia</w:t>
@@ -2543,13 +2168,6 @@
           <w:lang w:val="es-419" w:eastAsia="es-CO"/>
         </w:rPr>
       </w:pPr>
-    </w:p>
-    <w:p>
-      <w:pPr>
-        <w:rPr>
-          <w:lang w:val="es-419" w:eastAsia="es-CO"/>
-        </w:rPr>
-      </w:pPr>
       <w:r>
         <w:rPr>
           <w:lang w:val="es-419" w:eastAsia="es-CO"/>
@@ -2559,16 +2177,9 @@
     </w:p>
     <w:p>
       <w:pPr>
-        <w:rPr>
-          <w:lang w:val="es-419" w:eastAsia="es-CO"/>
-        </w:rPr>
-      </w:pPr>
-    </w:p>
-    <w:p>
-      <w:pPr>
         <w:pStyle w:val="Ttulo2"/>
       </w:pPr>
-      <w:bookmarkStart w:id="2" w:name="_Toc224838648"/>
+      <w:bookmarkStart w:id="2" w:name="_Toc225854037"/>
       <w:r>
         <w:t>Decreto 2649 de 1993</w:t>
       </w:r>
@@ -2580,13 +2191,6 @@
           <w:lang w:val="es-419" w:eastAsia="es-CO"/>
         </w:rPr>
       </w:pPr>
-    </w:p>
-    <w:p>
-      <w:pPr>
-        <w:rPr>
-          <w:lang w:val="es-419" w:eastAsia="es-CO"/>
-        </w:rPr>
-      </w:pPr>
       <w:r>
         <w:rPr>
           <w:lang w:val="es-419" w:eastAsia="es-CO"/>
@@ -2600,26 +2204,12 @@
           <w:lang w:val="es-419" w:eastAsia="es-CO"/>
         </w:rPr>
       </w:pPr>
-    </w:p>
-    <w:p>
-      <w:pPr>
-        <w:rPr>
-          <w:lang w:val="es-419" w:eastAsia="es-CO"/>
-        </w:rPr>
-      </w:pPr>
       <w:r>
         <w:rPr>
           <w:lang w:val="es-419" w:eastAsia="es-CO"/>
         </w:rPr>
         <w:t>Los decretos derogados son:</w:t>
       </w:r>
-    </w:p>
-    <w:p>
-      <w:pPr>
-        <w:rPr>
-          <w:lang w:val="es-419" w:eastAsia="es-CO"/>
-        </w:rPr>
-      </w:pPr>
     </w:p>
     <w:p>
       <w:pPr>
@@ -2628,7 +2218,7 @@
           <w:ilvl w:val="0"/>
           <w:numId w:val="7"/>
         </w:numPr>
-        <w:ind w:left="567" w:hanging="283"/>
+        <w:ind w:left="851" w:hanging="283"/>
         <w:rPr>
           <w:lang w:val="es-419" w:eastAsia="es-CO"/>
         </w:rPr>
@@ -2655,7 +2245,7 @@
           <w:ilvl w:val="0"/>
           <w:numId w:val="7"/>
         </w:numPr>
-        <w:ind w:left="567" w:hanging="283"/>
+        <w:ind w:left="851" w:hanging="283"/>
         <w:rPr>
           <w:lang w:val="es-419" w:eastAsia="es-CO"/>
         </w:rPr>
@@ -2682,7 +2272,7 @@
           <w:ilvl w:val="0"/>
           <w:numId w:val="7"/>
         </w:numPr>
-        <w:ind w:left="567" w:hanging="283"/>
+        <w:ind w:left="851" w:hanging="283"/>
         <w:rPr>
           <w:lang w:val="es-419" w:eastAsia="es-CO"/>
         </w:rPr>
@@ -2693,81 +2283,57 @@
           <w:bCs/>
           <w:lang w:val="es-419" w:eastAsia="es-CO"/>
         </w:rPr>
+        <w:t>El 2912 de 1991,</w:t>
+      </w:r>
+      <w:r>
+        <w:rPr>
+          <w:lang w:val="es-419" w:eastAsia="es-CO"/>
+        </w:rPr>
+        <w:t xml:space="preserve"> cuyo tema es el ajuste integral por inflación para efectos contables.</w:t>
+      </w:r>
+    </w:p>
+    <w:p>
+      <w:pPr>
+        <w:pStyle w:val="Ttulo2"/>
+      </w:pPr>
+      <w:bookmarkStart w:id="3" w:name="_Toc225854038"/>
+      <w:r>
+        <w:t>Decreto 2650 de 1993</w:t>
+      </w:r>
+      <w:bookmarkEnd w:id="3"/>
+    </w:p>
+    <w:p>
+      <w:pPr>
+        <w:rPr>
+          <w:lang w:val="es-419" w:eastAsia="es-CO"/>
+        </w:rPr>
+      </w:pPr>
+      <w:r>
+        <w:rPr>
+          <w:lang w:val="es-419" w:eastAsia="es-CO"/>
+        </w:rPr>
+        <w:t>Hace referencia al Plan Único de Cuentas (PUC), el cual es creado para armonizar y unificar el sistema contable de los principales sectores económicos del país.</w:t>
+      </w:r>
+    </w:p>
+    <w:p>
+      <w:pPr>
+        <w:rPr>
+          <w:lang w:val="es-419" w:eastAsia="es-CO"/>
+        </w:rPr>
+      </w:pPr>
+      <w:r>
+        <w:rPr>
+          <w:lang w:val="es-419" w:eastAsia="es-CO"/>
+        </w:rPr>
         <w:lastRenderedPageBreak/>
-        <w:t>El 2912 de 1991,</w:t>
-      </w:r>
-      <w:r>
-        <w:rPr>
-          <w:lang w:val="es-419" w:eastAsia="es-CO"/>
-        </w:rPr>
-        <w:t xml:space="preserve"> cuyo tema es el ajuste integral por inflación para efectos contables.</w:t>
-      </w:r>
-    </w:p>
-    <w:p>
-      <w:pPr>
-        <w:ind w:firstLine="0"/>
-        <w:rPr>
-          <w:lang w:val="es-419" w:eastAsia="es-CO"/>
-        </w:rPr>
-      </w:pPr>
+        <w:t>Este decreto tiene un fundamento legal en la norma técnica de clasificación de los hechos económicos, el cual se establece en el artículo 53 del Decreto Reglamentario 2649 de 1993.</w:t>
+      </w:r>
     </w:p>
     <w:p>
       <w:pPr>
         <w:pStyle w:val="Ttulo2"/>
       </w:pPr>
-      <w:bookmarkStart w:id="3" w:name="_Toc224838649"/>
-      <w:r>
-        <w:t>Decreto 2650 de 1993</w:t>
-      </w:r>
-      <w:bookmarkEnd w:id="3"/>
-    </w:p>
-    <w:p>
-      <w:pPr>
-        <w:ind w:firstLine="0"/>
-        <w:rPr>
-          <w:lang w:val="es-419" w:eastAsia="es-CO"/>
-        </w:rPr>
-      </w:pPr>
-    </w:p>
-    <w:p>
-      <w:pPr>
-        <w:rPr>
-          <w:lang w:val="es-419" w:eastAsia="es-CO"/>
-        </w:rPr>
-      </w:pPr>
-      <w:r>
-        <w:rPr>
-          <w:lang w:val="es-419" w:eastAsia="es-CO"/>
-        </w:rPr>
-        <w:t>Hace referencia al Plan Único de Cuentas (PUC), el cual es creado para armonizar y unificar el sistema contable de los principales sectores económicos del país.</w:t>
-      </w:r>
-    </w:p>
-    <w:p>
-      <w:pPr>
-        <w:rPr>
-          <w:lang w:val="es-419" w:eastAsia="es-CO"/>
-        </w:rPr>
-      </w:pPr>
-      <w:r>
-        <w:rPr>
-          <w:lang w:val="es-419" w:eastAsia="es-CO"/>
-        </w:rPr>
-        <w:t>Este decreto tiene un fundamento legal en la norma técnica de clasificación de los hechos económicos, el cual se establece en el artículo 53 del Decreto Reglamentario 2649 de 1993.</w:t>
-      </w:r>
-    </w:p>
-    <w:p>
-      <w:pPr>
-        <w:ind w:firstLine="0"/>
-        <w:rPr>
-          <w:lang w:val="es-419" w:eastAsia="es-CO"/>
-        </w:rPr>
-      </w:pPr>
-    </w:p>
-    <w:p>
-      <w:pPr>
-        <w:pStyle w:val="Ttulo2"/>
-      </w:pPr>
-      <w:bookmarkStart w:id="4" w:name="_Toc224838650"/>
+      <w:bookmarkStart w:id="4" w:name="_Toc225854039"/>
       <w:r>
         <w:t>Ley 43 de 1990</w:t>
       </w:r>
@@ -2779,26 +2345,12 @@
           <w:lang w:val="es-419" w:eastAsia="es-CO"/>
         </w:rPr>
       </w:pPr>
-    </w:p>
-    <w:p>
-      <w:pPr>
-        <w:rPr>
-          <w:lang w:val="es-419" w:eastAsia="es-CO"/>
-        </w:rPr>
-      </w:pPr>
       <w:r>
         <w:rPr>
           <w:lang w:val="es-419" w:eastAsia="es-CO"/>
         </w:rPr>
         <w:t>Conceptúa de manera clara la profesión contable y la labor del contador público.</w:t>
       </w:r>
-    </w:p>
-    <w:p>
-      <w:pPr>
-        <w:rPr>
-          <w:lang w:val="es-419" w:eastAsia="es-CO"/>
-        </w:rPr>
-      </w:pPr>
     </w:p>
     <w:p>
       <w:pPr>
@@ -2820,7 +2372,7 @@
           <w:ilvl w:val="0"/>
           <w:numId w:val="8"/>
         </w:numPr>
-        <w:ind w:left="567" w:hanging="283"/>
+        <w:ind w:left="851" w:hanging="283"/>
         <w:rPr>
           <w:lang w:val="es-419" w:eastAsia="es-CO"/>
         </w:rPr>
@@ -2839,7 +2391,7 @@
           <w:ilvl w:val="0"/>
           <w:numId w:val="8"/>
         </w:numPr>
-        <w:ind w:left="567" w:hanging="283"/>
+        <w:ind w:left="851" w:hanging="283"/>
         <w:rPr>
           <w:lang w:val="es-419" w:eastAsia="es-CO"/>
         </w:rPr>
@@ -2858,7 +2410,7 @@
           <w:ilvl w:val="0"/>
           <w:numId w:val="8"/>
         </w:numPr>
-        <w:ind w:left="567" w:hanging="283"/>
+        <w:ind w:left="851" w:hanging="283"/>
         <w:rPr>
           <w:lang w:val="es-419" w:eastAsia="es-CO"/>
         </w:rPr>
@@ -2876,18 +2428,10 @@
           <w:lang w:val="es-419" w:eastAsia="es-CO"/>
         </w:rPr>
       </w:pPr>
-    </w:p>
-    <w:p>
-      <w:pPr>
-        <w:rPr>
-          <w:lang w:val="es-419" w:eastAsia="es-CO"/>
-        </w:rPr>
-      </w:pPr>
-      <w:r>
-        <w:rPr>
-          <w:lang w:val="es-419" w:eastAsia="es-CO"/>
-        </w:rPr>
-        <w:lastRenderedPageBreak/>
+      <w:r>
+        <w:rPr>
+          <w:lang w:val="es-419" w:eastAsia="es-CO"/>
+        </w:rPr>
         <w:t>Bajo el marco de la Ley 43 de 1990, el contador público tiene la prohibición de dar fe pública sobre actos que interesen a su empleador debido a la dependencia laboral, exceptuando a los revisores fiscales o contadores en sociedades no obligadas legalmente a esta figura. Al ejercer su facultad de otorgar fe pública, el profesional se asimila a un funcionario público, lo que conlleva responsabilidades penales y civiles en caso de irregularidades en el ejercicio de sus funciones.</w:t>
       </w:r>
     </w:p>
@@ -2935,65 +2479,9 @@
     </w:p>
     <w:p>
       <w:pPr>
-        <w:rPr>
-          <w:lang w:val="es-419" w:eastAsia="es-CO"/>
-        </w:rPr>
-      </w:pPr>
-    </w:p>
-    <w:p>
-      <w:pPr>
-        <w:rPr>
-          <w:lang w:val="es-419" w:eastAsia="es-CO"/>
-        </w:rPr>
-      </w:pPr>
-    </w:p>
-    <w:p>
-      <w:pPr>
-        <w:rPr>
-          <w:lang w:val="es-419" w:eastAsia="es-CO"/>
-        </w:rPr>
-      </w:pPr>
-    </w:p>
-    <w:p>
-      <w:pPr>
-        <w:rPr>
-          <w:lang w:val="es-419" w:eastAsia="es-CO"/>
-        </w:rPr>
-      </w:pPr>
-    </w:p>
-    <w:p>
-      <w:pPr>
-        <w:rPr>
-          <w:lang w:val="es-419" w:eastAsia="es-CO"/>
-        </w:rPr>
-      </w:pPr>
-    </w:p>
-    <w:p>
-      <w:pPr>
-        <w:rPr>
-          <w:lang w:val="es-419" w:eastAsia="es-CO"/>
-        </w:rPr>
-      </w:pPr>
-    </w:p>
-    <w:p>
-      <w:pPr>
-        <w:rPr>
-          <w:lang w:val="es-419" w:eastAsia="es-CO"/>
-        </w:rPr>
-      </w:pPr>
-    </w:p>
-    <w:p>
-      <w:pPr>
-        <w:rPr>
-          <w:lang w:val="es-419" w:eastAsia="es-CO"/>
-        </w:rPr>
-      </w:pPr>
-    </w:p>
-    <w:p>
-      <w:pPr>
         <w:pStyle w:val="Ttulo1"/>
       </w:pPr>
-      <w:bookmarkStart w:id="5" w:name="_Toc224838651"/>
+      <w:bookmarkStart w:id="5" w:name="_Toc225854040"/>
       <w:r>
         <w:lastRenderedPageBreak/>
         <w:t>Principios contables</w:t>
@@ -3006,26 +2494,12 @@
           <w:lang w:val="es-419" w:eastAsia="es-CO"/>
         </w:rPr>
       </w:pPr>
-    </w:p>
-    <w:p>
-      <w:pPr>
-        <w:rPr>
-          <w:lang w:val="es-419" w:eastAsia="es-CO"/>
-        </w:rPr>
-      </w:pPr>
       <w:r>
         <w:rPr>
           <w:lang w:val="es-419" w:eastAsia="es-CO"/>
         </w:rPr>
         <w:t>Se rigen por el Decreto 2649 de 1993 y corresponde al resultado de experiencias que han llevado a la creación de un conjunto de normas generales elaboradas con el objetivo de regular la contabilidad pública.</w:t>
       </w:r>
-    </w:p>
-    <w:p>
-      <w:pPr>
-        <w:rPr>
-          <w:lang w:val="es-419" w:eastAsia="es-CO"/>
-        </w:rPr>
-      </w:pPr>
     </w:p>
     <w:p>
       <w:pPr>
@@ -3034,7 +2508,7 @@
           <w:ilvl w:val="0"/>
           <w:numId w:val="9"/>
         </w:numPr>
-        <w:ind w:left="567" w:hanging="283"/>
+        <w:ind w:left="851" w:hanging="283"/>
         <w:rPr>
           <w:lang w:val="es-419" w:eastAsia="es-CO"/>
         </w:rPr>
@@ -3059,7 +2533,7 @@
           <w:ilvl w:val="0"/>
           <w:numId w:val="9"/>
         </w:numPr>
-        <w:ind w:left="567" w:hanging="283"/>
+        <w:ind w:left="851" w:hanging="283"/>
         <w:rPr>
           <w:lang w:val="es-419" w:eastAsia="es-CO"/>
         </w:rPr>
@@ -3084,7 +2558,7 @@
           <w:ilvl w:val="0"/>
           <w:numId w:val="9"/>
         </w:numPr>
-        <w:ind w:left="567" w:hanging="283"/>
+        <w:ind w:left="851" w:hanging="283"/>
         <w:rPr>
           <w:lang w:val="es-419" w:eastAsia="es-CO"/>
         </w:rPr>
@@ -3099,14 +2573,7 @@
         <w:rPr>
           <w:lang w:val="es-419" w:eastAsia="es-CO"/>
         </w:rPr>
-        <w:t xml:space="preserve">Dado que la existencia de la empresa se proyecta de forma ilimitada bajo el principio de negocio en marcha, es imperativo dividir su ciclo de vida en periodos contables definidos de manera convencional. Esta segmentación temporal tiene como objetivo principal informar periódicamente sobre el desempeño operativo y la situación financiera de la </w:t>
-      </w:r>
-      <w:r>
-        <w:rPr>
-          <w:lang w:val="es-419" w:eastAsia="es-CO"/>
-        </w:rPr>
-        <w:lastRenderedPageBreak/>
-        <w:t>organización, permitiendo evaluar los resultados obtenidos en lapsos de tiempo específicos para una gestión transparente.</w:t>
+        <w:t>Dado que la existencia de la empresa se proyecta de forma ilimitada bajo el principio de negocio en marcha, es imperativo dividir su ciclo de vida en periodos contables definidos de manera convencional. Esta segmentación temporal tiene como objetivo principal informar periódicamente sobre el desempeño operativo y la situación financiera de la organización, permitiendo evaluar los resultados obtenidos en lapsos de tiempo específicos para una gestión transparente.</w:t>
       </w:r>
     </w:p>
     <w:p>
@@ -3116,7 +2583,7 @@
           <w:ilvl w:val="0"/>
           <w:numId w:val="9"/>
         </w:numPr>
-        <w:ind w:left="567" w:hanging="283"/>
+        <w:ind w:left="851" w:hanging="283"/>
         <w:rPr>
           <w:lang w:val="es-419" w:eastAsia="es-CO"/>
         </w:rPr>
@@ -3125,6 +2592,7 @@
         <w:rPr>
           <w:rStyle w:val="Ttulo5Car"/>
         </w:rPr>
+        <w:lastRenderedPageBreak/>
         <w:t>El principio de enfrentamiento.</w:t>
       </w:r>
       <w:r>
@@ -3141,7 +2609,7 @@
           <w:ilvl w:val="0"/>
           <w:numId w:val="9"/>
         </w:numPr>
-        <w:ind w:left="567" w:hanging="283"/>
+        <w:ind w:left="851" w:hanging="283"/>
         <w:rPr>
           <w:lang w:val="es-419" w:eastAsia="es-CO"/>
         </w:rPr>
@@ -3166,7 +2634,7 @@
           <w:ilvl w:val="0"/>
           <w:numId w:val="9"/>
         </w:numPr>
-        <w:ind w:left="567" w:hanging="283"/>
+        <w:ind w:left="851" w:hanging="283"/>
         <w:rPr>
           <w:lang w:val="es-419" w:eastAsia="es-CO"/>
         </w:rPr>
@@ -3191,7 +2659,7 @@
           <w:ilvl w:val="0"/>
           <w:numId w:val="9"/>
         </w:numPr>
-        <w:ind w:left="567" w:hanging="283"/>
+        <w:ind w:left="851" w:hanging="283"/>
         <w:rPr>
           <w:lang w:val="es-419" w:eastAsia="es-CO"/>
         </w:rPr>
@@ -3200,14 +2668,20 @@
         <w:rPr>
           <w:rStyle w:val="Ttulo5Car"/>
         </w:rPr>
+        <w:t>El principio de revelación suficiente.</w:t>
+      </w:r>
+      <w:r>
+        <w:rPr>
+          <w:lang w:val="es-419" w:eastAsia="es-CO"/>
+        </w:rPr>
+        <w:t xml:space="preserve"> Habla de ajustar los estados financieros a razón de los cambios en el poder adquisitivo de la moneda. De allí que el contador público esté obligado a proporcionar información fidedigna que le </w:t>
+      </w:r>
+      <w:r>
+        <w:rPr>
+          <w:lang w:val="es-419" w:eastAsia="es-CO"/>
+        </w:rPr>
         <w:lastRenderedPageBreak/>
-        <w:t>El principio de revelación suficiente.</w:t>
-      </w:r>
-      <w:r>
-        <w:rPr>
-          <w:lang w:val="es-419" w:eastAsia="es-CO"/>
-        </w:rPr>
-        <w:t xml:space="preserve"> Habla de ajustar los estados financieros a razón de los cambios en el poder adquisitivo de la moneda. De allí que el contador público esté obligado a proporcionar información fidedigna que le facilite al usuario la toma de decisiones acertadas. Es usual que el contador incluya notas aclaratorias que posibiliten una lectura más clara de los estados financieros.</w:t>
+        <w:t>facilite al usuario la toma de decisiones acertadas. Es usual que el contador incluya notas aclaratorias que posibiliten una lectura más clara de los estados financieros.</w:t>
       </w:r>
     </w:p>
     <w:p>
@@ -3217,7 +2691,7 @@
           <w:ilvl w:val="0"/>
           <w:numId w:val="9"/>
         </w:numPr>
-        <w:ind w:left="567" w:hanging="283"/>
+        <w:ind w:left="851" w:hanging="283"/>
         <w:rPr>
           <w:lang w:val="es-419" w:eastAsia="es-CO"/>
         </w:rPr>
@@ -3242,7 +2716,7 @@
           <w:ilvl w:val="0"/>
           <w:numId w:val="9"/>
         </w:numPr>
-        <w:ind w:left="567" w:hanging="283"/>
+        <w:ind w:left="851" w:hanging="283"/>
         <w:rPr>
           <w:lang w:val="es-419" w:eastAsia="es-CO"/>
         </w:rPr>
@@ -3271,36 +2745,24 @@
     </w:p>
     <w:p>
       <w:pPr>
-        <w:pStyle w:val="Prrafodelista"/>
-        <w:ind w:left="567" w:firstLine="0"/>
-        <w:rPr>
-          <w:lang w:val="es-419" w:eastAsia="es-CO"/>
-        </w:rPr>
-      </w:pPr>
-    </w:p>
-    <w:p>
-      <w:pPr>
-        <w:pStyle w:val="Prrafodelista"/>
-        <w:ind w:left="567" w:firstLine="0"/>
-        <w:rPr>
-          <w:lang w:val="es-419" w:eastAsia="es-CO"/>
-        </w:rPr>
-      </w:pPr>
-    </w:p>
-    <w:p>
-      <w:pPr>
-        <w:pStyle w:val="Prrafodelista"/>
-        <w:ind w:left="567" w:firstLine="0"/>
-        <w:rPr>
-          <w:lang w:val="es-419" w:eastAsia="es-CO"/>
-        </w:rPr>
-      </w:pPr>
+        <w:spacing w:before="0" w:after="160" w:line="259" w:lineRule="auto"/>
+        <w:ind w:firstLine="0"/>
+        <w:rPr>
+          <w:lang w:val="es-419" w:eastAsia="es-CO"/>
+        </w:rPr>
+      </w:pPr>
+      <w:r>
+        <w:rPr>
+          <w:lang w:val="es-419" w:eastAsia="es-CO"/>
+        </w:rPr>
+        <w:br w:type="page"/>
+      </w:r>
     </w:p>
     <w:p>
       <w:pPr>
         <w:pStyle w:val="Ttulo1"/>
       </w:pPr>
-      <w:bookmarkStart w:id="6" w:name="_Toc224838652"/>
+      <w:bookmarkStart w:id="6" w:name="_Toc225854041"/>
       <w:r>
         <w:lastRenderedPageBreak/>
         <w:t>Plan único de cuentas</w:t>
@@ -3313,13 +2775,6 @@
           <w:lang w:val="es-419" w:eastAsia="es-CO"/>
         </w:rPr>
       </w:pPr>
-    </w:p>
-    <w:p>
-      <w:pPr>
-        <w:rPr>
-          <w:lang w:val="es-419" w:eastAsia="es-CO"/>
-        </w:rPr>
-      </w:pPr>
       <w:r>
         <w:rPr>
           <w:lang w:val="es-419" w:eastAsia="es-CO"/>
@@ -3341,27 +2796,13 @@
     </w:p>
     <w:p>
       <w:pPr>
-        <w:rPr>
-          <w:lang w:val="es-419" w:eastAsia="es-CO"/>
-        </w:rPr>
-      </w:pPr>
-    </w:p>
-    <w:p>
-      <w:pPr>
         <w:pStyle w:val="Ttulo2"/>
       </w:pPr>
-      <w:bookmarkStart w:id="7" w:name="_Toc224838653"/>
+      <w:bookmarkStart w:id="7" w:name="_Toc225854042"/>
       <w:r>
         <w:t>Estructura del PUC</w:t>
       </w:r>
       <w:bookmarkEnd w:id="7"/>
-    </w:p>
-    <w:p>
-      <w:pPr>
-        <w:rPr>
-          <w:lang w:val="es-419" w:eastAsia="es-CO"/>
-        </w:rPr>
-      </w:pPr>
     </w:p>
     <w:p>
       <w:pPr>
@@ -3407,7 +2848,7 @@
           <w:ilvl w:val="0"/>
           <w:numId w:val="10"/>
         </w:numPr>
-        <w:ind w:left="567" w:hanging="283"/>
+        <w:ind w:left="851" w:hanging="283"/>
         <w:rPr>
           <w:lang w:val="es-419" w:eastAsia="es-CO"/>
         </w:rPr>
@@ -3434,7 +2875,7 @@
           <w:ilvl w:val="0"/>
           <w:numId w:val="10"/>
         </w:numPr>
-        <w:ind w:left="567" w:hanging="283"/>
+        <w:ind w:left="851" w:hanging="283"/>
         <w:rPr>
           <w:lang w:val="es-419" w:eastAsia="es-CO"/>
         </w:rPr>
@@ -3461,7 +2902,7 @@
           <w:ilvl w:val="0"/>
           <w:numId w:val="10"/>
         </w:numPr>
-        <w:ind w:left="567" w:hanging="283"/>
+        <w:ind w:left="851" w:hanging="283"/>
         <w:rPr>
           <w:lang w:val="es-419" w:eastAsia="es-CO"/>
         </w:rPr>
@@ -3488,7 +2929,7 @@
           <w:ilvl w:val="0"/>
           <w:numId w:val="10"/>
         </w:numPr>
-        <w:ind w:left="567" w:hanging="283"/>
+        <w:ind w:left="851" w:hanging="283"/>
         <w:rPr>
           <w:lang w:val="es-419" w:eastAsia="es-CO"/>
         </w:rPr>
@@ -3515,7 +2956,7 @@
           <w:ilvl w:val="0"/>
           <w:numId w:val="10"/>
         </w:numPr>
-        <w:ind w:left="567" w:hanging="283"/>
+        <w:ind w:left="851" w:hanging="283"/>
         <w:rPr>
           <w:lang w:val="es-419" w:eastAsia="es-CO"/>
         </w:rPr>
@@ -3542,7 +2983,7 @@
           <w:ilvl w:val="0"/>
           <w:numId w:val="10"/>
         </w:numPr>
-        <w:ind w:left="567" w:hanging="283"/>
+        <w:ind w:left="851" w:hanging="283"/>
         <w:rPr>
           <w:lang w:val="es-419" w:eastAsia="es-CO"/>
         </w:rPr>
@@ -3569,7 +3010,7 @@
           <w:ilvl w:val="0"/>
           <w:numId w:val="10"/>
         </w:numPr>
-        <w:ind w:left="567" w:hanging="283"/>
+        <w:ind w:left="851" w:hanging="283"/>
         <w:rPr>
           <w:lang w:val="es-419" w:eastAsia="es-CO"/>
         </w:rPr>
@@ -3596,7 +3037,7 @@
           <w:ilvl w:val="0"/>
           <w:numId w:val="10"/>
         </w:numPr>
-        <w:ind w:left="567" w:hanging="283"/>
+        <w:ind w:left="851" w:hanging="283"/>
         <w:rPr>
           <w:lang w:val="es-419" w:eastAsia="es-CO"/>
         </w:rPr>
@@ -3613,21 +3054,7 @@
         <w:rPr>
           <w:lang w:val="es-419" w:eastAsia="es-CO"/>
         </w:rPr>
-        <w:t xml:space="preserve"> para entes vigilados por </w:t>
-      </w:r>
-      <w:proofErr w:type="spellStart"/>
-      <w:r>
-        <w:rPr>
-          <w:lang w:val="es-419" w:eastAsia="es-CO"/>
-        </w:rPr>
-        <w:t>Dancoop</w:t>
-      </w:r>
-      <w:proofErr w:type="spellEnd"/>
-      <w:r>
-        <w:rPr>
-          <w:lang w:val="es-419" w:eastAsia="es-CO"/>
-        </w:rPr>
-        <w:t>.</w:t>
+        <w:t xml:space="preserve"> para entes vigilados por Dancoop.</w:t>
       </w:r>
     </w:p>
     <w:p>
@@ -3637,7 +3064,7 @@
           <w:ilvl w:val="0"/>
           <w:numId w:val="10"/>
         </w:numPr>
-        <w:ind w:left="567" w:hanging="283"/>
+        <w:ind w:left="851" w:hanging="283"/>
         <w:rPr>
           <w:lang w:val="es-419" w:eastAsia="es-CO"/>
         </w:rPr>
@@ -3664,7 +3091,7 @@
           <w:ilvl w:val="0"/>
           <w:numId w:val="10"/>
         </w:numPr>
-        <w:ind w:left="567" w:hanging="283"/>
+        <w:ind w:left="851" w:hanging="283"/>
         <w:rPr>
           <w:lang w:val="es-419" w:eastAsia="es-CO"/>
         </w:rPr>
@@ -3683,14 +3110,6 @@
         </w:rPr>
         <w:t xml:space="preserve"> para cajas de compensación familiar.</w:t>
       </w:r>
-    </w:p>
-    <w:p>
-      <w:pPr>
-        <w:ind w:left="567" w:hanging="283"/>
-        <w:rPr>
-          <w:lang w:val="es-419" w:eastAsia="es-CO"/>
-        </w:rPr>
-      </w:pPr>
     </w:p>
     <w:p>
       <w:pPr>
@@ -3699,7 +3118,7 @@
           <w:ilvl w:val="0"/>
           <w:numId w:val="10"/>
         </w:numPr>
-        <w:ind w:left="567" w:hanging="283"/>
+        <w:ind w:left="851" w:hanging="283"/>
         <w:rPr>
           <w:lang w:val="es-419" w:eastAsia="es-CO"/>
         </w:rPr>
@@ -3726,7 +3145,7 @@
           <w:ilvl w:val="0"/>
           <w:numId w:val="10"/>
         </w:numPr>
-        <w:ind w:left="567" w:hanging="283"/>
+        <w:ind w:left="851" w:hanging="283"/>
         <w:rPr>
           <w:lang w:val="es-419" w:eastAsia="es-CO"/>
         </w:rPr>
@@ -3753,7 +3172,7 @@
           <w:ilvl w:val="0"/>
           <w:numId w:val="10"/>
         </w:numPr>
-        <w:ind w:left="567" w:hanging="283"/>
+        <w:ind w:left="851" w:hanging="283"/>
         <w:rPr>
           <w:lang w:val="es-419" w:eastAsia="es-CO"/>
         </w:rPr>
@@ -3780,7 +3199,7 @@
           <w:ilvl w:val="0"/>
           <w:numId w:val="10"/>
         </w:numPr>
-        <w:ind w:left="567" w:hanging="283"/>
+        <w:ind w:left="851" w:hanging="283"/>
         <w:rPr>
           <w:lang w:val="es-419" w:eastAsia="es-CO"/>
         </w:rPr>
@@ -3791,6 +3210,7 @@
           <w:bCs/>
           <w:lang w:val="es-419" w:eastAsia="es-CO"/>
         </w:rPr>
+        <w:lastRenderedPageBreak/>
         <w:t>PUC</w:t>
       </w:r>
       <w:r>
@@ -3802,14 +3222,6 @@
     </w:p>
     <w:p>
       <w:pPr>
-        <w:ind w:firstLine="0"/>
-        <w:rPr>
-          <w:lang w:val="es-419" w:eastAsia="es-CO"/>
-        </w:rPr>
-      </w:pPr>
-    </w:p>
-    <w:p>
-      <w:pPr>
         <w:rPr>
           <w:lang w:val="es-419" w:eastAsia="es-CO"/>
         </w:rPr>
@@ -3833,14 +3245,6 @@
         </w:rPr>
         <w:t>Está conformado por un catálogo de cuentas, con su respectiva descripción y dinámica para aplicarlas en el ejercicio contable de todas las operaciones y transacciones de las organizaciones. Se clasifican de la siguiente manera:</w:t>
       </w:r>
-    </w:p>
-    <w:p>
-      <w:pPr>
-        <w:ind w:left="567" w:hanging="283"/>
-        <w:rPr>
-          <w:lang w:val="es-419" w:eastAsia="es-CO"/>
-        </w:rPr>
-      </w:pPr>
     </w:p>
     <w:p>
       <w:pPr>
@@ -3849,7 +3253,7 @@
           <w:ilvl w:val="0"/>
           <w:numId w:val="11"/>
         </w:numPr>
-        <w:ind w:left="567" w:hanging="283"/>
+        <w:ind w:left="851" w:hanging="283"/>
         <w:rPr>
           <w:lang w:val="es-419" w:eastAsia="es-CO"/>
         </w:rPr>
@@ -3874,7 +3278,7 @@
           <w:ilvl w:val="0"/>
           <w:numId w:val="11"/>
         </w:numPr>
-        <w:ind w:left="567" w:hanging="283"/>
+        <w:ind w:left="851" w:hanging="283"/>
         <w:rPr>
           <w:lang w:val="es-419" w:eastAsia="es-CO"/>
         </w:rPr>
@@ -3899,7 +3303,7 @@
           <w:ilvl w:val="0"/>
           <w:numId w:val="11"/>
         </w:numPr>
-        <w:ind w:left="567" w:hanging="283"/>
+        <w:ind w:left="851" w:hanging="283"/>
         <w:rPr>
           <w:rStyle w:val="Ttulo5Car"/>
         </w:rPr>
@@ -3908,7 +3312,6 @@
         <w:rPr>
           <w:rStyle w:val="Ttulo5Car"/>
         </w:rPr>
-        <w:lastRenderedPageBreak/>
         <w:t>Patrimonio neto.</w:t>
       </w:r>
       <w:r>
@@ -3925,7 +3328,7 @@
           <w:ilvl w:val="0"/>
           <w:numId w:val="11"/>
         </w:numPr>
-        <w:ind w:left="567" w:hanging="283"/>
+        <w:ind w:left="851" w:hanging="283"/>
         <w:rPr>
           <w:lang w:val="es-419" w:eastAsia="es-CO"/>
         </w:rPr>
@@ -3950,7 +3353,7 @@
           <w:ilvl w:val="0"/>
           <w:numId w:val="11"/>
         </w:numPr>
-        <w:ind w:left="567" w:hanging="283"/>
+        <w:ind w:left="851" w:hanging="283"/>
         <w:rPr>
           <w:lang w:val="es-419" w:eastAsia="es-CO"/>
         </w:rPr>
@@ -3975,7 +3378,7 @@
           <w:ilvl w:val="0"/>
           <w:numId w:val="11"/>
         </w:numPr>
-        <w:ind w:left="567" w:hanging="283"/>
+        <w:ind w:left="851" w:hanging="283"/>
         <w:rPr>
           <w:lang w:val="es-419" w:eastAsia="es-CO"/>
         </w:rPr>
@@ -4000,7 +3403,7 @@
           <w:ilvl w:val="0"/>
           <w:numId w:val="11"/>
         </w:numPr>
-        <w:ind w:left="567" w:hanging="283"/>
+        <w:ind w:left="851" w:hanging="283"/>
         <w:rPr>
           <w:rStyle w:val="Ttulo5Car"/>
         </w:rPr>
@@ -4009,6 +3412,7 @@
         <w:rPr>
           <w:rStyle w:val="Ttulo5Car"/>
         </w:rPr>
+        <w:lastRenderedPageBreak/>
         <w:t>Costos de producción.</w:t>
       </w:r>
       <w:r>
@@ -4025,7 +3429,7 @@
           <w:ilvl w:val="0"/>
           <w:numId w:val="11"/>
         </w:numPr>
-        <w:ind w:left="567" w:hanging="283"/>
+        <w:ind w:left="851" w:hanging="283"/>
         <w:rPr>
           <w:lang w:val="es-419" w:eastAsia="es-CO"/>
         </w:rPr>
@@ -4045,17 +3449,9 @@
     </w:p>
     <w:p>
       <w:pPr>
-        <w:ind w:firstLine="0"/>
-        <w:rPr>
-          <w:lang w:val="es-419" w:eastAsia="es-CO"/>
-        </w:rPr>
-      </w:pPr>
-    </w:p>
-    <w:p>
-      <w:pPr>
         <w:pStyle w:val="Ttulo2"/>
       </w:pPr>
-      <w:bookmarkStart w:id="8" w:name="_Toc224838654"/>
+      <w:bookmarkStart w:id="8" w:name="_Toc225854043"/>
       <w:r>
         <w:t>Catálogo de cuentas</w:t>
       </w:r>
@@ -4067,13 +3463,6 @@
           <w:lang w:val="es-419" w:eastAsia="es-CO"/>
         </w:rPr>
       </w:pPr>
-    </w:p>
-    <w:p>
-      <w:pPr>
-        <w:rPr>
-          <w:lang w:val="es-419" w:eastAsia="es-CO"/>
-        </w:rPr>
-      </w:pPr>
       <w:r>
         <w:rPr>
           <w:lang w:val="es-419" w:eastAsia="es-CO"/>
@@ -4092,13 +3481,6 @@
         </w:rPr>
         <w:t xml:space="preserve"> la codificación del catálogo de cuentas se estructura sobre los siguientes niveles:</w:t>
       </w:r>
-    </w:p>
-    <w:p>
-      <w:pPr>
-        <w:rPr>
-          <w:lang w:val="es-419" w:eastAsia="es-CO"/>
-        </w:rPr>
-      </w:pPr>
     </w:p>
     <w:p>
       <w:pPr>
@@ -4107,7 +3489,7 @@
           <w:ilvl w:val="0"/>
           <w:numId w:val="12"/>
         </w:numPr>
-        <w:ind w:left="567" w:hanging="283"/>
+        <w:ind w:left="851" w:hanging="283"/>
         <w:rPr>
           <w:lang w:val="es-419" w:eastAsia="es-CO"/>
         </w:rPr>
@@ -4132,7 +3514,7 @@
           <w:ilvl w:val="0"/>
           <w:numId w:val="12"/>
         </w:numPr>
-        <w:ind w:left="567" w:hanging="283"/>
+        <w:ind w:left="851" w:hanging="283"/>
         <w:rPr>
           <w:lang w:val="es-419" w:eastAsia="es-CO"/>
         </w:rPr>
@@ -4157,7 +3539,7 @@
           <w:ilvl w:val="0"/>
           <w:numId w:val="12"/>
         </w:numPr>
-        <w:ind w:left="567" w:hanging="283"/>
+        <w:ind w:left="851" w:hanging="283"/>
         <w:rPr>
           <w:lang w:val="es-419" w:eastAsia="es-CO"/>
         </w:rPr>
@@ -4182,7 +3564,7 @@
           <w:ilvl w:val="0"/>
           <w:numId w:val="12"/>
         </w:numPr>
-        <w:ind w:left="567" w:hanging="283"/>
+        <w:ind w:left="851" w:hanging="283"/>
         <w:rPr>
           <w:lang w:val="es-419" w:eastAsia="es-CO"/>
         </w:rPr>
@@ -4211,7 +3593,6 @@
         <w:rPr>
           <w:lang w:val="es-419" w:eastAsia="es-CO"/>
         </w:rPr>
-        <w:lastRenderedPageBreak/>
         <w:t>A continuación, se clasifica cada clase:</w:t>
       </w:r>
     </w:p>
@@ -4222,7 +3603,7 @@
           <w:ilvl w:val="0"/>
           <w:numId w:val="13"/>
         </w:numPr>
-        <w:ind w:left="567" w:hanging="283"/>
+        <w:ind w:left="851" w:hanging="283"/>
         <w:rPr>
           <w:lang w:val="es-419" w:eastAsia="es-CO"/>
         </w:rPr>
@@ -4249,7 +3630,7 @@
           <w:ilvl w:val="0"/>
           <w:numId w:val="13"/>
         </w:numPr>
-        <w:ind w:left="567" w:hanging="283"/>
+        <w:ind w:left="851" w:hanging="283"/>
         <w:rPr>
           <w:lang w:val="es-419" w:eastAsia="es-CO"/>
         </w:rPr>
@@ -4276,7 +3657,7 @@
           <w:ilvl w:val="0"/>
           <w:numId w:val="13"/>
         </w:numPr>
-        <w:ind w:left="567" w:hanging="283"/>
+        <w:ind w:left="851" w:hanging="283"/>
         <w:rPr>
           <w:lang w:val="es-419" w:eastAsia="es-CO"/>
         </w:rPr>
@@ -4301,7 +3682,7 @@
           <w:ilvl w:val="0"/>
           <w:numId w:val="13"/>
         </w:numPr>
-        <w:ind w:left="567" w:hanging="283"/>
+        <w:ind w:left="851" w:hanging="283"/>
         <w:rPr>
           <w:lang w:val="es-419" w:eastAsia="es-CO"/>
         </w:rPr>
@@ -4326,7 +3707,7 @@
           <w:ilvl w:val="0"/>
           <w:numId w:val="13"/>
         </w:numPr>
-        <w:ind w:left="567" w:hanging="283"/>
+        <w:ind w:left="851" w:hanging="283"/>
         <w:rPr>
           <w:lang w:val="es-419" w:eastAsia="es-CO"/>
         </w:rPr>
@@ -4351,7 +3732,7 @@
           <w:ilvl w:val="0"/>
           <w:numId w:val="13"/>
         </w:numPr>
-        <w:ind w:left="567" w:hanging="283"/>
+        <w:ind w:left="851" w:hanging="283"/>
         <w:rPr>
           <w:lang w:val="es-419" w:eastAsia="es-CO"/>
         </w:rPr>
@@ -4376,7 +3757,7 @@
           <w:ilvl w:val="0"/>
           <w:numId w:val="13"/>
         </w:numPr>
-        <w:ind w:left="567" w:hanging="283"/>
+        <w:ind w:left="851" w:hanging="283"/>
         <w:rPr>
           <w:lang w:val="es-419" w:eastAsia="es-CO"/>
         </w:rPr>
@@ -4401,7 +3782,7 @@
           <w:ilvl w:val="0"/>
           <w:numId w:val="13"/>
         </w:numPr>
-        <w:ind w:left="567" w:hanging="283"/>
+        <w:ind w:left="851" w:hanging="283"/>
         <w:rPr>
           <w:lang w:val="es-419" w:eastAsia="es-CO"/>
         </w:rPr>
@@ -4426,7 +3807,7 @@
           <w:ilvl w:val="0"/>
           <w:numId w:val="13"/>
         </w:numPr>
-        <w:ind w:left="567" w:hanging="283"/>
+        <w:ind w:left="851" w:hanging="283"/>
         <w:rPr>
           <w:lang w:val="es-419" w:eastAsia="es-CO"/>
         </w:rPr>
@@ -4454,89 +3835,9 @@
     </w:p>
     <w:p>
       <w:pPr>
-        <w:ind w:left="284" w:firstLine="0"/>
-        <w:rPr>
-          <w:lang w:val="es-419" w:eastAsia="es-CO"/>
-        </w:rPr>
-      </w:pPr>
-    </w:p>
-    <w:p>
-      <w:pPr>
-        <w:ind w:left="284" w:firstLine="0"/>
-        <w:rPr>
-          <w:lang w:val="es-419" w:eastAsia="es-CO"/>
-        </w:rPr>
-      </w:pPr>
-    </w:p>
-    <w:p>
-      <w:pPr>
-        <w:ind w:left="284" w:firstLine="0"/>
-        <w:rPr>
-          <w:lang w:val="es-419" w:eastAsia="es-CO"/>
-        </w:rPr>
-      </w:pPr>
-    </w:p>
-    <w:p>
-      <w:pPr>
-        <w:ind w:left="284" w:firstLine="0"/>
-        <w:rPr>
-          <w:lang w:val="es-419" w:eastAsia="es-CO"/>
-        </w:rPr>
-      </w:pPr>
-    </w:p>
-    <w:p>
-      <w:pPr>
-        <w:ind w:left="284" w:firstLine="0"/>
-        <w:rPr>
-          <w:lang w:val="es-419" w:eastAsia="es-CO"/>
-        </w:rPr>
-      </w:pPr>
-    </w:p>
-    <w:p>
-      <w:pPr>
-        <w:ind w:left="284" w:firstLine="0"/>
-        <w:rPr>
-          <w:lang w:val="es-419" w:eastAsia="es-CO"/>
-        </w:rPr>
-      </w:pPr>
-    </w:p>
-    <w:p>
-      <w:pPr>
-        <w:ind w:left="284" w:firstLine="0"/>
-        <w:rPr>
-          <w:lang w:val="es-419" w:eastAsia="es-CO"/>
-        </w:rPr>
-      </w:pPr>
-    </w:p>
-    <w:p>
-      <w:pPr>
-        <w:ind w:left="284" w:firstLine="0"/>
-        <w:rPr>
-          <w:lang w:val="es-419" w:eastAsia="es-CO"/>
-        </w:rPr>
-      </w:pPr>
-    </w:p>
-    <w:p>
-      <w:pPr>
-        <w:ind w:left="284" w:firstLine="0"/>
-        <w:rPr>
-          <w:lang w:val="es-419" w:eastAsia="es-CO"/>
-        </w:rPr>
-      </w:pPr>
-    </w:p>
-    <w:p>
-      <w:pPr>
-        <w:ind w:left="284" w:firstLine="0"/>
-        <w:rPr>
-          <w:lang w:val="es-419" w:eastAsia="es-CO"/>
-        </w:rPr>
-      </w:pPr>
-    </w:p>
-    <w:p>
-      <w:pPr>
         <w:pStyle w:val="Ttulo1"/>
       </w:pPr>
-      <w:bookmarkStart w:id="9" w:name="_Toc224838655"/>
+      <w:bookmarkStart w:id="9" w:name="_Toc225854044"/>
       <w:r>
         <w:lastRenderedPageBreak/>
         <w:t>Esquema de la cuenta T</w:t>
@@ -4549,13 +3850,6 @@
           <w:lang w:val="es-419" w:eastAsia="es-CO"/>
         </w:rPr>
       </w:pPr>
-    </w:p>
-    <w:p>
-      <w:pPr>
-        <w:rPr>
-          <w:lang w:val="es-419" w:eastAsia="es-CO"/>
-        </w:rPr>
-      </w:pPr>
       <w:r>
         <w:rPr>
           <w:lang w:val="es-419" w:eastAsia="es-CO"/>
@@ -4579,6 +3873,8 @@
     </w:p>
     <w:p>
       <w:pPr>
+        <w:ind w:firstLine="0"/>
+        <w:jc w:val="center"/>
         <w:rPr>
           <w:lang w:val="es-419" w:eastAsia="es-CO"/>
         </w:rPr>
@@ -4589,10 +3885,10 @@
           <w:lang w:val="es-419" w:eastAsia="es-CO"/>
         </w:rPr>
         <w:drawing>
-          <wp:inline distT="0" distB="0" distL="0" distR="0" wp14:anchorId="3795E0F1" wp14:editId="6F938FDE">
+          <wp:inline distT="0" distB="0" distL="0" distR="0" wp14:anchorId="3795E0F1" wp14:editId="39E7B206">
             <wp:extent cx="4810125" cy="3143250"/>
             <wp:effectExtent l="0" t="0" r="9525" b="0"/>
-            <wp:docPr id="2" name="Gráfico 2"/>
+            <wp:docPr id="2" name="Gráfico 2" descr="Esquema contable que representa la estructura básica de una cuenta, dividida en lado débito y lado crédito, donde se registran movimientos y saldos según aumentos o disminuciones, diferenciando débitos y créditos para organizar la información financiera de la empresa correctamente."/>
             <wp:cNvGraphicFramePr>
               <a:graphicFrameLocks xmlns:a="http://schemas.openxmlformats.org/drawingml/2006/main" noChangeAspect="1"/>
             </wp:cNvGraphicFramePr>
@@ -4600,7 +3896,7 @@
               <a:graphicData uri="http://schemas.openxmlformats.org/drawingml/2006/picture">
                 <pic:pic xmlns:pic="http://schemas.openxmlformats.org/drawingml/2006/picture">
                   <pic:nvPicPr>
-                    <pic:cNvPr id="2" name="Gráfico 2"/>
+                    <pic:cNvPr id="2" name="Gráfico 2" descr="Esquema contable que representa la estructura básica de una cuenta, dividida en lado débito y lado crédito, donde se registran movimientos y saldos según aumentos o disminuciones, diferenciando débitos y créditos para organizar la información financiera de la empresa correctamente."/>
                     <pic:cNvPicPr/>
                   </pic:nvPicPr>
                   <pic:blipFill>
@@ -4644,7 +3940,19 @@
         <w:rPr>
           <w:lang w:val="es-419" w:eastAsia="es-CO"/>
         </w:rPr>
-        <w:t>La cuenta T es una herramienta práctica para registrar los hechos económicos, mediante la cual se visualiza el “debe” y el “haber” de cada cuenta contable.</w:t>
+        <w:t>La cuenta T es una herramienta práctica para registrar los hechos económicos, mediante la cual</w:t>
+      </w:r>
+      <w:r>
+        <w:rPr>
+          <w:lang w:val="es-419" w:eastAsia="es-CO"/>
+        </w:rPr>
+        <w:t>,</w:t>
+      </w:r>
+      <w:r>
+        <w:rPr>
+          <w:lang w:val="es-419" w:eastAsia="es-CO"/>
+        </w:rPr>
+        <w:t xml:space="preserve"> se visualiza el “debe” y el “haber” de cada cuenta contable.</w:t>
       </w:r>
     </w:p>
     <w:p>
@@ -4667,30 +3975,16 @@
           <w:ilvl w:val="0"/>
           <w:numId w:val="14"/>
         </w:numPr>
-        <w:ind w:left="567" w:hanging="283"/>
-        <w:rPr>
-          <w:lang w:val="es-419" w:eastAsia="es-CO"/>
-        </w:rPr>
-      </w:pPr>
-      <w:r>
-        <w:rPr>
-          <w:lang w:val="es-419" w:eastAsia="es-CO"/>
-        </w:rPr>
-        <w:t xml:space="preserve">Determinación del saldo: se obtiene calculando la diferencia entre </w:t>
-      </w:r>
-      <w:proofErr w:type="spellStart"/>
-      <w:r>
-        <w:rPr>
-          <w:lang w:val="es-419" w:eastAsia="es-CO"/>
-        </w:rPr>
-        <w:t>el</w:t>
-      </w:r>
-      <w:proofErr w:type="spellEnd"/>
-      <w:r>
-        <w:rPr>
-          <w:lang w:val="es-419" w:eastAsia="es-CO"/>
-        </w:rPr>
-        <w:t xml:space="preserve"> debe y el haber.</w:t>
+        <w:ind w:left="851" w:hanging="283"/>
+        <w:rPr>
+          <w:lang w:val="es-419" w:eastAsia="es-CO"/>
+        </w:rPr>
+      </w:pPr>
+      <w:r>
+        <w:rPr>
+          <w:lang w:val="es-419" w:eastAsia="es-CO"/>
+        </w:rPr>
+        <w:t>Determinación del saldo: se obtiene calculando la diferencia entre el debe y el haber.</w:t>
       </w:r>
     </w:p>
     <w:p>
@@ -4700,7 +3994,7 @@
           <w:ilvl w:val="0"/>
           <w:numId w:val="14"/>
         </w:numPr>
-        <w:ind w:left="567" w:hanging="283"/>
+        <w:ind w:left="851" w:hanging="283"/>
         <w:rPr>
           <w:lang w:val="es-419" w:eastAsia="es-CO"/>
         </w:rPr>
@@ -4719,7 +4013,7 @@
           <w:ilvl w:val="0"/>
           <w:numId w:val="14"/>
         </w:numPr>
-        <w:ind w:left="567" w:hanging="283"/>
+        <w:ind w:left="851" w:hanging="283"/>
         <w:rPr>
           <w:lang w:val="es-419" w:eastAsia="es-CO"/>
         </w:rPr>
@@ -4735,19 +4029,12 @@
       <w:pPr>
         <w:pStyle w:val="Ttulo2"/>
       </w:pPr>
-      <w:bookmarkStart w:id="10" w:name="_Toc224838656"/>
+      <w:bookmarkStart w:id="10" w:name="_Toc225854045"/>
       <w:r>
         <w:lastRenderedPageBreak/>
         <w:t>Registro en la Cuenta T</w:t>
       </w:r>
       <w:bookmarkEnd w:id="10"/>
-    </w:p>
-    <w:p>
-      <w:pPr>
-        <w:rPr>
-          <w:lang w:val="es-419" w:eastAsia="es-CO"/>
-        </w:rPr>
-      </w:pPr>
     </w:p>
     <w:p>
       <w:pPr>
@@ -4871,7 +4158,6 @@
               <w:t>Ya sabemos cómo se ve una Cuenta T. Ahora viene lo más importante: cómo se llena.</w:t>
             </w:r>
           </w:p>
-          <w:p/>
           <w:p>
             <w:pPr>
               <w:rPr>
@@ -4884,7 +4170,6 @@
                 <w:b/>
                 <w:bCs/>
               </w:rPr>
-              <w:lastRenderedPageBreak/>
               <w:t>Hombre</w:t>
             </w:r>
           </w:p>
@@ -4905,6 +4190,7 @@
                 <w:b/>
                 <w:bCs/>
               </w:rPr>
+              <w:lastRenderedPageBreak/>
               <w:t>Mujer</w:t>
             </w:r>
           </w:p>
@@ -5028,7 +4314,6 @@
               <w:t>Si sumas todos los valores del lado izquierdo… obtienes el movimiento débito.</w:t>
             </w:r>
           </w:p>
-          <w:p/>
           <w:p>
             <w:pPr>
               <w:rPr>
@@ -5041,7 +4326,6 @@
                 <w:b/>
                 <w:bCs/>
               </w:rPr>
-              <w:lastRenderedPageBreak/>
               <w:t>Hombre</w:t>
             </w:r>
           </w:p>
@@ -5050,6 +4334,7 @@
               <w:t>Y si sumas los del lado derecho… tienes el movimiento crédito.</w:t>
             </w:r>
           </w:p>
+          <w:p/>
           <w:p>
             <w:pPr>
               <w:rPr>
@@ -5062,6 +4347,7 @@
                 <w:b/>
                 <w:bCs/>
               </w:rPr>
+              <w:lastRenderedPageBreak/>
               <w:t>Mujer</w:t>
             </w:r>
           </w:p>
@@ -5222,17 +4508,17 @@
                 <w:b/>
                 <w:bCs/>
               </w:rPr>
+              <w:t>Mujer</w:t>
+            </w:r>
+          </w:p>
+          <w:p>
+            <w:r>
+              <w:t>En pocas palabras: debitas a la izquierda, acreditas a la derecha,</w:t>
+            </w:r>
+          </w:p>
+          <w:p>
+            <w:r>
               <w:lastRenderedPageBreak/>
-              <w:t>Mujer</w:t>
-            </w:r>
-          </w:p>
-          <w:p>
-            <w:r>
-              <w:t>En pocas palabras: debitas a la izquierda, acreditas a la derecha,</w:t>
-            </w:r>
-          </w:p>
-          <w:p>
-            <w:r>
               <w:t>sumas para ver movimientos… y restas para encontrar el saldo.</w:t>
             </w:r>
           </w:p>
@@ -5314,8 +4600,8 @@
         <w:tblLook w:val="04A0" w:firstRow="1" w:lastRow="0" w:firstColumn="1" w:lastColumn="0" w:noHBand="0" w:noVBand="1"/>
       </w:tblPr>
       <w:tblGrid>
-        <w:gridCol w:w="2068"/>
-        <w:gridCol w:w="8432"/>
+        <w:gridCol w:w="1978"/>
+        <w:gridCol w:w="8522"/>
       </w:tblGrid>
       <w:tr>
         <w:trPr>
@@ -5361,17 +4647,9 @@
           </w:tcPr>
           <w:p>
             <w:pPr>
-              <w:pStyle w:val="TextoTablas"/>
-              <w:rPr>
-                <w:color w:val="12263F"/>
-                <w:szCs w:val="24"/>
-              </w:rPr>
+              <w:pStyle w:val="Tablas"/>
             </w:pPr>
             <w:r>
-              <w:rPr>
-                <w:color w:val="12263F"/>
-                <w:szCs w:val="24"/>
-              </w:rPr>
               <w:t>Debitar</w:t>
             </w:r>
           </w:p>
@@ -5383,17 +4661,9 @@
           </w:tcPr>
           <w:p>
             <w:pPr>
-              <w:pStyle w:val="TextoTablas"/>
-              <w:rPr>
-                <w:color w:val="12263F"/>
-                <w:szCs w:val="24"/>
-              </w:rPr>
+              <w:pStyle w:val="Tablas"/>
             </w:pPr>
             <w:r>
-              <w:rPr>
-                <w:color w:val="12263F"/>
-                <w:szCs w:val="24"/>
-              </w:rPr>
               <w:t>Es el registro de un valor en el lado izquierdo, es decir, en la columna del debe, de una cuenta.</w:t>
             </w:r>
           </w:p>
@@ -5407,17 +4677,9 @@
           </w:tcPr>
           <w:p>
             <w:pPr>
-              <w:pStyle w:val="TextoTablas"/>
-              <w:rPr>
-                <w:color w:val="12263F"/>
-                <w:szCs w:val="24"/>
-              </w:rPr>
+              <w:pStyle w:val="Tablas"/>
             </w:pPr>
             <w:r>
-              <w:rPr>
-                <w:color w:val="12263F"/>
-                <w:szCs w:val="24"/>
-              </w:rPr>
               <w:t>Acreditar</w:t>
             </w:r>
           </w:p>
@@ -5429,17 +4691,9 @@
           </w:tcPr>
           <w:p>
             <w:pPr>
-              <w:pStyle w:val="TextoTablas"/>
-              <w:rPr>
-                <w:color w:val="12263F"/>
-                <w:szCs w:val="24"/>
-              </w:rPr>
+              <w:pStyle w:val="Tablas"/>
             </w:pPr>
             <w:r>
-              <w:rPr>
-                <w:color w:val="12263F"/>
-                <w:szCs w:val="24"/>
-              </w:rPr>
               <w:t>Es el registro de un valor en el lado derecho, es decir, en la columna del haber, de una cuenta.</w:t>
             </w:r>
           </w:p>
@@ -5456,17 +4710,9 @@
           </w:tcPr>
           <w:p>
             <w:pPr>
-              <w:pStyle w:val="TextoTablas"/>
-              <w:rPr>
-                <w:color w:val="12263F"/>
-                <w:szCs w:val="24"/>
-              </w:rPr>
+              <w:pStyle w:val="Tablas"/>
             </w:pPr>
             <w:r>
-              <w:rPr>
-                <w:color w:val="12263F"/>
-                <w:szCs w:val="24"/>
-              </w:rPr>
               <w:t>Movimiento débito</w:t>
             </w:r>
           </w:p>
@@ -5478,17 +4724,9 @@
           </w:tcPr>
           <w:p>
             <w:pPr>
-              <w:pStyle w:val="TextoTablas"/>
-              <w:rPr>
-                <w:color w:val="12263F"/>
-                <w:szCs w:val="24"/>
-              </w:rPr>
+              <w:pStyle w:val="Tablas"/>
             </w:pPr>
             <w:r>
-              <w:rPr>
-                <w:color w:val="12263F"/>
-                <w:szCs w:val="24"/>
-              </w:rPr>
               <w:t>Esta es la suma de valores registrados en la columna del debe de una cuenta.</w:t>
             </w:r>
           </w:p>
@@ -5502,17 +4740,9 @@
           </w:tcPr>
           <w:p>
             <w:pPr>
-              <w:pStyle w:val="TextoTablas"/>
-              <w:rPr>
-                <w:color w:val="12263F"/>
-                <w:szCs w:val="24"/>
-              </w:rPr>
+              <w:pStyle w:val="Tablas"/>
             </w:pPr>
             <w:r>
-              <w:rPr>
-                <w:color w:val="12263F"/>
-                <w:szCs w:val="24"/>
-              </w:rPr>
               <w:t>Movimiento crédito</w:t>
             </w:r>
           </w:p>
@@ -5524,17 +4754,9 @@
           </w:tcPr>
           <w:p>
             <w:pPr>
-              <w:pStyle w:val="TextoTablas"/>
-              <w:rPr>
-                <w:color w:val="12263F"/>
-                <w:szCs w:val="24"/>
-              </w:rPr>
+              <w:pStyle w:val="Tablas"/>
             </w:pPr>
             <w:r>
-              <w:rPr>
-                <w:color w:val="12263F"/>
-                <w:szCs w:val="24"/>
-              </w:rPr>
               <w:t>Es la suma de valores registrados en la columna del haber de una cuenta.</w:t>
             </w:r>
           </w:p>
@@ -5543,13 +4765,6 @@
     </w:tbl>
     <w:p>
       <w:pPr>
-        <w:rPr>
-          <w:lang w:eastAsia="es-CO"/>
-        </w:rPr>
-      </w:pPr>
-    </w:p>
-    <w:p>
-      <w:pPr>
         <w:ind w:left="567" w:hanging="283"/>
         <w:rPr>
           <w:lang w:val="es-419" w:eastAsia="es-CO"/>
@@ -5560,9 +4775,8 @@
       <w:pPr>
         <w:pStyle w:val="Ttulo2"/>
       </w:pPr>
-      <w:bookmarkStart w:id="11" w:name="_Toc224838657"/>
-      <w:r>
-        <w:lastRenderedPageBreak/>
+      <w:bookmarkStart w:id="11" w:name="_Toc225854046"/>
+      <w:r>
         <w:t>Saldos en la cuenta T (débito y crédito)</w:t>
       </w:r>
       <w:bookmarkEnd w:id="11"/>
@@ -5573,26 +4787,12 @@
           <w:lang w:val="es-419" w:eastAsia="es-CO"/>
         </w:rPr>
       </w:pPr>
-    </w:p>
-    <w:p>
-      <w:pPr>
-        <w:rPr>
-          <w:lang w:val="es-419" w:eastAsia="es-CO"/>
-        </w:rPr>
-      </w:pPr>
       <w:r>
         <w:rPr>
           <w:lang w:val="es-419" w:eastAsia="es-CO"/>
         </w:rPr>
         <w:t>Resulta de generar la diferencia entre los valores registrados en la columna del debe y el haber.</w:t>
       </w:r>
-    </w:p>
-    <w:p>
-      <w:pPr>
-        <w:rPr>
-          <w:lang w:val="es-419" w:eastAsia="es-CO"/>
-        </w:rPr>
-      </w:pPr>
     </w:p>
     <w:p>
       <w:pPr>
@@ -5601,7 +4801,7 @@
           <w:ilvl w:val="0"/>
           <w:numId w:val="15"/>
         </w:numPr>
-        <w:ind w:left="567" w:hanging="283"/>
+        <w:ind w:left="851" w:hanging="283"/>
         <w:rPr>
           <w:lang w:val="es-419" w:eastAsia="es-CO"/>
         </w:rPr>
@@ -5626,7 +4826,7 @@
           <w:ilvl w:val="0"/>
           <w:numId w:val="15"/>
         </w:numPr>
-        <w:ind w:left="567" w:hanging="283"/>
+        <w:ind w:left="851" w:hanging="283"/>
         <w:rPr>
           <w:lang w:val="es-419" w:eastAsia="es-CO"/>
         </w:rPr>
@@ -5646,86 +4846,9 @@
     </w:p>
     <w:p>
       <w:pPr>
-        <w:rPr>
-          <w:lang w:val="es-419" w:eastAsia="es-CO"/>
-        </w:rPr>
-      </w:pPr>
-    </w:p>
-    <w:p>
-      <w:pPr>
-        <w:rPr>
-          <w:lang w:val="es-419" w:eastAsia="es-CO"/>
-        </w:rPr>
-      </w:pPr>
-    </w:p>
-    <w:p>
-      <w:pPr>
-        <w:rPr>
-          <w:lang w:val="es-419" w:eastAsia="es-CO"/>
-        </w:rPr>
-      </w:pPr>
-    </w:p>
-    <w:p>
-      <w:pPr>
-        <w:rPr>
-          <w:lang w:val="es-419" w:eastAsia="es-CO"/>
-        </w:rPr>
-      </w:pPr>
-    </w:p>
-    <w:p>
-      <w:pPr>
-        <w:rPr>
-          <w:lang w:val="es-419" w:eastAsia="es-CO"/>
-        </w:rPr>
-      </w:pPr>
-    </w:p>
-    <w:p>
-      <w:pPr>
-        <w:rPr>
-          <w:lang w:val="es-419" w:eastAsia="es-CO"/>
-        </w:rPr>
-      </w:pPr>
-    </w:p>
-    <w:p>
-      <w:pPr>
-        <w:rPr>
-          <w:lang w:val="es-419" w:eastAsia="es-CO"/>
-        </w:rPr>
-      </w:pPr>
-    </w:p>
-    <w:p>
-      <w:pPr>
-        <w:rPr>
-          <w:lang w:val="es-419" w:eastAsia="es-CO"/>
-        </w:rPr>
-      </w:pPr>
-    </w:p>
-    <w:p>
-      <w:pPr>
-        <w:rPr>
-          <w:lang w:val="es-419" w:eastAsia="es-CO"/>
-        </w:rPr>
-      </w:pPr>
-    </w:p>
-    <w:p>
-      <w:pPr>
-        <w:rPr>
-          <w:lang w:val="es-419" w:eastAsia="es-CO"/>
-        </w:rPr>
-      </w:pPr>
-    </w:p>
-    <w:p>
-      <w:pPr>
-        <w:rPr>
-          <w:lang w:val="es-419" w:eastAsia="es-CO"/>
-        </w:rPr>
-      </w:pPr>
-    </w:p>
-    <w:p>
-      <w:pPr>
         <w:pStyle w:val="Ttulo1"/>
       </w:pPr>
-      <w:bookmarkStart w:id="12" w:name="_Toc224838658"/>
+      <w:bookmarkStart w:id="12" w:name="_Toc225854047"/>
       <w:r>
         <w:lastRenderedPageBreak/>
         <w:t>Clasificación de las cuentas</w:t>
@@ -5734,14 +4857,6 @@
     </w:p>
     <w:p>
       <w:pPr>
-        <w:ind w:firstLine="0"/>
-        <w:rPr>
-          <w:lang w:val="es-419" w:eastAsia="es-CO"/>
-        </w:rPr>
-      </w:pPr>
-    </w:p>
-    <w:p>
-      <w:pPr>
         <w:rPr>
           <w:lang w:val="es-419" w:eastAsia="es-CO"/>
         </w:rPr>
@@ -5792,10 +4907,10 @@
           <w:lang w:val="es-419" w:eastAsia="es-CO"/>
         </w:rPr>
         <w:drawing>
-          <wp:inline distT="0" distB="0" distL="0" distR="0" wp14:anchorId="25DE17F0" wp14:editId="1B061C0A">
+          <wp:inline distT="0" distB="0" distL="0" distR="0" wp14:anchorId="25DE17F0" wp14:editId="4E2FF462">
             <wp:extent cx="5781675" cy="3143250"/>
             <wp:effectExtent l="0" t="0" r="9525" b="0"/>
-            <wp:docPr id="3" name="Gráfico 3"/>
+            <wp:docPr id="3" name="Gráfico 3" descr="La imagen representa el esquema conceptual que clasifica las cuentas contables en reales, nominales y de orden. Las reales incluyen activo, pasivo y patrimonio; las nominales abarcan ingresos, gastos y costos; y las de orden se dividen en deudoras y acreedoras para control contable."/>
             <wp:cNvGraphicFramePr>
               <a:graphicFrameLocks xmlns:a="http://schemas.openxmlformats.org/drawingml/2006/main" noChangeAspect="1"/>
             </wp:cNvGraphicFramePr>
@@ -5803,7 +4918,7 @@
               <a:graphicData uri="http://schemas.openxmlformats.org/drawingml/2006/picture">
                 <pic:pic xmlns:pic="http://schemas.openxmlformats.org/drawingml/2006/picture">
                   <pic:nvPicPr>
-                    <pic:cNvPr id="3" name="Gráfico 3"/>
+                    <pic:cNvPr id="3" name="Gráfico 3" descr="La imagen representa el esquema conceptual que clasifica las cuentas contables en reales, nominales y de orden. Las reales incluyen activo, pasivo y patrimonio; las nominales abarcan ingresos, gastos y costos; y las de orden se dividen en deudoras y acreedoras para control contable."/>
                     <pic:cNvPicPr/>
                   </pic:nvPicPr>
                   <pic:blipFill>
@@ -5880,7 +4995,7 @@
       <w:pPr>
         <w:pStyle w:val="Ttulo1"/>
       </w:pPr>
-      <w:bookmarkStart w:id="13" w:name="_Toc224838659"/>
+      <w:bookmarkStart w:id="13" w:name="_Toc225854048"/>
       <w:r>
         <w:lastRenderedPageBreak/>
         <w:t>Cuentas reales o de balance</w:t>
@@ -5893,13 +5008,6 @@
           <w:lang w:val="es-419" w:eastAsia="es-CO"/>
         </w:rPr>
       </w:pPr>
-    </w:p>
-    <w:p>
-      <w:pPr>
-        <w:rPr>
-          <w:lang w:val="es-419" w:eastAsia="es-CO"/>
-        </w:rPr>
-      </w:pPr>
       <w:r>
         <w:rPr>
           <w:lang w:val="es-419" w:eastAsia="es-CO"/>
@@ -5909,16 +5017,9 @@
     </w:p>
     <w:p>
       <w:pPr>
-        <w:rPr>
-          <w:lang w:val="es-419" w:eastAsia="es-CO"/>
-        </w:rPr>
-      </w:pPr>
-    </w:p>
-    <w:p>
-      <w:pPr>
         <w:pStyle w:val="Ttulo2"/>
       </w:pPr>
-      <w:bookmarkStart w:id="14" w:name="_Toc224838660"/>
+      <w:bookmarkStart w:id="14" w:name="_Toc225854049"/>
       <w:r>
         <w:t>Concepto</w:t>
       </w:r>
@@ -5926,14 +5027,6 @@
     </w:p>
     <w:p>
       <w:pPr>
-        <w:ind w:left="284" w:firstLine="0"/>
-        <w:rPr>
-          <w:lang w:val="es-419" w:eastAsia="es-CO"/>
-        </w:rPr>
-      </w:pPr>
-    </w:p>
-    <w:p>
-      <w:pPr>
         <w:rPr>
           <w:lang w:val="es-419" w:eastAsia="es-CO"/>
         </w:rPr>
@@ -5973,13 +5066,8 @@
     </w:p>
     <w:p>
       <w:pPr>
-        <w:rPr>
-          <w:lang w:val="es-419" w:eastAsia="es-CO"/>
-        </w:rPr>
-      </w:pPr>
-    </w:p>
-    <w:p>
-      <w:pPr>
+        <w:ind w:firstLine="0"/>
+        <w:jc w:val="center"/>
         <w:rPr>
           <w:lang w:val="es-419" w:eastAsia="es-CO"/>
         </w:rPr>
@@ -5990,10 +5078,10 @@
           <w:lang w:val="es-419" w:eastAsia="es-CO"/>
         </w:rPr>
         <w:drawing>
-          <wp:inline distT="0" distB="0" distL="0" distR="0" wp14:anchorId="0DEF6679" wp14:editId="343AE6F5">
+          <wp:inline distT="0" distB="0" distL="0" distR="0" wp14:anchorId="0DEF6679" wp14:editId="6372805F">
             <wp:extent cx="4278457" cy="2314575"/>
             <wp:effectExtent l="0" t="0" r="8255" b="0"/>
-            <wp:docPr id="5" name="Gráfico 5"/>
+            <wp:docPr id="5" name="Gráfico 5" descr="Diagrama conceptual que organiza las cuentas reales o de balance en tres grupos: activo, pasivo y patrimonio. El activo y el pasivo se subdividen en corrientes y no corrientes, según su exigibilidad o disponibilidad dentro del ciclo contable anual."/>
             <wp:cNvGraphicFramePr>
               <a:graphicFrameLocks xmlns:a="http://schemas.openxmlformats.org/drawingml/2006/main" noChangeAspect="1"/>
             </wp:cNvGraphicFramePr>
@@ -6001,7 +5089,7 @@
               <a:graphicData uri="http://schemas.openxmlformats.org/drawingml/2006/picture">
                 <pic:pic xmlns:pic="http://schemas.openxmlformats.org/drawingml/2006/picture">
                   <pic:nvPicPr>
-                    <pic:cNvPr id="5" name="Gráfico 5"/>
+                    <pic:cNvPr id="5" name="Gráfico 5" descr="Diagrama conceptual que organiza las cuentas reales o de balance en tres grupos: activo, pasivo y patrimonio. El activo y el pasivo se subdividen en corrientes y no corrientes, según su exigibilidad o disponibilidad dentro del ciclo contable anual."/>
                     <pic:cNvPicPr/>
                   </pic:nvPicPr>
                   <pic:blipFill>
@@ -6040,33 +5128,33 @@
         <w:pStyle w:val="Ttulo5"/>
       </w:pPr>
       <w:r>
+        <w:t>Activo</w:t>
+      </w:r>
+    </w:p>
+    <w:p>
+      <w:pPr>
+        <w:rPr>
+          <w:lang w:val="es-419" w:eastAsia="es-CO"/>
+        </w:rPr>
+      </w:pPr>
+      <w:r>
+        <w:rPr>
+          <w:lang w:val="es-419" w:eastAsia="es-CO"/>
+        </w:rPr>
+        <w:t>Son los bienes y derechos de la empresa, que pueden generar dinero o ingresos en el futuro, por lo cual ofrecen beneficios económicos.</w:t>
+      </w:r>
+    </w:p>
+    <w:p>
+      <w:pPr>
+        <w:rPr>
+          <w:lang w:val="es-419" w:eastAsia="es-CO"/>
+        </w:rPr>
+      </w:pPr>
+      <w:r>
+        <w:rPr>
+          <w:lang w:val="es-419" w:eastAsia="es-CO"/>
+        </w:rPr>
         <w:lastRenderedPageBreak/>
-        <w:t>Activo</w:t>
-      </w:r>
-    </w:p>
-    <w:p>
-      <w:pPr>
-        <w:rPr>
-          <w:lang w:val="es-419" w:eastAsia="es-CO"/>
-        </w:rPr>
-      </w:pPr>
-      <w:r>
-        <w:rPr>
-          <w:lang w:val="es-419" w:eastAsia="es-CO"/>
-        </w:rPr>
-        <w:t>Son los bienes y derechos de la empresa, que pueden generar dinero o ingresos en el futuro, por lo cual ofrecen beneficios económicos.</w:t>
-      </w:r>
-    </w:p>
-    <w:p>
-      <w:pPr>
-        <w:rPr>
-          <w:lang w:val="es-419" w:eastAsia="es-CO"/>
-        </w:rPr>
-      </w:pPr>
-      <w:r>
-        <w:rPr>
-          <w:lang w:val="es-419" w:eastAsia="es-CO"/>
-        </w:rPr>
         <w:t>El dinero en caja o en bancos, las mercancías, los muebles y los vehículos, por ejemplo, son bienes. Las cuentas por cobrar y los créditos son derechos que puede poseer una empresa.</w:t>
       </w:r>
     </w:p>
@@ -6090,7 +5178,7 @@
           <w:ilvl w:val="0"/>
           <w:numId w:val="16"/>
         </w:numPr>
-        <w:ind w:left="567" w:hanging="283"/>
+        <w:ind w:left="851" w:hanging="283"/>
         <w:rPr>
           <w:lang w:val="es-419" w:eastAsia="es-CO"/>
         </w:rPr>
@@ -6109,7 +5197,7 @@
           <w:ilvl w:val="0"/>
           <w:numId w:val="16"/>
         </w:numPr>
-        <w:ind w:left="567" w:hanging="283"/>
+        <w:ind w:left="851" w:hanging="283"/>
         <w:rPr>
           <w:lang w:val="es-419" w:eastAsia="es-CO"/>
         </w:rPr>
@@ -6124,11 +5212,7 @@
     <w:p>
       <w:pPr>
         <w:pStyle w:val="Prrafodelista"/>
-        <w:numPr>
-          <w:ilvl w:val="0"/>
-          <w:numId w:val="16"/>
-        </w:numPr>
-        <w:ind w:left="567" w:hanging="283"/>
+        <w:ind w:left="567" w:firstLine="0"/>
         <w:rPr>
           <w:lang w:val="es-419" w:eastAsia="es-CO"/>
         </w:rPr>
@@ -6150,7 +5234,6 @@
     </w:p>
     <w:p>
       <w:pPr>
-        <w:ind w:left="567" w:hanging="283"/>
         <w:rPr>
           <w:noProof/>
           <w:lang w:val="es-419" w:eastAsia="es-CO"/>
@@ -6163,15 +5246,6 @@
         </w:rPr>
         <w:t>Constituyen las obligaciones contraídas por cualquier concepto para ser pagadas a terceros en el futuro y se clasifican en:</w:t>
       </w:r>
-    </w:p>
-    <w:p>
-      <w:pPr>
-        <w:ind w:left="567" w:hanging="283"/>
-        <w:rPr>
-          <w:noProof/>
-          <w:lang w:val="es-419" w:eastAsia="es-CO"/>
-        </w:rPr>
-      </w:pPr>
     </w:p>
     <w:p>
       <w:pPr>
@@ -6180,7 +5254,7 @@
           <w:ilvl w:val="0"/>
           <w:numId w:val="17"/>
         </w:numPr>
-        <w:ind w:left="567" w:hanging="283"/>
+        <w:ind w:left="851" w:hanging="283"/>
         <w:rPr>
           <w:noProof/>
           <w:lang w:val="es-419" w:eastAsia="es-CO"/>
@@ -6201,7 +5275,7 @@
           <w:ilvl w:val="0"/>
           <w:numId w:val="17"/>
         </w:numPr>
-        <w:ind w:left="567" w:hanging="283"/>
+        <w:ind w:left="851" w:hanging="283"/>
         <w:rPr>
           <w:noProof/>
           <w:lang w:val="es-419" w:eastAsia="es-CO"/>
@@ -6235,8 +5309,38 @@
         <w:rPr>
           <w:noProof/>
         </w:rPr>
+        <w:t>Patrimonio</w:t>
+      </w:r>
+    </w:p>
+    <w:p>
+      <w:pPr>
+        <w:rPr>
+          <w:noProof/>
+          <w:lang w:val="es-419" w:eastAsia="es-CO"/>
+        </w:rPr>
+      </w:pPr>
+      <w:r>
+        <w:rPr>
+          <w:noProof/>
+          <w:lang w:val="es-419" w:eastAsia="es-CO"/>
+        </w:rPr>
+        <w:t>El valor resultante de la diferencia entre el activo y el pasivo. Dentro de este se encuentran los aportes de los propietarios para crear la empresa, tales como el capital o bienes aportados; asimismo, incluye las utilidades y reservas.</w:t>
+      </w:r>
+    </w:p>
+    <w:p>
+      <w:pPr>
+        <w:rPr>
+          <w:noProof/>
+          <w:lang w:val="es-419" w:eastAsia="es-CO"/>
+        </w:rPr>
+      </w:pPr>
+      <w:r>
+        <w:rPr>
+          <w:noProof/>
+          <w:lang w:val="es-419" w:eastAsia="es-CO"/>
+        </w:rPr>
         <w:lastRenderedPageBreak/>
-        <w:t>Patrimonio</w:t>
+        <w:t>Es una obligación interna de la empresa a favor de los dueños, por lo cual su naturaleza es igual a la del pasivo.</w:t>
       </w:r>
     </w:p>
     <w:p>
@@ -6251,11 +5355,12 @@
           <w:noProof/>
           <w:lang w:val="es-419" w:eastAsia="es-CO"/>
         </w:rPr>
-        <w:t>El valor resultante de la diferencia entre el activo y el pasivo. Dentro de este se encuentran los aportes de los propietarios para crear la empresa, tales como el capital o bienes aportados; asimismo, incluye las utilidades y reservas.</w:t>
-      </w:r>
-    </w:p>
-    <w:p>
-      <w:pPr>
+        <w:t>A continuación, se conocerán las diferencias entre activo corriente y no corriente:</w:t>
+      </w:r>
+    </w:p>
+    <w:p>
+      <w:pPr>
+        <w:pStyle w:val="Tabla"/>
         <w:rPr>
           <w:noProof/>
           <w:lang w:val="es-419" w:eastAsia="es-CO"/>
@@ -6266,69 +5371,8 @@
           <w:noProof/>
           <w:lang w:val="es-419" w:eastAsia="es-CO"/>
         </w:rPr>
-        <w:t>Es una obligación interna de la empresa a favor de los dueños, por lo cual su naturaleza es igual a la del pasivo.</w:t>
-      </w:r>
-    </w:p>
-    <w:p>
-      <w:pPr>
-        <w:rPr>
-          <w:noProof/>
-          <w:lang w:val="es-419" w:eastAsia="es-CO"/>
-        </w:rPr>
-      </w:pPr>
-      <w:r>
-        <w:rPr>
-          <w:noProof/>
-          <w:lang w:val="es-419" w:eastAsia="es-CO"/>
-        </w:rPr>
-        <w:t>A continuación, se conocerán las diferencias entre activo corriente y no corriente:</w:t>
-      </w:r>
-    </w:p>
-    <w:p>
-      <w:pPr>
-        <w:rPr>
-          <w:noProof/>
-          <w:lang w:val="es-419" w:eastAsia="es-CO"/>
-        </w:rPr>
-      </w:pPr>
-    </w:p>
-    <w:p>
-      <w:pPr>
-        <w:rPr>
-          <w:noProof/>
-          <w:lang w:val="es-419" w:eastAsia="es-CO"/>
-        </w:rPr>
-      </w:pPr>
-      <w:r>
-        <w:rPr>
-          <w:noProof/>
-          <w:lang w:val="es-419" w:eastAsia="es-CO"/>
-        </w:rPr>
         <w:t>Diferencias entre activo corriente y no corriente</w:t>
       </w:r>
-    </w:p>
-    <w:p>
-      <w:pPr>
-        <w:pStyle w:val="Tabla"/>
-        <w:rPr>
-          <w:noProof/>
-          <w:lang w:val="es-419" w:eastAsia="es-CO"/>
-        </w:rPr>
-      </w:pPr>
-      <w:r>
-        <w:rPr>
-          <w:noProof/>
-          <w:lang w:val="es-419" w:eastAsia="es-CO"/>
-        </w:rPr>
-        <w:t>Diferencias entre activo corriente y no corriente</w:t>
-      </w:r>
-    </w:p>
-    <w:p>
-      <w:pPr>
-        <w:rPr>
-          <w:lang w:val="es-419" w:eastAsia="es-CO"/>
-        </w:rPr>
-      </w:pPr>
     </w:p>
     <w:tbl>
       <w:tblPr>
@@ -6337,9 +5381,9 @@
         <w:tblLook w:val="04A0" w:firstRow="1" w:lastRow="0" w:firstColumn="1" w:lastColumn="0" w:noHBand="0" w:noVBand="1"/>
       </w:tblPr>
       <w:tblGrid>
-        <w:gridCol w:w="1980"/>
-        <w:gridCol w:w="4216"/>
-        <w:gridCol w:w="4304"/>
+        <w:gridCol w:w="1785"/>
+        <w:gridCol w:w="4306"/>
+        <w:gridCol w:w="4409"/>
       </w:tblGrid>
       <w:tr>
         <w:trPr>
@@ -6354,14 +5398,8 @@
           <w:p>
             <w:pPr>
               <w:pStyle w:val="Tablas"/>
-              <w:rPr>
-                <w:lang w:eastAsia="es-CO"/>
-              </w:rPr>
             </w:pPr>
             <w:r>
-              <w:rPr>
-                <w:lang w:eastAsia="es-CO"/>
-              </w:rPr>
               <w:t>Característica</w:t>
             </w:r>
           </w:p>
@@ -6374,14 +5412,8 @@
           <w:p>
             <w:pPr>
               <w:pStyle w:val="Tablas"/>
-              <w:rPr>
-                <w:lang w:eastAsia="es-CO"/>
-              </w:rPr>
             </w:pPr>
             <w:r>
-              <w:rPr>
-                <w:lang w:eastAsia="es-CO"/>
-              </w:rPr>
               <w:t>Activo Corriente</w:t>
             </w:r>
           </w:p>
@@ -6394,14 +5426,8 @@
           <w:p>
             <w:pPr>
               <w:pStyle w:val="Tablas"/>
-              <w:rPr>
-                <w:lang w:eastAsia="es-CO"/>
-              </w:rPr>
             </w:pPr>
             <w:r>
-              <w:rPr>
-                <w:lang w:eastAsia="es-CO"/>
-              </w:rPr>
               <w:t>Activo No Corriente</w:t>
             </w:r>
           </w:p>
@@ -6419,18 +5445,8 @@
           <w:p>
             <w:pPr>
               <w:pStyle w:val="Tablas"/>
-              <w:rPr>
-                <w:color w:val="12263F"/>
-                <w:sz w:val="24"/>
-                <w:lang w:eastAsia="es-CO"/>
-              </w:rPr>
             </w:pPr>
             <w:r>
-              <w:rPr>
-                <w:color w:val="12263F"/>
-                <w:sz w:val="24"/>
-                <w:lang w:eastAsia="es-CO"/>
-              </w:rPr>
               <w:t>Plazo de liquidez</w:t>
             </w:r>
           </w:p>
@@ -6443,18 +5459,8 @@
           <w:p>
             <w:pPr>
               <w:pStyle w:val="Tablas"/>
-              <w:rPr>
-                <w:color w:val="12263F"/>
-                <w:sz w:val="24"/>
-                <w:lang w:eastAsia="es-CO"/>
-              </w:rPr>
             </w:pPr>
             <w:r>
-              <w:rPr>
-                <w:color w:val="12263F"/>
-                <w:sz w:val="24"/>
-                <w:lang w:eastAsia="es-CO"/>
-              </w:rPr>
               <w:t>Un plazo de liquidez menor a un año.</w:t>
             </w:r>
           </w:p>
@@ -6467,18 +5473,8 @@
           <w:p>
             <w:pPr>
               <w:pStyle w:val="Tablas"/>
-              <w:rPr>
-                <w:color w:val="12263F"/>
-                <w:sz w:val="24"/>
-                <w:lang w:eastAsia="es-CO"/>
-              </w:rPr>
             </w:pPr>
             <w:r>
-              <w:rPr>
-                <w:color w:val="12263F"/>
-                <w:sz w:val="24"/>
-                <w:lang w:eastAsia="es-CO"/>
-              </w:rPr>
               <w:t>Un plazo de liquidez superior a un año.</w:t>
             </w:r>
           </w:p>
@@ -6493,18 +5489,8 @@
           <w:p>
             <w:pPr>
               <w:pStyle w:val="Tablas"/>
-              <w:rPr>
-                <w:color w:val="12263F"/>
-                <w:sz w:val="24"/>
-                <w:lang w:eastAsia="es-CO"/>
-              </w:rPr>
             </w:pPr>
             <w:r>
-              <w:rPr>
-                <w:color w:val="12263F"/>
-                <w:sz w:val="24"/>
-                <w:lang w:eastAsia="es-CO"/>
-              </w:rPr>
               <w:t>Uso principal</w:t>
             </w:r>
           </w:p>
@@ -6517,18 +5503,8 @@
           <w:p>
             <w:pPr>
               <w:pStyle w:val="Tablas"/>
-              <w:rPr>
-                <w:color w:val="12263F"/>
-                <w:sz w:val="24"/>
-                <w:lang w:eastAsia="es-CO"/>
-              </w:rPr>
             </w:pPr>
             <w:r>
-              <w:rPr>
-                <w:color w:val="12263F"/>
-                <w:sz w:val="24"/>
-                <w:lang w:eastAsia="es-CO"/>
-              </w:rPr>
               <w:t>Se utilizan para saldar deudas a corto plazo.</w:t>
             </w:r>
           </w:p>
@@ -6541,18 +5517,8 @@
           <w:p>
             <w:pPr>
               <w:pStyle w:val="Tablas"/>
-              <w:rPr>
-                <w:color w:val="12263F"/>
-                <w:sz w:val="24"/>
-                <w:lang w:eastAsia="es-CO"/>
-              </w:rPr>
             </w:pPr>
             <w:r>
-              <w:rPr>
-                <w:color w:val="12263F"/>
-                <w:sz w:val="24"/>
-                <w:lang w:eastAsia="es-CO"/>
-              </w:rPr>
               <w:t>Se utilizan para saldar deudas a largo plazo.</w:t>
             </w:r>
           </w:p>
@@ -6570,18 +5536,8 @@
           <w:p>
             <w:pPr>
               <w:pStyle w:val="Tablas"/>
-              <w:rPr>
-                <w:color w:val="12263F"/>
-                <w:sz w:val="24"/>
-                <w:lang w:eastAsia="es-CO"/>
-              </w:rPr>
             </w:pPr>
             <w:r>
-              <w:rPr>
-                <w:color w:val="12263F"/>
-                <w:sz w:val="24"/>
-                <w:lang w:eastAsia="es-CO"/>
-              </w:rPr>
               <w:t>Intención de conservación</w:t>
             </w:r>
           </w:p>
@@ -6594,18 +5550,8 @@
           <w:p>
             <w:pPr>
               <w:pStyle w:val="Tablas"/>
-              <w:rPr>
-                <w:color w:val="12263F"/>
-                <w:sz w:val="24"/>
-                <w:lang w:eastAsia="es-CO"/>
-              </w:rPr>
             </w:pPr>
             <w:r>
-              <w:rPr>
-                <w:color w:val="12263F"/>
-                <w:sz w:val="24"/>
-                <w:lang w:eastAsia="es-CO"/>
-              </w:rPr>
               <w:t>La empresa planea conservarlos solo por un tiempo breve.</w:t>
             </w:r>
           </w:p>
@@ -6618,18 +5564,8 @@
           <w:p>
             <w:pPr>
               <w:pStyle w:val="Tablas"/>
-              <w:rPr>
-                <w:color w:val="12263F"/>
-                <w:sz w:val="24"/>
-                <w:lang w:eastAsia="es-CO"/>
-              </w:rPr>
             </w:pPr>
             <w:r>
-              <w:rPr>
-                <w:color w:val="12263F"/>
-                <w:sz w:val="24"/>
-                <w:lang w:eastAsia="es-CO"/>
-              </w:rPr>
               <w:t>La empresa planea conservarlos por un largo periodo de tiempo.</w:t>
             </w:r>
           </w:p>
@@ -6644,18 +5580,8 @@
           <w:p>
             <w:pPr>
               <w:pStyle w:val="Tablas"/>
-              <w:rPr>
-                <w:color w:val="12263F"/>
-                <w:sz w:val="24"/>
-                <w:lang w:eastAsia="es-CO"/>
-              </w:rPr>
             </w:pPr>
             <w:r>
-              <w:rPr>
-                <w:color w:val="12263F"/>
-                <w:sz w:val="24"/>
-                <w:lang w:eastAsia="es-CO"/>
-              </w:rPr>
               <w:t>Criterio de clasificación</w:t>
             </w:r>
           </w:p>
@@ -6668,18 +5594,8 @@
           <w:p>
             <w:pPr>
               <w:pStyle w:val="Tablas"/>
-              <w:rPr>
-                <w:color w:val="12263F"/>
-                <w:sz w:val="24"/>
-                <w:lang w:eastAsia="es-CO"/>
-              </w:rPr>
             </w:pPr>
             <w:r>
-              <w:rPr>
-                <w:color w:val="12263F"/>
-                <w:sz w:val="24"/>
-                <w:lang w:eastAsia="es-CO"/>
-              </w:rPr>
               <w:t>Se clasifican como no corrientes cuando se destinan a inversiones a largo plazo.</w:t>
             </w:r>
           </w:p>
@@ -6692,18 +5608,8 @@
           <w:p>
             <w:pPr>
               <w:pStyle w:val="Tablas"/>
-              <w:rPr>
-                <w:color w:val="12263F"/>
-                <w:sz w:val="24"/>
-                <w:lang w:eastAsia="es-CO"/>
-              </w:rPr>
             </w:pPr>
             <w:r>
-              <w:rPr>
-                <w:color w:val="12263F"/>
-                <w:sz w:val="24"/>
-                <w:lang w:eastAsia="es-CO"/>
-              </w:rPr>
               <w:t>Se consideran no corrientes cuando están destinadas a inversiones a largo plazo.</w:t>
             </w:r>
           </w:p>
@@ -6721,18 +5627,8 @@
           <w:p>
             <w:pPr>
               <w:pStyle w:val="Tablas"/>
-              <w:rPr>
-                <w:color w:val="12263F"/>
-                <w:sz w:val="24"/>
-                <w:lang w:eastAsia="es-CO"/>
-              </w:rPr>
             </w:pPr>
             <w:r>
-              <w:rPr>
-                <w:color w:val="12263F"/>
-                <w:sz w:val="24"/>
-                <w:lang w:eastAsia="es-CO"/>
-              </w:rPr>
               <w:t>Casos especiales</w:t>
             </w:r>
           </w:p>
@@ -6745,28 +5641,9 @@
           <w:p>
             <w:pPr>
               <w:pStyle w:val="Tablas"/>
-              <w:rPr>
-                <w:color w:val="12263F"/>
-                <w:sz w:val="24"/>
-                <w:lang w:eastAsia="es-CO"/>
-              </w:rPr>
             </w:pPr>
             <w:r>
-              <w:rPr>
-                <w:color w:val="12263F"/>
-                <w:sz w:val="24"/>
-                <w:lang w:eastAsia="es-CO"/>
-              </w:rPr>
-              <w:t xml:space="preserve">Se consideran no corrientes, por ejemplo, cuando los créditos a corto </w:t>
-            </w:r>
-            <w:r>
-              <w:rPr>
-                <w:color w:val="12263F"/>
-                <w:sz w:val="24"/>
-                <w:lang w:eastAsia="es-CO"/>
-              </w:rPr>
-              <w:lastRenderedPageBreak/>
-              <w:t>plazo son llevados a un proceso judicial.</w:t>
+              <w:t>Se consideran no corrientes, por ejemplo, cuando los créditos a corto plazo son llevados a un proceso judicial.</w:t>
             </w:r>
           </w:p>
         </w:tc>
@@ -6778,29 +5655,9 @@
           <w:p>
             <w:pPr>
               <w:pStyle w:val="Tablas"/>
-              <w:rPr>
-                <w:color w:val="12263F"/>
-                <w:sz w:val="24"/>
-                <w:lang w:eastAsia="es-CO"/>
-              </w:rPr>
             </w:pPr>
             <w:r>
-              <w:rPr>
-                <w:color w:val="12263F"/>
-                <w:sz w:val="24"/>
-                <w:lang w:eastAsia="es-CO"/>
-              </w:rPr>
-              <w:lastRenderedPageBreak/>
-              <w:t xml:space="preserve">Se clasifican como corrientes, por ejemplo, cuando los créditos a corto </w:t>
-            </w:r>
-            <w:r>
-              <w:rPr>
-                <w:color w:val="12263F"/>
-                <w:sz w:val="24"/>
-                <w:lang w:eastAsia="es-CO"/>
-              </w:rPr>
-              <w:lastRenderedPageBreak/>
-              <w:t>plazo son sometidos a un proceso judicial.</w:t>
+              <w:t>Se clasifican como corrientes, por ejemplo, cuando los créditos a corto plazo son sometidos a un proceso judicial.</w:t>
             </w:r>
           </w:p>
         </w:tc>
@@ -6814,19 +5671,8 @@
           <w:p>
             <w:pPr>
               <w:pStyle w:val="Tablas"/>
-              <w:rPr>
-                <w:color w:val="12263F"/>
-                <w:sz w:val="24"/>
-                <w:lang w:eastAsia="es-CO"/>
-              </w:rPr>
             </w:pPr>
             <w:r>
-              <w:rPr>
-                <w:color w:val="12263F"/>
-                <w:sz w:val="24"/>
-                <w:lang w:eastAsia="es-CO"/>
-              </w:rPr>
-              <w:lastRenderedPageBreak/>
               <w:t>Utilidad financiera</w:t>
             </w:r>
           </w:p>
@@ -6839,18 +5685,8 @@
           <w:p>
             <w:pPr>
               <w:pStyle w:val="Tablas"/>
-              <w:rPr>
-                <w:color w:val="12263F"/>
-                <w:sz w:val="24"/>
-                <w:lang w:eastAsia="es-CO"/>
-              </w:rPr>
             </w:pPr>
             <w:r>
-              <w:rPr>
-                <w:color w:val="12263F"/>
-                <w:sz w:val="24"/>
-                <w:lang w:eastAsia="es-CO"/>
-              </w:rPr>
               <w:t>Son útiles para determinar la brecha financiera y la liquidez a corto plazo.</w:t>
             </w:r>
           </w:p>
@@ -6863,31 +5699,14 @@
           <w:p>
             <w:pPr>
               <w:pStyle w:val="Tablas"/>
-              <w:rPr>
-                <w:color w:val="12263F"/>
-                <w:sz w:val="24"/>
-                <w:lang w:eastAsia="es-CO"/>
-              </w:rPr>
             </w:pPr>
             <w:r>
-              <w:rPr>
-                <w:color w:val="12263F"/>
-                <w:sz w:val="24"/>
-                <w:lang w:eastAsia="es-CO"/>
-              </w:rPr>
               <w:t>Son útiles para determinar la solvencia de la empresa.</w:t>
             </w:r>
           </w:p>
         </w:tc>
       </w:tr>
     </w:tbl>
-    <w:p>
-      <w:pPr>
-        <w:rPr>
-          <w:lang w:eastAsia="es-CO"/>
-        </w:rPr>
-      </w:pPr>
-    </w:p>
     <w:p>
       <w:pPr>
         <w:rPr>
@@ -6922,13 +5741,14 @@
         <w:tblLook w:val="04A0" w:firstRow="1" w:lastRow="0" w:firstColumn="1" w:lastColumn="0" w:noHBand="0" w:noVBand="1"/>
       </w:tblPr>
       <w:tblGrid>
-        <w:gridCol w:w="1928"/>
-        <w:gridCol w:w="3870"/>
-        <w:gridCol w:w="4702"/>
+        <w:gridCol w:w="1796"/>
+        <w:gridCol w:w="3893"/>
+        <w:gridCol w:w="4811"/>
       </w:tblGrid>
       <w:tr>
         <w:trPr>
           <w:cnfStyle w:val="100000000000" w:firstRow="1" w:lastRow="0" w:firstColumn="0" w:lastColumn="0" w:oddVBand="0" w:evenVBand="0" w:oddHBand="0" w:evenHBand="0" w:firstRowFirstColumn="0" w:firstRowLastColumn="0" w:lastRowFirstColumn="0" w:lastRowLastColumn="0"/>
+          <w:tblHeader/>
         </w:trPr>
         <w:tc>
           <w:tcPr>
@@ -6937,9 +5757,15 @@
           </w:tcPr>
           <w:p>
             <w:pPr>
-              <w:pStyle w:val="TextoTablas"/>
+              <w:pStyle w:val="Tablas"/>
+              <w:rPr>
+                <w:color w:val="auto"/>
+              </w:rPr>
             </w:pPr>
             <w:r>
+              <w:rPr>
+                <w:color w:val="auto"/>
+              </w:rPr>
               <w:t>Característica</w:t>
             </w:r>
           </w:p>
@@ -6951,9 +5777,15 @@
           </w:tcPr>
           <w:p>
             <w:pPr>
-              <w:pStyle w:val="TextoTablas"/>
+              <w:pStyle w:val="Tablas"/>
+              <w:rPr>
+                <w:color w:val="auto"/>
+              </w:rPr>
             </w:pPr>
             <w:r>
+              <w:rPr>
+                <w:color w:val="auto"/>
+              </w:rPr>
               <w:t>Pasivo Corriente</w:t>
             </w:r>
           </w:p>
@@ -6965,9 +5797,15 @@
           </w:tcPr>
           <w:p>
             <w:pPr>
-              <w:pStyle w:val="TextoTablas"/>
+              <w:pStyle w:val="Tablas"/>
+              <w:rPr>
+                <w:color w:val="auto"/>
+              </w:rPr>
             </w:pPr>
             <w:r>
+              <w:rPr>
+                <w:color w:val="auto"/>
+              </w:rPr>
               <w:t>Pasivo No Corriente</w:t>
             </w:r>
           </w:p>
@@ -6984,16 +5822,14 @@
           </w:tcPr>
           <w:p>
             <w:pPr>
-              <w:pStyle w:val="TextoTablas"/>
-              <w:rPr>
-                <w:color w:val="12263F"/>
-                <w:szCs w:val="24"/>
+              <w:pStyle w:val="Tablas"/>
+              <w:rPr>
+                <w:color w:val="auto"/>
               </w:rPr>
             </w:pPr>
             <w:r>
               <w:rPr>
-                <w:color w:val="12263F"/>
-                <w:szCs w:val="24"/>
+                <w:color w:val="auto"/>
               </w:rPr>
               <w:t>Plazo de cancelación</w:t>
             </w:r>
@@ -7006,16 +5842,14 @@
           </w:tcPr>
           <w:p>
             <w:pPr>
-              <w:pStyle w:val="TextoTablas"/>
-              <w:rPr>
-                <w:color w:val="12263F"/>
-                <w:szCs w:val="24"/>
+              <w:pStyle w:val="Tablas"/>
+              <w:rPr>
+                <w:color w:val="auto"/>
               </w:rPr>
             </w:pPr>
             <w:r>
               <w:rPr>
-                <w:color w:val="12263F"/>
-                <w:szCs w:val="24"/>
+                <w:color w:val="auto"/>
               </w:rPr>
               <w:t>Inferior a un año.</w:t>
             </w:r>
@@ -7028,16 +5862,14 @@
           </w:tcPr>
           <w:p>
             <w:pPr>
-              <w:pStyle w:val="TextoTablas"/>
-              <w:rPr>
-                <w:color w:val="12263F"/>
-                <w:szCs w:val="24"/>
+              <w:pStyle w:val="Tablas"/>
+              <w:rPr>
+                <w:color w:val="auto"/>
               </w:rPr>
             </w:pPr>
             <w:r>
               <w:rPr>
-                <w:color w:val="12263F"/>
-                <w:szCs w:val="24"/>
+                <w:color w:val="auto"/>
               </w:rPr>
               <w:t>Superior a un año.</w:t>
             </w:r>
@@ -7052,16 +5884,14 @@
           </w:tcPr>
           <w:p>
             <w:pPr>
-              <w:pStyle w:val="TextoTablas"/>
-              <w:rPr>
-                <w:color w:val="12263F"/>
-                <w:szCs w:val="24"/>
+              <w:pStyle w:val="Tablas"/>
+              <w:rPr>
+                <w:color w:val="auto"/>
               </w:rPr>
             </w:pPr>
             <w:r>
               <w:rPr>
-                <w:color w:val="12263F"/>
-                <w:szCs w:val="24"/>
+                <w:color w:val="auto"/>
               </w:rPr>
               <w:t>Tipo de deuda</w:t>
             </w:r>
@@ -7074,16 +5904,14 @@
           </w:tcPr>
           <w:p>
             <w:pPr>
-              <w:pStyle w:val="TextoTablas"/>
-              <w:rPr>
-                <w:color w:val="12263F"/>
-                <w:szCs w:val="24"/>
+              <w:pStyle w:val="Tablas"/>
+              <w:rPr>
+                <w:color w:val="auto"/>
               </w:rPr>
             </w:pPr>
             <w:r>
               <w:rPr>
-                <w:color w:val="12263F"/>
-                <w:szCs w:val="24"/>
+                <w:color w:val="auto"/>
               </w:rPr>
               <w:t>Deudas de corto plazo.</w:t>
             </w:r>
@@ -7096,16 +5924,14 @@
           </w:tcPr>
           <w:p>
             <w:pPr>
-              <w:pStyle w:val="TextoTablas"/>
-              <w:rPr>
-                <w:color w:val="12263F"/>
-                <w:szCs w:val="24"/>
+              <w:pStyle w:val="Tablas"/>
+              <w:rPr>
+                <w:color w:val="auto"/>
               </w:rPr>
             </w:pPr>
             <w:r>
               <w:rPr>
-                <w:color w:val="12263F"/>
-                <w:szCs w:val="24"/>
+                <w:color w:val="auto"/>
               </w:rPr>
               <w:t>Deudas de largo plazo.</w:t>
             </w:r>
@@ -7123,16 +5949,14 @@
           </w:tcPr>
           <w:p>
             <w:pPr>
-              <w:pStyle w:val="TextoTablas"/>
-              <w:rPr>
-                <w:color w:val="12263F"/>
-                <w:szCs w:val="24"/>
+              <w:pStyle w:val="Tablas"/>
+              <w:rPr>
+                <w:color w:val="auto"/>
               </w:rPr>
             </w:pPr>
             <w:r>
               <w:rPr>
-                <w:color w:val="12263F"/>
-                <w:szCs w:val="24"/>
+                <w:color w:val="auto"/>
               </w:rPr>
               <w:t>Obligación de la empresa</w:t>
             </w:r>
@@ -7145,16 +5969,14 @@
           </w:tcPr>
           <w:p>
             <w:pPr>
-              <w:pStyle w:val="TextoTablas"/>
-              <w:rPr>
-                <w:color w:val="12263F"/>
-                <w:szCs w:val="24"/>
+              <w:pStyle w:val="Tablas"/>
+              <w:rPr>
+                <w:color w:val="auto"/>
               </w:rPr>
             </w:pPr>
             <w:r>
               <w:rPr>
-                <w:color w:val="12263F"/>
-                <w:szCs w:val="24"/>
+                <w:color w:val="auto"/>
               </w:rPr>
               <w:t>Obligada a cancelar deudas en el corto plazo o refinanciarlas para dilatar el plazo.</w:t>
             </w:r>
@@ -7167,16 +5989,14 @@
           </w:tcPr>
           <w:p>
             <w:pPr>
-              <w:pStyle w:val="TextoTablas"/>
-              <w:rPr>
-                <w:color w:val="12263F"/>
-                <w:szCs w:val="24"/>
+              <w:pStyle w:val="Tablas"/>
+              <w:rPr>
+                <w:color w:val="auto"/>
               </w:rPr>
             </w:pPr>
             <w:r>
               <w:rPr>
-                <w:color w:val="12263F"/>
-                <w:szCs w:val="24"/>
+                <w:color w:val="auto"/>
               </w:rPr>
               <w:t>Obligada a cancelar en el largo plazo, con opción de cancelación anticipada si es conveniente.</w:t>
             </w:r>
@@ -7191,17 +6011,16 @@
           </w:tcPr>
           <w:p>
             <w:pPr>
-              <w:pStyle w:val="TextoTablas"/>
-              <w:rPr>
-                <w:color w:val="12263F"/>
-                <w:szCs w:val="24"/>
+              <w:pStyle w:val="Tablas"/>
+              <w:rPr>
+                <w:color w:val="auto"/>
               </w:rPr>
             </w:pPr>
             <w:r>
               <w:rPr>
-                <w:color w:val="12263F"/>
-                <w:szCs w:val="24"/>
-              </w:rPr>
+                <w:color w:val="auto"/>
+              </w:rPr>
+              <w:lastRenderedPageBreak/>
               <w:t>Cambio de categoría</w:t>
             </w:r>
           </w:p>
@@ -7213,16 +6032,14 @@
           </w:tcPr>
           <w:p>
             <w:pPr>
-              <w:pStyle w:val="TextoTablas"/>
-              <w:rPr>
-                <w:color w:val="12263F"/>
-                <w:szCs w:val="24"/>
+              <w:pStyle w:val="Tablas"/>
+              <w:rPr>
+                <w:color w:val="auto"/>
               </w:rPr>
             </w:pPr>
             <w:r>
               <w:rPr>
-                <w:color w:val="12263F"/>
-                <w:szCs w:val="24"/>
+                <w:color w:val="auto"/>
               </w:rPr>
               <w:t>Se convierten en no corrientes cuando se refinancian los pasivos corrientes.</w:t>
             </w:r>
@@ -7235,16 +6052,14 @@
           </w:tcPr>
           <w:p>
             <w:pPr>
-              <w:pStyle w:val="TextoTablas"/>
-              <w:rPr>
-                <w:color w:val="12263F"/>
-                <w:szCs w:val="24"/>
+              <w:pStyle w:val="Tablas"/>
+              <w:rPr>
+                <w:color w:val="auto"/>
               </w:rPr>
             </w:pPr>
             <w:r>
               <w:rPr>
-                <w:color w:val="12263F"/>
-                <w:szCs w:val="24"/>
+                <w:color w:val="auto"/>
               </w:rPr>
               <w:t>Se convierten en corrientes al renegociar intereses y acortar plazos, o al faltar 12 meses para su vencimiento.</w:t>
             </w:r>
@@ -7262,16 +6077,14 @@
           </w:tcPr>
           <w:p>
             <w:pPr>
-              <w:pStyle w:val="TextoTablas"/>
-              <w:rPr>
-                <w:color w:val="12263F"/>
-                <w:szCs w:val="24"/>
+              <w:pStyle w:val="Tablas"/>
+              <w:rPr>
+                <w:color w:val="auto"/>
               </w:rPr>
             </w:pPr>
             <w:r>
               <w:rPr>
-                <w:color w:val="12263F"/>
-                <w:szCs w:val="24"/>
+                <w:color w:val="auto"/>
               </w:rPr>
               <w:t>Utilidad financiera</w:t>
             </w:r>
@@ -7284,16 +6097,14 @@
           </w:tcPr>
           <w:p>
             <w:pPr>
-              <w:pStyle w:val="TextoTablas"/>
-              <w:rPr>
-                <w:color w:val="12263F"/>
-                <w:szCs w:val="24"/>
+              <w:pStyle w:val="Tablas"/>
+              <w:rPr>
+                <w:color w:val="auto"/>
               </w:rPr>
             </w:pPr>
             <w:r>
               <w:rPr>
-                <w:color w:val="12263F"/>
-                <w:szCs w:val="24"/>
+                <w:color w:val="auto"/>
               </w:rPr>
               <w:t>Útiles para calcular la brecha financiera, el endeudamiento general y a corto plazo.</w:t>
             </w:r>
@@ -7306,16 +6117,14 @@
           </w:tcPr>
           <w:p>
             <w:pPr>
-              <w:pStyle w:val="TextoTablas"/>
-              <w:rPr>
-                <w:color w:val="12263F"/>
-                <w:szCs w:val="24"/>
+              <w:pStyle w:val="Tablas"/>
+              <w:rPr>
+                <w:color w:val="auto"/>
               </w:rPr>
             </w:pPr>
             <w:r>
               <w:rPr>
-                <w:color w:val="12263F"/>
-                <w:szCs w:val="24"/>
+                <w:color w:val="auto"/>
               </w:rPr>
               <w:t>Útiles para calcular el endeudamiento general y la solvencia, especialmente en hipotecas o prendas.</w:t>
             </w:r>
@@ -7357,17 +6166,9 @@
     </w:p>
     <w:p>
       <w:pPr>
-        <w:rPr>
-          <w:lang w:eastAsia="es-CO"/>
-        </w:rPr>
-      </w:pPr>
-    </w:p>
-    <w:p>
-      <w:pPr>
         <w:pStyle w:val="Figura"/>
       </w:pPr>
       <w:r>
-        <w:lastRenderedPageBreak/>
         <w:t>Cuentas de patrimonio</w:t>
       </w:r>
     </w:p>
@@ -7384,10 +6185,10 @@
           <w:lang w:eastAsia="es-CO"/>
         </w:rPr>
         <w:drawing>
-          <wp:inline distT="0" distB="0" distL="0" distR="0" wp14:anchorId="06C7D7B8" wp14:editId="36DB8E51">
+          <wp:inline distT="0" distB="0" distL="0" distR="0" wp14:anchorId="06C7D7B8" wp14:editId="1BF9CE8D">
             <wp:extent cx="5810250" cy="3314700"/>
             <wp:effectExtent l="0" t="0" r="0" b="0"/>
-            <wp:docPr id="7" name="Gráfico 7"/>
+            <wp:docPr id="7" name="Gráfico 7" descr="Esquema conceptual de las cuentas de patrimonio que incluye capital social, reservas legales, facultativas y estatutarias, utilidades no distribuidas, pérdidas acumuladas y utilidad del ejercicio, representando los recursos propios y resultados acumulados de la empresa."/>
             <wp:cNvGraphicFramePr>
               <a:graphicFrameLocks xmlns:a="http://schemas.openxmlformats.org/drawingml/2006/main" noChangeAspect="1"/>
             </wp:cNvGraphicFramePr>
@@ -7395,7 +6196,7 @@
               <a:graphicData uri="http://schemas.openxmlformats.org/drawingml/2006/picture">
                 <pic:pic xmlns:pic="http://schemas.openxmlformats.org/drawingml/2006/picture">
                   <pic:nvPicPr>
-                    <pic:cNvPr id="7" name="Gráfico 7"/>
+                    <pic:cNvPr id="7" name="Gráfico 7" descr="Esquema conceptual de las cuentas de patrimonio que incluye capital social, reservas legales, facultativas y estatutarias, utilidades no distribuidas, pérdidas acumuladas y utilidad del ejercicio, representando los recursos propios y resultados acumulados de la empresa."/>
                     <pic:cNvPicPr/>
                   </pic:nvPicPr>
                   <pic:blipFill>
@@ -7441,18 +6242,12 @@
       <w:pPr>
         <w:pStyle w:val="Ttulo2"/>
       </w:pPr>
-      <w:bookmarkStart w:id="15" w:name="_Toc224838661"/>
-      <w:r>
+      <w:bookmarkStart w:id="15" w:name="_Toc225854050"/>
+      <w:r>
+        <w:lastRenderedPageBreak/>
         <w:t>Características</w:t>
       </w:r>
       <w:bookmarkEnd w:id="15"/>
-    </w:p>
-    <w:p>
-      <w:pPr>
-        <w:rPr>
-          <w:lang w:val="es-419" w:eastAsia="es-CO"/>
-        </w:rPr>
-      </w:pPr>
     </w:p>
     <w:p>
       <w:pPr>
@@ -7494,7 +6289,10 @@
           <w:ilvl w:val="0"/>
           <w:numId w:val="18"/>
         </w:numPr>
-        <w:ind w:left="426" w:hanging="142"/>
+        <w:tabs>
+          <w:tab w:val="left" w:pos="1134"/>
+        </w:tabs>
+        <w:ind w:left="993" w:hanging="426"/>
         <w:rPr>
           <w:lang w:val="es-419" w:eastAsia="es-CO"/>
         </w:rPr>
@@ -7513,7 +6311,10 @@
           <w:ilvl w:val="0"/>
           <w:numId w:val="18"/>
         </w:numPr>
-        <w:ind w:left="426" w:hanging="142"/>
+        <w:tabs>
+          <w:tab w:val="left" w:pos="1134"/>
+        </w:tabs>
+        <w:ind w:left="993" w:hanging="426"/>
         <w:rPr>
           <w:lang w:val="es-419" w:eastAsia="es-CO"/>
         </w:rPr>
@@ -7532,7 +6333,10 @@
           <w:ilvl w:val="0"/>
           <w:numId w:val="18"/>
         </w:numPr>
-        <w:ind w:left="426" w:hanging="142"/>
+        <w:tabs>
+          <w:tab w:val="left" w:pos="1134"/>
+        </w:tabs>
+        <w:ind w:left="993" w:hanging="426"/>
         <w:rPr>
           <w:lang w:val="es-419" w:eastAsia="es-CO"/>
         </w:rPr>
@@ -7546,18 +6350,9 @@
     </w:p>
     <w:p>
       <w:pPr>
-        <w:ind w:firstLine="0"/>
-        <w:rPr>
-          <w:lang w:val="es-419" w:eastAsia="es-CO"/>
-        </w:rPr>
-      </w:pPr>
-    </w:p>
-    <w:p>
-      <w:pPr>
         <w:pStyle w:val="Ttulo5"/>
       </w:pPr>
       <w:r>
-        <w:lastRenderedPageBreak/>
         <w:t>Características del pasivo</w:t>
       </w:r>
     </w:p>
@@ -7568,7 +6363,7 @@
           <w:ilvl w:val="0"/>
           <w:numId w:val="19"/>
         </w:numPr>
-        <w:ind w:left="567" w:hanging="283"/>
+        <w:ind w:left="993" w:hanging="426"/>
         <w:rPr>
           <w:lang w:val="es-419" w:eastAsia="es-CO"/>
         </w:rPr>
@@ -7587,7 +6382,7 @@
           <w:ilvl w:val="0"/>
           <w:numId w:val="19"/>
         </w:numPr>
-        <w:ind w:left="567" w:hanging="283"/>
+        <w:ind w:left="993" w:hanging="426"/>
         <w:rPr>
           <w:lang w:val="es-419" w:eastAsia="es-CO"/>
         </w:rPr>
@@ -7598,14 +6393,6 @@
         </w:rPr>
         <w:t>Que el tercero a quien se le deba sea real.</w:t>
       </w:r>
-    </w:p>
-    <w:p>
-      <w:pPr>
-        <w:ind w:firstLine="0"/>
-        <w:rPr>
-          <w:lang w:val="es-419" w:eastAsia="es-CO"/>
-        </w:rPr>
-      </w:pPr>
     </w:p>
     <w:p>
       <w:pPr>
@@ -7622,7 +6409,7 @@
           <w:ilvl w:val="0"/>
           <w:numId w:val="20"/>
         </w:numPr>
-        <w:ind w:left="567" w:hanging="283"/>
+        <w:ind w:left="993" w:hanging="426"/>
         <w:rPr>
           <w:lang w:val="es-419" w:eastAsia="es-CO"/>
         </w:rPr>
@@ -7641,7 +6428,7 @@
           <w:ilvl w:val="0"/>
           <w:numId w:val="20"/>
         </w:numPr>
-        <w:ind w:left="567" w:hanging="283"/>
+        <w:ind w:left="993" w:hanging="426"/>
         <w:rPr>
           <w:lang w:val="es-419" w:eastAsia="es-CO"/>
         </w:rPr>
@@ -7655,16 +6442,9 @@
     </w:p>
     <w:p>
       <w:pPr>
-        <w:rPr>
-          <w:lang w:val="es-419" w:eastAsia="es-CO"/>
-        </w:rPr>
-      </w:pPr>
-    </w:p>
-    <w:p>
-      <w:pPr>
         <w:pStyle w:val="Ttulo2"/>
       </w:pPr>
-      <w:bookmarkStart w:id="16" w:name="_Toc224838662"/>
+      <w:bookmarkStart w:id="16" w:name="_Toc225854051"/>
       <w:r>
         <w:t>Movimientos</w:t>
       </w:r>
@@ -7676,75 +6456,12 @@
           <w:lang w:val="es-419" w:eastAsia="es-CO"/>
         </w:rPr>
       </w:pPr>
-    </w:p>
-    <w:p>
-      <w:pPr>
-        <w:rPr>
-          <w:lang w:val="es-419" w:eastAsia="es-CO"/>
-        </w:rPr>
-      </w:pPr>
-      <w:r>
-        <w:rPr>
-          <w:lang w:val="es-419" w:eastAsia="es-CO"/>
-        </w:rPr>
-        <w:t xml:space="preserve">El movimiento de las cuentas reales o de balance se rige por la naturaleza de sus elementos: mientras que el activo aumenta por </w:t>
-      </w:r>
-      <w:proofErr w:type="spellStart"/>
-      <w:r>
-        <w:rPr>
-          <w:lang w:val="es-419" w:eastAsia="es-CO"/>
-        </w:rPr>
-        <w:t>el</w:t>
-      </w:r>
-      <w:proofErr w:type="spellEnd"/>
-      <w:r>
-        <w:rPr>
-          <w:lang w:val="es-419" w:eastAsia="es-CO"/>
-        </w:rPr>
-        <w:t xml:space="preserve"> debe y disminuye por el haber (ya sea corriente o no corriente), el pasivo y el patrimonio aumentan por el haber y disminuyen por </w:t>
-      </w:r>
-      <w:proofErr w:type="spellStart"/>
-      <w:r>
-        <w:rPr>
-          <w:lang w:val="es-419" w:eastAsia="es-CO"/>
-        </w:rPr>
-        <w:t>el</w:t>
-      </w:r>
-      <w:proofErr w:type="spellEnd"/>
-      <w:r>
-        <w:rPr>
-          <w:lang w:val="es-419" w:eastAsia="es-CO"/>
-        </w:rPr>
-        <w:t xml:space="preserve"> debe, representando las fuentes de financiación y las deudas de corto o largo plazo. Comprender esta dinámica es importante para conocer la situación financiera real.</w:t>
-      </w:r>
-    </w:p>
-    <w:p>
-      <w:pPr>
-        <w:rPr>
-          <w:lang w:val="es-419" w:eastAsia="es-CO"/>
-        </w:rPr>
-      </w:pPr>
-    </w:p>
-    <w:p>
-      <w:pPr>
-        <w:rPr>
-          <w:lang w:val="es-419" w:eastAsia="es-CO"/>
-        </w:rPr>
-      </w:pPr>
-    </w:p>
-    <w:p>
-      <w:pPr>
-        <w:rPr>
-          <w:lang w:val="es-419" w:eastAsia="es-CO"/>
-        </w:rPr>
-      </w:pPr>
-    </w:p>
-    <w:p>
-      <w:pPr>
-        <w:rPr>
-          <w:lang w:val="es-419" w:eastAsia="es-CO"/>
-        </w:rPr>
-      </w:pPr>
+      <w:r>
+        <w:rPr>
+          <w:lang w:val="es-419" w:eastAsia="es-CO"/>
+        </w:rPr>
+        <w:t>El movimiento de las cuentas reales o de balance se rige por la naturaleza de sus elementos: mientras que el activo aumenta por el debe y disminuye por el haber (ya sea corriente o no corriente), el pasivo y el patrimonio aumentan por el haber y disminuyen por el debe, representando las fuentes de financiación y las deudas de corto o largo plazo. Comprender esta dinámica es importante para conocer la situación financiera real.</w:t>
+      </w:r>
     </w:p>
     <w:p>
       <w:pPr>
@@ -7763,6 +6480,8 @@
     </w:p>
     <w:p>
       <w:pPr>
+        <w:ind w:firstLine="0"/>
+        <w:jc w:val="center"/>
         <w:rPr>
           <w:lang w:val="es-419" w:eastAsia="es-CO"/>
         </w:rPr>
@@ -7773,10 +6492,10 @@
           <w:lang w:val="es-419" w:eastAsia="es-CO"/>
         </w:rPr>
         <w:drawing>
-          <wp:inline distT="0" distB="0" distL="0" distR="0" wp14:anchorId="60554DE7" wp14:editId="1696F7A5">
+          <wp:inline distT="0" distB="0" distL="0" distR="0" wp14:anchorId="60554DE7" wp14:editId="15D13C48">
             <wp:extent cx="3810000" cy="2705100"/>
             <wp:effectExtent l="0" t="0" r="0" b="0"/>
-            <wp:docPr id="8" name="Gráfico 8"/>
+            <wp:docPr id="8" name="Gráfico 8" descr="La ilustración diagrama las cuentas de activo con su comportamiento contable: el valor inicial y los aumentos se registran en el debe, mientras las disminuciones se contabilizan en el haber, reflejando el movimiento y saldo de los recursos."/>
             <wp:cNvGraphicFramePr>
               <a:graphicFrameLocks xmlns:a="http://schemas.openxmlformats.org/drawingml/2006/main" noChangeAspect="1"/>
             </wp:cNvGraphicFramePr>
@@ -7784,7 +6503,7 @@
               <a:graphicData uri="http://schemas.openxmlformats.org/drawingml/2006/picture">
                 <pic:pic xmlns:pic="http://schemas.openxmlformats.org/drawingml/2006/picture">
                   <pic:nvPicPr>
-                    <pic:cNvPr id="8" name="Gráfico 8"/>
+                    <pic:cNvPr id="8" name="Gráfico 8" descr="La ilustración diagrama las cuentas de activo con su comportamiento contable: el valor inicial y los aumentos se registran en el debe, mientras las disminuciones se contabilizan en el haber, reflejando el movimiento y saldo de los recursos."/>
                     <pic:cNvPicPr/>
                   </pic:nvPicPr>
                   <pic:blipFill>
@@ -7820,6 +6539,53 @@
     </w:p>
     <w:p>
       <w:pPr>
+        <w:pStyle w:val="Ttulo5"/>
+        <w:rPr>
+          <w:noProof/>
+        </w:rPr>
+      </w:pPr>
+      <w:r>
+        <w:rPr>
+          <w:noProof/>
+        </w:rPr>
+        <w:t>Movimiento de las cuentas del activo</w:t>
+      </w:r>
+    </w:p>
+    <w:p>
+      <w:pPr>
+        <w:rPr>
+          <w:noProof/>
+          <w:lang w:val="es-419" w:eastAsia="es-CO"/>
+        </w:rPr>
+      </w:pPr>
+      <w:r>
+        <w:rPr>
+          <w:noProof/>
+          <w:lang w:val="es-419" w:eastAsia="es-CO"/>
+        </w:rPr>
+        <w:t>Inician y aumentan su movimiento en el “debe”, es decir, cuando la transacción sea de naturaleza débito. Asimismo, disminuyen y se cancelan en el “haber” cuando la naturaleza del movimiento sea crédito.</w:t>
+      </w:r>
+    </w:p>
+    <w:p>
+      <w:pPr>
+        <w:pStyle w:val="Figura"/>
+        <w:rPr>
+          <w:noProof/>
+          <w:lang w:val="es-419"/>
+        </w:rPr>
+      </w:pPr>
+      <w:r>
+        <w:rPr>
+          <w:noProof/>
+          <w:lang w:val="es-419"/>
+        </w:rPr>
+        <w:t>Cuentas de pasivo</w:t>
+      </w:r>
+    </w:p>
+    <w:p>
+      <w:pPr>
+        <w:ind w:firstLine="0"/>
+        <w:jc w:val="center"/>
         <w:rPr>
           <w:rFonts w:ascii="Calibri" w:eastAsiaTheme="majorEastAsia" w:hAnsi="Calibri" w:cstheme="majorBidi"/>
           <w:b/>
@@ -7830,38 +6596,7 @@
           <w:lang w:val="es-419" w:eastAsia="es-CO"/>
         </w:rPr>
       </w:pPr>
-    </w:p>
-    <w:p>
-      <w:pPr>
-        <w:pStyle w:val="Ttulo5"/>
-        <w:rPr>
-          <w:noProof/>
-        </w:rPr>
-      </w:pPr>
-      <w:r>
-        <w:rPr>
-          <w:noProof/>
-        </w:rPr>
-        <w:t>Movimiento de las cuentas del activo</w:t>
-      </w:r>
-    </w:p>
-    <w:p>
-      <w:pPr>
-        <w:rPr>
-          <w:noProof/>
-          <w:lang w:val="es-419" w:eastAsia="es-CO"/>
-        </w:rPr>
-      </w:pPr>
-      <w:r>
-        <w:rPr>
-          <w:noProof/>
-          <w:lang w:val="es-419" w:eastAsia="es-CO"/>
-        </w:rPr>
-        <w:t>Inician y aumentan su movimiento en el “debe”, es decir, cuando la transacción sea de naturaleza débito. Asimismo, disminuyen y se cancelan en el “haber” cuando la naturaleza del movimiento sea crédito.</w:t>
-      </w:r>
-    </w:p>
-    <w:p>
-      <w:pPr>
+      <w:r>
         <w:rPr>
           <w:rFonts w:ascii="Calibri" w:eastAsiaTheme="majorEastAsia" w:hAnsi="Calibri" w:cstheme="majorBidi"/>
           <w:b/>
@@ -7871,130 +6606,11 @@
           <w:szCs w:val="24"/>
           <w:lang w:val="es-419" w:eastAsia="es-CO"/>
         </w:rPr>
-      </w:pPr>
-    </w:p>
-    <w:p>
-      <w:pPr>
-        <w:rPr>
-          <w:rFonts w:ascii="Calibri" w:eastAsiaTheme="majorEastAsia" w:hAnsi="Calibri" w:cstheme="majorBidi"/>
-          <w:b/>
-          <w:noProof/>
-          <w:color w:val="000000" w:themeColor="text1"/>
-          <w:kern w:val="0"/>
-          <w:szCs w:val="24"/>
-          <w:lang w:val="es-419" w:eastAsia="es-CO"/>
-        </w:rPr>
-      </w:pPr>
-    </w:p>
-    <w:p>
-      <w:pPr>
-        <w:rPr>
-          <w:rFonts w:ascii="Calibri" w:eastAsiaTheme="majorEastAsia" w:hAnsi="Calibri" w:cstheme="majorBidi"/>
-          <w:b/>
-          <w:noProof/>
-          <w:color w:val="000000" w:themeColor="text1"/>
-          <w:kern w:val="0"/>
-          <w:szCs w:val="24"/>
-          <w:lang w:val="es-419" w:eastAsia="es-CO"/>
-        </w:rPr>
-      </w:pPr>
-    </w:p>
-    <w:p>
-      <w:pPr>
-        <w:rPr>
-          <w:rFonts w:ascii="Calibri" w:eastAsiaTheme="majorEastAsia" w:hAnsi="Calibri" w:cstheme="majorBidi"/>
-          <w:b/>
-          <w:noProof/>
-          <w:color w:val="000000" w:themeColor="text1"/>
-          <w:kern w:val="0"/>
-          <w:szCs w:val="24"/>
-          <w:lang w:val="es-419" w:eastAsia="es-CO"/>
-        </w:rPr>
-      </w:pPr>
-    </w:p>
-    <w:p>
-      <w:pPr>
-        <w:rPr>
-          <w:rFonts w:ascii="Calibri" w:eastAsiaTheme="majorEastAsia" w:hAnsi="Calibri" w:cstheme="majorBidi"/>
-          <w:b/>
-          <w:noProof/>
-          <w:color w:val="000000" w:themeColor="text1"/>
-          <w:kern w:val="0"/>
-          <w:szCs w:val="24"/>
-          <w:lang w:val="es-419" w:eastAsia="es-CO"/>
-        </w:rPr>
-      </w:pPr>
-    </w:p>
-    <w:p>
-      <w:pPr>
-        <w:rPr>
-          <w:rFonts w:ascii="Calibri" w:eastAsiaTheme="majorEastAsia" w:hAnsi="Calibri" w:cstheme="majorBidi"/>
-          <w:b/>
-          <w:noProof/>
-          <w:color w:val="000000" w:themeColor="text1"/>
-          <w:kern w:val="0"/>
-          <w:szCs w:val="24"/>
-          <w:lang w:val="es-419" w:eastAsia="es-CO"/>
-        </w:rPr>
-      </w:pPr>
-    </w:p>
-    <w:p>
-      <w:pPr>
-        <w:rPr>
-          <w:rFonts w:ascii="Calibri" w:eastAsiaTheme="majorEastAsia" w:hAnsi="Calibri" w:cstheme="majorBidi"/>
-          <w:b/>
-          <w:noProof/>
-          <w:color w:val="000000" w:themeColor="text1"/>
-          <w:kern w:val="0"/>
-          <w:szCs w:val="24"/>
-          <w:lang w:val="es-419" w:eastAsia="es-CO"/>
-        </w:rPr>
-      </w:pPr>
-    </w:p>
-    <w:p>
-      <w:pPr>
-        <w:pStyle w:val="Figura"/>
-        <w:rPr>
-          <w:noProof/>
-          <w:lang w:val="es-419"/>
-        </w:rPr>
-      </w:pPr>
-      <w:r>
-        <w:rPr>
-          <w:noProof/>
-          <w:lang w:val="es-419"/>
-        </w:rPr>
-        <w:lastRenderedPageBreak/>
-        <w:t>Cuentas de pasivo</w:t>
-      </w:r>
-    </w:p>
-    <w:p>
-      <w:pPr>
-        <w:rPr>
-          <w:rFonts w:ascii="Calibri" w:eastAsiaTheme="majorEastAsia" w:hAnsi="Calibri" w:cstheme="majorBidi"/>
-          <w:b/>
-          <w:noProof/>
-          <w:color w:val="000000" w:themeColor="text1"/>
-          <w:kern w:val="0"/>
-          <w:szCs w:val="24"/>
-          <w:lang w:val="es-419" w:eastAsia="es-CO"/>
-        </w:rPr>
-      </w:pPr>
-      <w:r>
-        <w:rPr>
-          <w:rFonts w:ascii="Calibri" w:eastAsiaTheme="majorEastAsia" w:hAnsi="Calibri" w:cstheme="majorBidi"/>
-          <w:b/>
-          <w:noProof/>
-          <w:color w:val="000000" w:themeColor="text1"/>
-          <w:kern w:val="0"/>
-          <w:szCs w:val="24"/>
-          <w:lang w:val="es-419" w:eastAsia="es-CO"/>
-        </w:rPr>
         <w:drawing>
-          <wp:inline distT="0" distB="0" distL="0" distR="0" wp14:anchorId="42996F0A" wp14:editId="474D279B">
+          <wp:inline distT="0" distB="0" distL="0" distR="0" wp14:anchorId="42996F0A" wp14:editId="7706A0DD">
             <wp:extent cx="3810635" cy="2578735"/>
             <wp:effectExtent l="0" t="0" r="0" b="0"/>
-            <wp:docPr id="10" name="Imagen 10"/>
+            <wp:docPr id="10" name="Imagen 10" descr="Esquema explicativo sobre el funcionamiento de las cuentas de pasivo. Indica que el valor inicial y los incrementos se registran en el haber, mientras las disminuciones o cancelaciones se contabilizan en el debe, representando las obligaciones financieras de la entidad."/>
             <wp:cNvGraphicFramePr>
               <a:graphicFrameLocks xmlns:a="http://schemas.openxmlformats.org/drawingml/2006/main" noChangeAspect="1"/>
             </wp:cNvGraphicFramePr>
@@ -8002,7 +6618,7 @@
               <a:graphicData uri="http://schemas.openxmlformats.org/drawingml/2006/picture">
                 <pic:pic xmlns:pic="http://schemas.openxmlformats.org/drawingml/2006/picture">
                   <pic:nvPicPr>
-                    <pic:cNvPr id="0" name="Picture 2"/>
+                    <pic:cNvPr id="10" name="Imagen 10" descr="Esquema explicativo sobre el funcionamiento de las cuentas de pasivo. Indica que el valor inicial y los incrementos se registran en el haber, mientras las disminuciones o cancelaciones se contabilizan en el debe, representando las obligaciones financieras de la entidad."/>
                     <pic:cNvPicPr>
                       <a:picLocks noChangeAspect="1" noChangeArrowheads="1"/>
                     </pic:cNvPicPr>
@@ -8067,21 +6683,7 @@
         <w:rPr>
           <w:lang w:val="es-419" w:eastAsia="es-CO"/>
         </w:rPr>
-        <w:t xml:space="preserve">Inician y aumentan su movimiento en el haber, es decir, cuando la transacción o movimiento es de naturaleza crédito. Asimismo, disminuyen y se cancelan en </w:t>
-      </w:r>
-      <w:proofErr w:type="spellStart"/>
-      <w:r>
-        <w:rPr>
-          <w:lang w:val="es-419" w:eastAsia="es-CO"/>
-        </w:rPr>
-        <w:t>el</w:t>
-      </w:r>
-      <w:proofErr w:type="spellEnd"/>
-      <w:r>
-        <w:rPr>
-          <w:lang w:val="es-419" w:eastAsia="es-CO"/>
-        </w:rPr>
-        <w:t xml:space="preserve"> debe cuando la naturaleza del movimiento sea débito</w:t>
+        <w:t>Inician y aumentan su movimiento en el haber, es decir, cuando la transacción o movimiento es de naturaleza crédito. Asimismo, disminuyen y se cancelan en el debe cuando la naturaleza del movimiento sea débito</w:t>
       </w:r>
       <w:bookmarkEnd w:id="17"/>
       <w:r>
@@ -8093,62 +6695,6 @@
     </w:p>
     <w:p>
       <w:pPr>
-        <w:rPr>
-          <w:lang w:val="es-419" w:eastAsia="es-CO"/>
-        </w:rPr>
-      </w:pPr>
-    </w:p>
-    <w:p>
-      <w:pPr>
-        <w:rPr>
-          <w:lang w:val="es-419" w:eastAsia="es-CO"/>
-        </w:rPr>
-      </w:pPr>
-    </w:p>
-    <w:p>
-      <w:pPr>
-        <w:rPr>
-          <w:lang w:val="es-419" w:eastAsia="es-CO"/>
-        </w:rPr>
-      </w:pPr>
-    </w:p>
-    <w:p>
-      <w:pPr>
-        <w:rPr>
-          <w:lang w:val="es-419" w:eastAsia="es-CO"/>
-        </w:rPr>
-      </w:pPr>
-    </w:p>
-    <w:p>
-      <w:pPr>
-        <w:rPr>
-          <w:lang w:val="es-419" w:eastAsia="es-CO"/>
-        </w:rPr>
-      </w:pPr>
-    </w:p>
-    <w:p>
-      <w:pPr>
-        <w:rPr>
-          <w:lang w:val="es-419" w:eastAsia="es-CO"/>
-        </w:rPr>
-      </w:pPr>
-    </w:p>
-    <w:p>
-      <w:pPr>
-        <w:rPr>
-          <w:lang w:val="es-419" w:eastAsia="es-CO"/>
-        </w:rPr>
-      </w:pPr>
-    </w:p>
-    <w:p>
-      <w:pPr>
-        <w:rPr>
-          <w:lang w:val="es-419" w:eastAsia="es-CO"/>
-        </w:rPr>
-      </w:pPr>
-    </w:p>
-    <w:p>
-      <w:pPr>
         <w:pStyle w:val="Figura"/>
         <w:rPr>
           <w:lang w:val="es-419"/>
@@ -8158,12 +6704,13 @@
         <w:rPr>
           <w:lang w:val="es-419"/>
         </w:rPr>
-        <w:lastRenderedPageBreak/>
         <w:t>Cuentas de patrimonio</w:t>
       </w:r>
     </w:p>
     <w:p>
       <w:pPr>
+        <w:ind w:firstLine="0"/>
+        <w:jc w:val="center"/>
         <w:rPr>
           <w:lang w:val="es-419" w:eastAsia="es-CO"/>
         </w:rPr>
@@ -8174,10 +6721,10 @@
           <w:lang w:val="es-419" w:eastAsia="es-CO"/>
         </w:rPr>
         <w:drawing>
-          <wp:inline distT="0" distB="0" distL="0" distR="0" wp14:anchorId="31B52182" wp14:editId="4A5454E5">
+          <wp:inline distT="0" distB="0" distL="0" distR="0" wp14:anchorId="31B52182" wp14:editId="0897568B">
             <wp:extent cx="3507219" cy="2647950"/>
             <wp:effectExtent l="0" t="0" r="0" b="0"/>
-            <wp:docPr id="11" name="Gráfico 11"/>
+            <wp:docPr id="11" name="Gráfico 11" descr="Representación del funcionamiento de la cuenta de patrimonio. En el debe se registran disminuciones, pérdidas y retiros de capital; en el haber, aumentos, aportes de socios y utilidades. Su saldo normal es crédito, reflejando los recursos propios."/>
             <wp:cNvGraphicFramePr>
               <a:graphicFrameLocks xmlns:a="http://schemas.openxmlformats.org/drawingml/2006/main" noChangeAspect="1"/>
             </wp:cNvGraphicFramePr>
@@ -8185,7 +6732,7 @@
               <a:graphicData uri="http://schemas.openxmlformats.org/drawingml/2006/picture">
                 <pic:pic xmlns:pic="http://schemas.openxmlformats.org/drawingml/2006/picture">
                   <pic:nvPicPr>
-                    <pic:cNvPr id="11" name="Gráfico 11"/>
+                    <pic:cNvPr id="11" name="Gráfico 11" descr="Representación del funcionamiento de la cuenta de patrimonio. En el debe se registran disminuciones, pérdidas y retiros de capital; en el haber, aumentos, aportes de socios y utilidades. Su saldo normal es crédito, reflejando los recursos propios."/>
                     <pic:cNvPicPr/>
                   </pic:nvPicPr>
                   <pic:blipFill>
@@ -8237,21 +6784,7 @@
         <w:rPr>
           <w:lang w:val="es-419" w:eastAsia="es-CO"/>
         </w:rPr>
-        <w:t xml:space="preserve">Igual que en el pasivo, estas cuentas inician y aumentan su movimiento en el haber, es decir, cuando la transacción o movimiento es de naturaleza crédito. Asimismo, disminuyen y se cancelan en </w:t>
-      </w:r>
-      <w:proofErr w:type="spellStart"/>
-      <w:r>
-        <w:rPr>
-          <w:lang w:val="es-419" w:eastAsia="es-CO"/>
-        </w:rPr>
-        <w:t>el</w:t>
-      </w:r>
-      <w:proofErr w:type="spellEnd"/>
-      <w:r>
-        <w:rPr>
-          <w:lang w:val="es-419" w:eastAsia="es-CO"/>
-        </w:rPr>
-        <w:t xml:space="preserve"> debe cuando la naturaleza del movimiento sea débito.</w:t>
+        <w:t>Igual que en el pasivo, estas cuentas inician y aumentan su movimiento en el haber, es decir, cuando la transacción o movimiento es de naturaleza crédito. Asimismo, disminuyen y se cancelan en el debe cuando la naturaleza del movimiento sea débito.</w:t>
       </w:r>
     </w:p>
     <w:p>
@@ -8266,22 +6799,15 @@
         <w:pStyle w:val="Titulosgenerales"/>
         <w:rPr>
           <w:u w:val="single"/>
-          <w:lang w:val="es-CO"/>
-        </w:rPr>
-      </w:pPr>
-      <w:bookmarkStart w:id="18" w:name="_Toc224838663"/>
-      <w:r>
-        <w:rPr>
-          <w:lang w:val="es-CO"/>
-        </w:rPr>
+        </w:rPr>
+      </w:pPr>
+      <w:bookmarkStart w:id="18" w:name="_Toc225854052"/>
+      <w:r>
         <w:lastRenderedPageBreak/>
         <w:t>Síntesis</w:t>
       </w:r>
       <w:bookmarkEnd w:id="18"/>
       <w:r>
-        <w:rPr>
-          <w:lang w:val="es-CO"/>
-        </w:rPr>
         <w:t xml:space="preserve"> </w:t>
       </w:r>
     </w:p>
@@ -8315,10 +6841,10 @@
           <w:lang w:eastAsia="es-CO"/>
         </w:rPr>
         <w:drawing>
-          <wp:inline distT="0" distB="0" distL="0" distR="0" wp14:anchorId="7922C4A0" wp14:editId="5593D162">
+          <wp:inline distT="0" distB="0" distL="0" distR="0" wp14:anchorId="7922C4A0" wp14:editId="5541F002">
             <wp:extent cx="4411126" cy="6181090"/>
             <wp:effectExtent l="0" t="0" r="8890" b="0"/>
-            <wp:docPr id="12" name="Gráfico 12" descr="a, abbr, acronym, address, applet, article, aside, audio, b, big, blockquote, body, canvas, caption, center, cite, code, dd, del, details, dfn, div, dl, dt, em, embed, fieldset, figcaption, figure, footer, form, h1, h2, h3, h4, h5, h6, header, hgroup, html, i, iframe, img, ins, kbd, label, legend, li, mark, menu, nav, object, ol, output, p, pre, q, ruby, s, samp, section, small, span, strike, strong, sub, summary, sup, table, tbody, td, tfoot, th, thead, time, tr, tt, u, ul, var, video"/>
+            <wp:docPr id="12" name="Gráfico 12" descr="El mapa conceptual detalla la normatividad y estructura contable en Colombia, fundamentada en los Decretos 2649 y 2650 de 1993 y la Ley 43 de 1990. Organiza el Plan Único de Cuentas (PUC) mediante un catálogo jerárquico por dígitos y explica el funcionamiento de la cuenta T con sus respectivos registros de débitos, créditos y saldos. Finalmente, clasifica las cuentas en reales o de balance (activo, pasivo y patrimonio), nominales y de orden, resaltando que los activos y pasivos se dividen según su liquidez en corrientes y no corrientes."/>
             <wp:cNvGraphicFramePr>
               <a:graphicFrameLocks xmlns:a="http://schemas.openxmlformats.org/drawingml/2006/main" noChangeAspect="1"/>
             </wp:cNvGraphicFramePr>
@@ -8326,7 +6852,7 @@
               <a:graphicData uri="http://schemas.openxmlformats.org/drawingml/2006/picture">
                 <pic:pic xmlns:pic="http://schemas.openxmlformats.org/drawingml/2006/picture">
                   <pic:nvPicPr>
-                    <pic:cNvPr id="12" name="Gráfico 12" descr="a, abbr, acronym, address, applet, article, aside, audio, b, big, blockquote, body, canvas, caption, center, cite, code, dd, del, details, dfn, div, dl, dt, em, embed, fieldset, figcaption, figure, footer, form, h1, h2, h3, h4, h5, h6, header, hgroup, html, i, iframe, img, ins, kbd, label, legend, li, mark, menu, nav, object, ol, output, p, pre, q, ruby, s, samp, section, small, span, strike, strong, sub, summary, sup, table, tbody, td, tfoot, th, thead, time, tr, tt, u, ul, var, video"/>
+                    <pic:cNvPr id="12" name="Gráfico 12" descr="El mapa conceptual detalla la normatividad y estructura contable en Colombia, fundamentada en los Decretos 2649 y 2650 de 1993 y la Ley 43 de 1990. Organiza el Plan Único de Cuentas (PUC) mediante un catálogo jerárquico por dígitos y explica el funcionamiento de la cuenta T con sus respectivos registros de débitos, créditos y saldos. Finalmente, clasifica las cuentas en reales o de balance (activo, pasivo y patrimonio), nominales y de orden, resaltando que los activos y pasivos se dividen según su liquidez en corrientes y no corrientes."/>
                     <pic:cNvPicPr/>
                   </pic:nvPicPr>
                   <pic:blipFill>
@@ -8370,15 +6896,9 @@
     <w:p>
       <w:pPr>
         <w:pStyle w:val="Titulosgenerales"/>
-        <w:rPr>
-          <w:lang w:val="es-CO"/>
-        </w:rPr>
-      </w:pPr>
-      <w:bookmarkStart w:id="19" w:name="_Toc224838664"/>
-      <w:r>
-        <w:rPr>
-          <w:lang w:val="es-CO"/>
-        </w:rPr>
+      </w:pPr>
+      <w:bookmarkStart w:id="19" w:name="_Toc225854053"/>
+      <w:r>
         <w:lastRenderedPageBreak/>
         <w:t>Glosario</w:t>
       </w:r>
@@ -8636,44 +7156,24 @@
     <w:p>
       <w:pPr>
         <w:pStyle w:val="Titulosgenerales"/>
-        <w:rPr>
-          <w:lang w:val="es-CO"/>
-        </w:rPr>
-      </w:pPr>
-      <w:bookmarkStart w:id="20" w:name="_Toc224838665"/>
-      <w:r>
-        <w:rPr>
-          <w:lang w:val="es-CO"/>
-        </w:rPr>
+      </w:pPr>
+      <w:bookmarkStart w:id="20" w:name="_Toc225854054"/>
+      <w:r>
         <w:lastRenderedPageBreak/>
         <w:t>Referencias bibliográficas</w:t>
       </w:r>
       <w:bookmarkEnd w:id="20"/>
       <w:r>
-        <w:rPr>
-          <w:lang w:val="es-CO"/>
-        </w:rPr>
         <w:t xml:space="preserve"> </w:t>
       </w:r>
     </w:p>
     <w:p>
-      <w:pPr>
-        <w:pStyle w:val="Prrafodelista"/>
-        <w:numPr>
-          <w:ilvl w:val="0"/>
-          <w:numId w:val="6"/>
-        </w:numPr>
-        <w:ind w:left="993"/>
-      </w:pPr>
       <w:r>
         <w:t>Castro, O. (13 de septiembre de 2011). Método de la partida doble. Contabilidad-Conta.</w:t>
       </w:r>
-    </w:p>
-    <w:p>
-      <w:pPr>
-        <w:pStyle w:val="Prrafodelista"/>
-        <w:ind w:left="993" w:firstLine="0"/>
-      </w:pPr>
+      <w:r>
+        <w:t xml:space="preserve"> </w:t>
+      </w:r>
       <w:hyperlink r:id="rId27" w:history="1">
         <w:r>
           <w:rPr>
@@ -8684,22 +7184,12 @@
       </w:hyperlink>
     </w:p>
     <w:p>
-      <w:pPr>
-        <w:pStyle w:val="Prrafodelista"/>
-        <w:numPr>
-          <w:ilvl w:val="0"/>
-          <w:numId w:val="21"/>
-        </w:numPr>
-      </w:pPr>
       <w:r>
         <w:t>Congreso de Colombia. (13 de diciembre de 1990). Ley 43 de 1990. Por la cual se adiciona la Ley 145 de 1960, reglamentaria de la profesión de Contador Público y se dictan otras disposiciones. Ministerio de Educación Nacional.</w:t>
       </w:r>
-    </w:p>
-    <w:p>
-      <w:pPr>
-        <w:pStyle w:val="Prrafodelista"/>
-        <w:ind w:left="1170" w:firstLine="0"/>
-      </w:pPr>
+      <w:r>
+        <w:t xml:space="preserve"> </w:t>
+      </w:r>
       <w:hyperlink r:id="rId28" w:history="1">
         <w:r>
           <w:rPr>
@@ -8710,42 +7200,17 @@
       </w:hyperlink>
     </w:p>
     <w:p>
-      <w:pPr>
-        <w:pStyle w:val="Prrafodelista"/>
-        <w:numPr>
-          <w:ilvl w:val="0"/>
-          <w:numId w:val="21"/>
-        </w:numPr>
-      </w:pPr>
       <w:r>
         <w:t>Coral, L., y Gudiño, E. (2008). Contabilidad universitaria (6.ª ed.). McGraw-Hill.</w:t>
       </w:r>
     </w:p>
     <w:p>
-      <w:pPr>
-        <w:pStyle w:val="Prrafodelista"/>
-        <w:numPr>
-          <w:ilvl w:val="0"/>
-          <w:numId w:val="21"/>
-        </w:numPr>
-      </w:pPr>
-      <w:r>
-        <w:t>Presidencia de la República de Colombia. (29 de diciembre de 1993). Decreto 2650 de 1993. Por el cual se modifica el Plan Único de Cuentas para los Comerciantes. Sistema Único de Información Normativa (</w:t>
-      </w:r>
-      <w:proofErr w:type="spellStart"/>
-      <w:r>
-        <w:t>SUIN-Juriscol</w:t>
-      </w:r>
-      <w:proofErr w:type="spellEnd"/>
-      <w:r>
-        <w:t>).</w:t>
-      </w:r>
-    </w:p>
-    <w:p>
-      <w:pPr>
-        <w:pStyle w:val="Prrafodelista"/>
-        <w:ind w:left="1170" w:firstLine="0"/>
-      </w:pPr>
+      <w:r>
+        <w:t>Presidencia de la República de Colombia. (29 de diciembre de 1993). Decreto 2650 de 1993. Por el cual se modifica el Plan Único de Cuentas para los Comerciantes. Sistema Único de Información Normativa (SUIN-Juriscol).</w:t>
+      </w:r>
+      <w:r>
+        <w:t xml:space="preserve"> </w:t>
+      </w:r>
       <w:hyperlink r:id="rId29" w:history="1">
         <w:r>
           <w:rPr>
@@ -8756,22 +7221,12 @@
       </w:hyperlink>
     </w:p>
     <w:p>
-      <w:pPr>
-        <w:pStyle w:val="Prrafodelista"/>
-        <w:numPr>
-          <w:ilvl w:val="0"/>
-          <w:numId w:val="21"/>
-        </w:numPr>
-      </w:pPr>
       <w:r>
         <w:t>Presidencia de la República de Colombia. (29 de diciembre de 1993). Decreto 2649 de 1993. Por el cual se reglamenta la Contabilidad en General y se expiden los principios o normas de contabilidad generalmente aceptados en Colombia. Sistema Jurídico de Bogotá.</w:t>
       </w:r>
-    </w:p>
-    <w:p>
-      <w:pPr>
-        <w:pStyle w:val="Prrafodelista"/>
-        <w:ind w:left="1170" w:firstLine="0"/>
-      </w:pPr>
+      <w:r>
+        <w:t xml:space="preserve"> </w:t>
+      </w:r>
       <w:hyperlink r:id="rId30" w:history="1">
         <w:r>
           <w:rPr>
@@ -8782,26 +7237,12 @@
       </w:hyperlink>
     </w:p>
     <w:p>
-      <w:pPr>
-        <w:pStyle w:val="Prrafodelista"/>
-        <w:numPr>
-          <w:ilvl w:val="0"/>
-          <w:numId w:val="21"/>
-        </w:numPr>
-      </w:pPr>
-      <w:r>
-        <w:t xml:space="preserve">Presidencia de la República de Colombia. (15 de julio de 2010b). Decreto 2555 de 2010. Por el cual se recogen y reexpiden las normas en materia del </w:t>
-      </w:r>
-      <w:r>
-        <w:lastRenderedPageBreak/>
-        <w:t>sector financiero, asegurador y del mercado de valores y se dictan otras disposiciones. Sistema Jurídico de Bogotá.</w:t>
-      </w:r>
-    </w:p>
-    <w:p>
-      <w:pPr>
-        <w:pStyle w:val="Prrafodelista"/>
-        <w:ind w:left="1170" w:firstLine="0"/>
-      </w:pPr>
+      <w:r>
+        <w:t>Presidencia de la República de Colombia. (15 de julio de 2010b). Decreto 2555 de 2010. Por el cual se recogen y reexpiden las normas en materia del sector financiero, asegurador y del mercado de valores y se dictan otras disposiciones. Sistema Jurídico de Bogotá.</w:t>
+      </w:r>
+      <w:r>
+        <w:t xml:space="preserve"> </w:t>
+      </w:r>
       <w:hyperlink r:id="rId31" w:history="1">
         <w:r>
           <w:rPr>
@@ -8813,24 +7254,10 @@
     </w:p>
     <w:p>
       <w:pPr>
-        <w:pStyle w:val="Prrafodelista"/>
-        <w:ind w:left="1170" w:firstLine="0"/>
-      </w:pPr>
-    </w:p>
-    <w:p/>
-    <w:p/>
-    <w:p>
-      <w:pPr>
         <w:pStyle w:val="Titulosgenerales"/>
-        <w:rPr>
-          <w:lang w:val="es-CO"/>
-        </w:rPr>
-      </w:pPr>
-      <w:bookmarkStart w:id="21" w:name="_Toc224838666"/>
-      <w:r>
-        <w:rPr>
-          <w:lang w:val="es-CO"/>
-        </w:rPr>
+      </w:pPr>
+      <w:bookmarkStart w:id="21" w:name="_Toc225854055"/>
+      <w:r>
         <w:lastRenderedPageBreak/>
         <w:t>Créditos</w:t>
       </w:r>
@@ -8962,7 +7389,19 @@
               <w:rPr>
                 <w:lang w:val="es-CO"/>
               </w:rPr>
-              <w:t>Líder del Ecosistema</w:t>
+              <w:t xml:space="preserve">Líder del </w:t>
+            </w:r>
+            <w:r>
+              <w:rPr>
+                <w:lang w:val="es-CO"/>
+              </w:rPr>
+              <w:t>e</w:t>
+            </w:r>
+            <w:r>
+              <w:rPr>
+                <w:lang w:val="es-CO"/>
+              </w:rPr>
+              <w:t>cosistema</w:t>
             </w:r>
           </w:p>
         </w:tc>
@@ -9079,7 +7518,6 @@
                 <w:lang w:val="es-CO"/>
               </w:rPr>
             </w:pPr>
-            <w:proofErr w:type="gramStart"/>
             <w:r>
               <w:rPr>
                 <w:lang w:val="es-CO"/>
@@ -9110,7 +7548,6 @@
               </w:rPr>
               <w:t>a</w:t>
             </w:r>
-            <w:proofErr w:type="gramEnd"/>
           </w:p>
         </w:tc>
         <w:tc>
@@ -9217,35 +7654,7 @@
               <w:rPr>
                 <w:lang w:val="es-CO"/>
               </w:rPr>
-              <w:t xml:space="preserve">Carlos </w:t>
-            </w:r>
-            <w:proofErr w:type="spellStart"/>
-            <w:r>
-              <w:rPr>
-                <w:lang w:val="es-CO"/>
-              </w:rPr>
-              <w:t>Julian</w:t>
-            </w:r>
-            <w:proofErr w:type="spellEnd"/>
-            <w:r>
-              <w:rPr>
-                <w:lang w:val="es-CO"/>
-              </w:rPr>
-              <w:t xml:space="preserve"> </w:t>
-            </w:r>
-            <w:proofErr w:type="spellStart"/>
-            <w:r>
-              <w:rPr>
-                <w:lang w:val="es-CO"/>
-              </w:rPr>
-              <w:t>Ramirez</w:t>
-            </w:r>
-            <w:proofErr w:type="spellEnd"/>
-            <w:r>
-              <w:rPr>
-                <w:lang w:val="es-CO"/>
-              </w:rPr>
-              <w:t xml:space="preserve"> </w:t>
+              <w:t xml:space="preserve">Carlos Julian Ramirez </w:t>
             </w:r>
             <w:r>
               <w:rPr>
@@ -9362,7 +7771,6 @@
               </w:rPr>
               <w:t xml:space="preserve"> </w:t>
             </w:r>
-            <w:proofErr w:type="spellStart"/>
             <w:r>
               <w:rPr>
                 <w:rStyle w:val="Extranjerismo"/>
@@ -9370,7 +7778,6 @@
               </w:rPr>
               <w:t>stack</w:t>
             </w:r>
-            <w:proofErr w:type="spellEnd"/>
           </w:p>
         </w:tc>
         <w:tc>
@@ -10215,6 +8622,133 @@
     </w:lvl>
   </w:abstractNum>
   <w:abstractNum w:abstractNumId="1" w15:restartNumberingAfterBreak="0">
+    <w:nsid w:val="02E12B62"/>
+    <w:multiLevelType w:val="multilevel"/>
+    <w:tmpl w:val="D4C87418"/>
+    <w:numStyleLink w:val="SENALista"/>
+  </w:abstractNum>
+  <w:abstractNum w:abstractNumId="2" w15:restartNumberingAfterBreak="0">
+    <w:nsid w:val="0A6F027A"/>
+    <w:multiLevelType w:val="multilevel"/>
+    <w:tmpl w:val="D4C87418"/>
+    <w:styleLink w:val="SENALista"/>
+    <w:lvl w:ilvl="0">
+      <w:start w:val="1"/>
+      <w:numFmt w:val="decimal"/>
+      <w:pStyle w:val="Ttulo1"/>
+      <w:suff w:val="space"/>
+      <w:lvlText w:val="%1."/>
+      <w:lvlJc w:val="left"/>
+      <w:pPr>
+        <w:ind w:left="360" w:hanging="360"/>
+      </w:pPr>
+      <w:rPr>
+        <w:rFonts w:hint="default"/>
+      </w:rPr>
+    </w:lvl>
+    <w:lvl w:ilvl="1">
+      <w:start w:val="1"/>
+      <w:numFmt w:val="decimal"/>
+      <w:pStyle w:val="Ttulo2"/>
+      <w:suff w:val="space"/>
+      <w:lvlText w:val="%1.%2."/>
+      <w:lvlJc w:val="left"/>
+      <w:pPr>
+        <w:ind w:left="567" w:hanging="567"/>
+      </w:pPr>
+      <w:rPr>
+        <w:rFonts w:hint="default"/>
+      </w:rPr>
+    </w:lvl>
+    <w:lvl w:ilvl="2">
+      <w:start w:val="1"/>
+      <w:numFmt w:val="none"/>
+      <w:pStyle w:val="Ttulo3"/>
+      <w:lvlText w:val=""/>
+      <w:lvlJc w:val="left"/>
+      <w:pPr>
+        <w:ind w:left="0" w:firstLine="0"/>
+      </w:pPr>
+      <w:rPr>
+        <w:rFonts w:hint="default"/>
+      </w:rPr>
+    </w:lvl>
+    <w:lvl w:ilvl="3">
+      <w:start w:val="1"/>
+      <w:numFmt w:val="none"/>
+      <w:pStyle w:val="Ttulo4"/>
+      <w:lvlText w:val=""/>
+      <w:lvlJc w:val="left"/>
+      <w:pPr>
+        <w:ind w:left="0" w:firstLine="0"/>
+      </w:pPr>
+      <w:rPr>
+        <w:rFonts w:hint="default"/>
+      </w:rPr>
+    </w:lvl>
+    <w:lvl w:ilvl="4">
+      <w:start w:val="1"/>
+      <w:numFmt w:val="none"/>
+      <w:pStyle w:val="Ttulo5"/>
+      <w:lvlText w:val=""/>
+      <w:lvlJc w:val="left"/>
+      <w:pPr>
+        <w:ind w:left="0" w:firstLine="0"/>
+      </w:pPr>
+      <w:rPr>
+        <w:rFonts w:hint="default"/>
+      </w:rPr>
+    </w:lvl>
+    <w:lvl w:ilvl="5">
+      <w:start w:val="1"/>
+      <w:numFmt w:val="lowerRoman"/>
+      <w:lvlText w:val="(%6)"/>
+      <w:lvlJc w:val="left"/>
+      <w:pPr>
+        <w:ind w:left="2160" w:hanging="360"/>
+      </w:pPr>
+      <w:rPr>
+        <w:rFonts w:hint="default"/>
+      </w:rPr>
+    </w:lvl>
+    <w:lvl w:ilvl="6">
+      <w:start w:val="1"/>
+      <w:numFmt w:val="decimal"/>
+      <w:lvlText w:val="%7."/>
+      <w:lvlJc w:val="left"/>
+      <w:pPr>
+        <w:ind w:left="2520" w:hanging="360"/>
+      </w:pPr>
+      <w:rPr>
+        <w:rFonts w:hint="default"/>
+      </w:rPr>
+    </w:lvl>
+    <w:lvl w:ilvl="7">
+      <w:start w:val="1"/>
+      <w:numFmt w:val="lowerLetter"/>
+      <w:lvlText w:val="%8."/>
+      <w:lvlJc w:val="left"/>
+      <w:pPr>
+        <w:ind w:left="2880" w:hanging="360"/>
+      </w:pPr>
+      <w:rPr>
+        <w:rFonts w:hint="default"/>
+      </w:rPr>
+    </w:lvl>
+    <w:lvl w:ilvl="8">
+      <w:start w:val="1"/>
+      <w:numFmt w:val="lowerRoman"/>
+      <w:lvlText w:val="%9."/>
+      <w:lvlJc w:val="left"/>
+      <w:pPr>
+        <w:ind w:left="3240" w:hanging="360"/>
+      </w:pPr>
+      <w:rPr>
+        <w:rFonts w:hint="default"/>
+      </w:rPr>
+    </w:lvl>
+  </w:abstractNum>
+  <w:abstractNum w:abstractNumId="3" w15:restartNumberingAfterBreak="0">
     <w:nsid w:val="0CD57E41"/>
     <w:multiLevelType w:val="hybridMultilevel"/>
     <w:tmpl w:val="991C5626"/>
@@ -10327,7 +8861,7 @@
       </w:rPr>
     </w:lvl>
   </w:abstractNum>
-  <w:abstractNum w:abstractNumId="2" w15:restartNumberingAfterBreak="0">
+  <w:abstractNum w:abstractNumId="4" w15:restartNumberingAfterBreak="0">
     <w:nsid w:val="1F6D4F6D"/>
     <w:multiLevelType w:val="hybridMultilevel"/>
     <w:tmpl w:val="79FC5B92"/>
@@ -10440,11 +8974,11 @@
       </w:rPr>
     </w:lvl>
   </w:abstractNum>
-  <w:abstractNum w:abstractNumId="3" w15:restartNumberingAfterBreak="0">
+  <w:abstractNum w:abstractNumId="5" w15:restartNumberingAfterBreak="0">
     <w:nsid w:val="27412B07"/>
     <w:multiLevelType w:val="hybridMultilevel"/>
-    <w:tmpl w:val="A74CA610"/>
-    <w:lvl w:ilvl="0" w:tplc="3F2CE630">
+    <w:tmpl w:val="ECA64C28"/>
+    <w:lvl w:ilvl="0" w:tplc="0E2E5C5A">
       <w:start w:val="1"/>
       <w:numFmt w:val="decimal"/>
       <w:pStyle w:val="Figura"/>
@@ -10531,7 +9065,7 @@
       </w:pPr>
     </w:lvl>
   </w:abstractNum>
-  <w:abstractNum w:abstractNumId="4" w15:restartNumberingAfterBreak="0">
+  <w:abstractNum w:abstractNumId="6" w15:restartNumberingAfterBreak="0">
     <w:nsid w:val="27B5026C"/>
     <w:multiLevelType w:val="hybridMultilevel"/>
     <w:tmpl w:val="1E5C1D9A"/>
@@ -10644,7 +9178,7 @@
       </w:rPr>
     </w:lvl>
   </w:abstractNum>
-  <w:abstractNum w:abstractNumId="5" w15:restartNumberingAfterBreak="0">
+  <w:abstractNum w:abstractNumId="7" w15:restartNumberingAfterBreak="0">
     <w:nsid w:val="2B330AD6"/>
     <w:multiLevelType w:val="hybridMultilevel"/>
     <w:tmpl w:val="DB5A8A66"/>
@@ -10757,7 +9291,7 @@
       </w:rPr>
     </w:lvl>
   </w:abstractNum>
-  <w:abstractNum w:abstractNumId="6" w15:restartNumberingAfterBreak="0">
+  <w:abstractNum w:abstractNumId="8" w15:restartNumberingAfterBreak="0">
     <w:nsid w:val="3382352C"/>
     <w:multiLevelType w:val="hybridMultilevel"/>
     <w:tmpl w:val="2FF6365E"/>
@@ -10870,7 +9404,7 @@
       </w:rPr>
     </w:lvl>
   </w:abstractNum>
-  <w:abstractNum w:abstractNumId="7" w15:restartNumberingAfterBreak="0">
+  <w:abstractNum w:abstractNumId="9" w15:restartNumberingAfterBreak="0">
     <w:nsid w:val="368E176E"/>
     <w:multiLevelType w:val="hybridMultilevel"/>
     <w:tmpl w:val="BDF054FE"/>
@@ -10964,7 +9498,7 @@
       </w:pPr>
     </w:lvl>
   </w:abstractNum>
-  <w:abstractNum w:abstractNumId="8" w15:restartNumberingAfterBreak="0">
+  <w:abstractNum w:abstractNumId="10" w15:restartNumberingAfterBreak="0">
     <w:nsid w:val="3C542175"/>
     <w:multiLevelType w:val="hybridMultilevel"/>
     <w:tmpl w:val="73B0BF3C"/>
@@ -11077,7 +9611,7 @@
       </w:rPr>
     </w:lvl>
   </w:abstractNum>
-  <w:abstractNum w:abstractNumId="9" w15:restartNumberingAfterBreak="0">
+  <w:abstractNum w:abstractNumId="11" w15:restartNumberingAfterBreak="0">
     <w:nsid w:val="48692BE8"/>
     <w:multiLevelType w:val="hybridMultilevel"/>
     <w:tmpl w:val="40BA960E"/>
@@ -11190,7 +9724,7 @@
       </w:rPr>
     </w:lvl>
   </w:abstractNum>
-  <w:abstractNum w:abstractNumId="10" w15:restartNumberingAfterBreak="0">
+  <w:abstractNum w:abstractNumId="12" w15:restartNumberingAfterBreak="0">
     <w:nsid w:val="4A3A6998"/>
     <w:multiLevelType w:val="hybridMultilevel"/>
     <w:tmpl w:val="7E82DC3A"/>
@@ -11303,7 +9837,7 @@
       </w:rPr>
     </w:lvl>
   </w:abstractNum>
-  <w:abstractNum w:abstractNumId="11" w15:restartNumberingAfterBreak="0">
+  <w:abstractNum w:abstractNumId="13" w15:restartNumberingAfterBreak="0">
     <w:nsid w:val="4DCD7700"/>
     <w:multiLevelType w:val="hybridMultilevel"/>
     <w:tmpl w:val="E972433A"/>
@@ -11416,7 +9950,7 @@
       </w:rPr>
     </w:lvl>
   </w:abstractNum>
-  <w:abstractNum w:abstractNumId="12" w15:restartNumberingAfterBreak="0">
+  <w:abstractNum w:abstractNumId="14" w15:restartNumberingAfterBreak="0">
     <w:nsid w:val="4EBE1EF6"/>
     <w:multiLevelType w:val="hybridMultilevel"/>
     <w:tmpl w:val="AF3C2E24"/>
@@ -11507,7 +10041,7 @@
       </w:pPr>
     </w:lvl>
   </w:abstractNum>
-  <w:abstractNum w:abstractNumId="13" w15:restartNumberingAfterBreak="0">
+  <w:abstractNum w:abstractNumId="15" w15:restartNumberingAfterBreak="0">
     <w:nsid w:val="51056D3F"/>
     <w:multiLevelType w:val="hybridMultilevel"/>
     <w:tmpl w:val="A81255E0"/>
@@ -11620,7 +10154,7 @@
       </w:rPr>
     </w:lvl>
   </w:abstractNum>
-  <w:abstractNum w:abstractNumId="14" w15:restartNumberingAfterBreak="0">
+  <w:abstractNum w:abstractNumId="16" w15:restartNumberingAfterBreak="0">
     <w:nsid w:val="587541B0"/>
     <w:multiLevelType w:val="hybridMultilevel"/>
     <w:tmpl w:val="79A677E6"/>
@@ -11733,7 +10267,7 @@
       </w:rPr>
     </w:lvl>
   </w:abstractNum>
-  <w:abstractNum w:abstractNumId="15" w15:restartNumberingAfterBreak="0">
+  <w:abstractNum w:abstractNumId="17" w15:restartNumberingAfterBreak="0">
     <w:nsid w:val="5EE23DC7"/>
     <w:multiLevelType w:val="hybridMultilevel"/>
     <w:tmpl w:val="86328C26"/>
@@ -11846,7 +10380,7 @@
       </w:rPr>
     </w:lvl>
   </w:abstractNum>
-  <w:abstractNum w:abstractNumId="16" w15:restartNumberingAfterBreak="0">
+  <w:abstractNum w:abstractNumId="18" w15:restartNumberingAfterBreak="0">
     <w:nsid w:val="73375887"/>
     <w:multiLevelType w:val="hybridMultilevel"/>
     <w:tmpl w:val="0A50DA30"/>
@@ -11959,7 +10493,7 @@
       </w:rPr>
     </w:lvl>
   </w:abstractNum>
-  <w:abstractNum w:abstractNumId="17" w15:restartNumberingAfterBreak="0">
+  <w:abstractNum w:abstractNumId="19" w15:restartNumberingAfterBreak="0">
     <w:nsid w:val="756C12AC"/>
     <w:multiLevelType w:val="hybridMultilevel"/>
     <w:tmpl w:val="F288EF46"/>
@@ -12072,14 +10606,13 @@
       </w:rPr>
     </w:lvl>
   </w:abstractNum>
-  <w:abstractNum w:abstractNumId="18" w15:restartNumberingAfterBreak="0">
+  <w:abstractNum w:abstractNumId="20" w15:restartNumberingAfterBreak="0">
     <w:nsid w:val="7C161D1C"/>
     <w:multiLevelType w:val="multilevel"/>
-    <w:tmpl w:val="EE7A69C8"/>
+    <w:tmpl w:val="8CC284BA"/>
     <w:lvl w:ilvl="0">
       <w:start w:val="1"/>
       <w:numFmt w:val="decimal"/>
-      <w:pStyle w:val="Ttulo1"/>
       <w:lvlText w:val="%1."/>
       <w:lvlJc w:val="left"/>
       <w:pPr>
@@ -12089,7 +10622,6 @@
     <w:lvl w:ilvl="1">
       <w:start w:val="1"/>
       <w:numFmt w:val="decimal"/>
-      <w:pStyle w:val="Ttulo2"/>
       <w:lvlText w:val="%1.%2."/>
       <w:lvlJc w:val="left"/>
       <w:pPr>
@@ -12208,7 +10740,7 @@
       </w:pPr>
     </w:lvl>
   </w:abstractNum>
-  <w:abstractNum w:abstractNumId="19" w15:restartNumberingAfterBreak="0">
+  <w:abstractNum w:abstractNumId="21" w15:restartNumberingAfterBreak="0">
     <w:nsid w:val="7E66762F"/>
     <w:multiLevelType w:val="hybridMultilevel"/>
     <w:tmpl w:val="834A42BE"/>
@@ -12321,7 +10853,7 @@
       </w:rPr>
     </w:lvl>
   </w:abstractNum>
-  <w:abstractNum w:abstractNumId="20" w15:restartNumberingAfterBreak="0">
+  <w:abstractNum w:abstractNumId="22" w15:restartNumberingAfterBreak="0">
     <w:nsid w:val="7F441F61"/>
     <w:multiLevelType w:val="hybridMultilevel"/>
     <w:tmpl w:val="1EF6157C"/>
@@ -12434,68 +10966,104 @@
       </w:rPr>
     </w:lvl>
   </w:abstractNum>
-  <w:num w:numId="1" w16cid:durableId="722364113">
+  <w:num w:numId="1" w16cid:durableId="1052650961">
+    <w:abstractNumId w:val="20"/>
+  </w:num>
+  <w:num w:numId="2" w16cid:durableId="2027706080">
+    <w:abstractNumId w:val="0"/>
+  </w:num>
+  <w:num w:numId="3" w16cid:durableId="1948148706">
+    <w:abstractNumId w:val="5"/>
+  </w:num>
+  <w:num w:numId="4" w16cid:durableId="800342558">
+    <w:abstractNumId w:val="14"/>
+  </w:num>
+  <w:num w:numId="5" w16cid:durableId="1855921124">
+    <w:abstractNumId w:val="9"/>
+  </w:num>
+  <w:num w:numId="6" w16cid:durableId="832139374">
+    <w:abstractNumId w:val="12"/>
+  </w:num>
+  <w:num w:numId="7" w16cid:durableId="33896817">
+    <w:abstractNumId w:val="21"/>
+  </w:num>
+  <w:num w:numId="8" w16cid:durableId="458454904">
+    <w:abstractNumId w:val="6"/>
+  </w:num>
+  <w:num w:numId="9" w16cid:durableId="513152021">
     <w:abstractNumId w:val="18"/>
   </w:num>
-  <w:num w:numId="2" w16cid:durableId="859002862">
-    <w:abstractNumId w:val="0"/>
+  <w:num w:numId="10" w16cid:durableId="365907142">
+    <w:abstractNumId w:val="16"/>
   </w:num>
-  <w:num w:numId="3" w16cid:durableId="1350763145">
+  <w:num w:numId="11" w16cid:durableId="1970166472">
     <w:abstractNumId w:val="3"/>
   </w:num>
-  <w:num w:numId="4" w16cid:durableId="1874224751">
-    <w:abstractNumId w:val="12"/>
+  <w:num w:numId="12" w16cid:durableId="1636637875">
+    <w:abstractNumId w:val="8"/>
   </w:num>
-  <w:num w:numId="5" w16cid:durableId="1047489620">
+  <w:num w:numId="13" w16cid:durableId="394012215">
+    <w:abstractNumId w:val="22"/>
+  </w:num>
+  <w:num w:numId="14" w16cid:durableId="742601001">
+    <w:abstractNumId w:val="19"/>
+  </w:num>
+  <w:num w:numId="15" w16cid:durableId="314190758">
+    <w:abstractNumId w:val="11"/>
+  </w:num>
+  <w:num w:numId="16" w16cid:durableId="231551230">
     <w:abstractNumId w:val="7"/>
   </w:num>
-  <w:num w:numId="6" w16cid:durableId="520245519">
+  <w:num w:numId="17" w16cid:durableId="1712612879">
+    <w:abstractNumId w:val="17"/>
+  </w:num>
+  <w:num w:numId="18" w16cid:durableId="706876152">
     <w:abstractNumId w:val="10"/>
   </w:num>
-  <w:num w:numId="7" w16cid:durableId="1541746625">
-    <w:abstractNumId w:val="19"/>
-  </w:num>
-  <w:num w:numId="8" w16cid:durableId="141627235">
+  <w:num w:numId="19" w16cid:durableId="1577012488">
     <w:abstractNumId w:val="4"/>
   </w:num>
-  <w:num w:numId="9" w16cid:durableId="1819569872">
-    <w:abstractNumId w:val="16"/>
-  </w:num>
-  <w:num w:numId="10" w16cid:durableId="333841852">
-    <w:abstractNumId w:val="14"/>
-  </w:num>
-  <w:num w:numId="11" w16cid:durableId="2014530200">
-    <w:abstractNumId w:val="1"/>
-  </w:num>
-  <w:num w:numId="12" w16cid:durableId="555629594">
-    <w:abstractNumId w:val="6"/>
-  </w:num>
-  <w:num w:numId="13" w16cid:durableId="293601957">
-    <w:abstractNumId w:val="20"/>
-  </w:num>
-  <w:num w:numId="14" w16cid:durableId="1122463023">
-    <w:abstractNumId w:val="17"/>
-  </w:num>
-  <w:num w:numId="15" w16cid:durableId="906721962">
-    <w:abstractNumId w:val="9"/>
-  </w:num>
-  <w:num w:numId="16" w16cid:durableId="1601600009">
-    <w:abstractNumId w:val="5"/>
-  </w:num>
-  <w:num w:numId="17" w16cid:durableId="752045401">
+  <w:num w:numId="20" w16cid:durableId="187841018">
     <w:abstractNumId w:val="15"/>
   </w:num>
-  <w:num w:numId="18" w16cid:durableId="86393048">
-    <w:abstractNumId w:val="8"/>
+  <w:num w:numId="21" w16cid:durableId="1264342347">
+    <w:abstractNumId w:val="13"/>
   </w:num>
-  <w:num w:numId="19" w16cid:durableId="515995292">
+  <w:num w:numId="22" w16cid:durableId="1994943947">
     <w:abstractNumId w:val="2"/>
   </w:num>
-  <w:num w:numId="20" w16cid:durableId="1040478706">
-    <w:abstractNumId w:val="13"/>
+  <w:num w:numId="23" w16cid:durableId="2116972018">
+    <w:abstractNumId w:val="2"/>
+    <w:lvlOverride w:ilvl="0">
+      <w:startOverride w:val="1"/>
+    </w:lvlOverride>
+    <w:lvlOverride w:ilvl="1">
+      <w:startOverride w:val="1"/>
+    </w:lvlOverride>
+    <w:lvlOverride w:ilvl="2">
+      <w:startOverride w:val="1"/>
+    </w:lvlOverride>
+    <w:lvlOverride w:ilvl="3">
+      <w:startOverride w:val="1"/>
+    </w:lvlOverride>
+    <w:lvlOverride w:ilvl="4">
+      <w:startOverride w:val="1"/>
+    </w:lvlOverride>
+    <w:lvlOverride w:ilvl="5">
+      <w:startOverride w:val="1"/>
+    </w:lvlOverride>
+    <w:lvlOverride w:ilvl="6">
+      <w:startOverride w:val="1"/>
+    </w:lvlOverride>
+    <w:lvlOverride w:ilvl="7">
+      <w:startOverride w:val="1"/>
+    </w:lvlOverride>
+    <w:lvlOverride w:ilvl="8">
+      <w:startOverride w:val="1"/>
+    </w:lvlOverride>
   </w:num>
-  <w:num w:numId="21" w16cid:durableId="464859944">
-    <w:abstractNumId w:val="11"/>
+  <w:num w:numId="24" w16cid:durableId="1729917662">
+    <w:abstractNumId w:val="1"/>
   </w:num>
   <w:numIdMacAtCleanup w:val="21"/>
 </w:numbering>
@@ -12918,14 +11486,13 @@
     <w:autoRedefine/>
     <w:uiPriority w:val="9"/>
     <w:qFormat/>
-    <w:rsid w:val="00353681"/>
+    <w:rsid w:val="00AA2A50"/>
     <w:pPr>
       <w:numPr>
-        <w:numId w:val="1"/>
+        <w:numId w:val="24"/>
       </w:numPr>
       <w:shd w:val="clear" w:color="auto" w:fill="FFFFFF"/>
       <w:spacing w:before="280" w:after="120"/>
-      <w:ind w:left="0" w:firstLine="0"/>
       <w:outlineLvl w:val="0"/>
     </w:pPr>
     <w:rPr>
@@ -12948,16 +11515,15 @@
     <w:uiPriority w:val="9"/>
     <w:unhideWhenUsed/>
     <w:qFormat/>
-    <w:rsid w:val="00DD6B45"/>
+    <w:rsid w:val="00AA2A50"/>
     <w:pPr>
       <w:keepNext/>
       <w:keepLines/>
       <w:numPr>
         <w:ilvl w:val="1"/>
-        <w:numId w:val="1"/>
+        <w:numId w:val="24"/>
       </w:numPr>
       <w:spacing w:before="200" w:line="240" w:lineRule="auto"/>
-      <w:ind w:left="0" w:firstLine="0"/>
       <w:outlineLvl w:val="1"/>
     </w:pPr>
     <w:rPr>
@@ -12980,11 +11546,10 @@
     <w:uiPriority w:val="9"/>
     <w:unhideWhenUsed/>
     <w:qFormat/>
-    <w:rsid w:val="00F014CE"/>
+    <w:rsid w:val="00AA2A50"/>
     <w:pPr>
       <w:numPr>
-        <w:ilvl w:val="0"/>
-        <w:numId w:val="0"/>
+        <w:ilvl w:val="2"/>
       </w:numPr>
       <w:spacing w:before="360" w:after="0"/>
       <w:outlineLvl w:val="2"/>
@@ -13002,8 +11567,11 @@
     <w:uiPriority w:val="9"/>
     <w:unhideWhenUsed/>
     <w:qFormat/>
-    <w:rsid w:val="001B57A6"/>
+    <w:rsid w:val="00AA2A50"/>
     <w:pPr>
+      <w:numPr>
+        <w:ilvl w:val="3"/>
+      </w:numPr>
       <w:spacing w:before="120" w:after="160"/>
       <w:outlineLvl w:val="3"/>
     </w:pPr>
@@ -13020,8 +11588,11 @@
     <w:uiPriority w:val="9"/>
     <w:unhideWhenUsed/>
     <w:qFormat/>
-    <w:rsid w:val="00746AD1"/>
+    <w:rsid w:val="00AA2A50"/>
     <w:pPr>
+      <w:numPr>
+        <w:ilvl w:val="4"/>
+      </w:numPr>
       <w:spacing w:before="40" w:after="360"/>
       <w:outlineLvl w:val="4"/>
     </w:pPr>
@@ -13118,7 +11689,7 @@
     <w:basedOn w:val="Fuentedeprrafopredeter"/>
     <w:link w:val="Ttulo1"/>
     <w:uiPriority w:val="9"/>
-    <w:rsid w:val="00353681"/>
+    <w:rsid w:val="00AA2A50"/>
     <w:rPr>
       <w:rFonts w:ascii="Calibri" w:eastAsia="Times New Roman" w:hAnsi="Calibri" w:cs="Times New Roman (Títulos en alf"/>
       <w:b/>
@@ -13205,7 +11776,7 @@
     <w:link w:val="FiguraCar"/>
     <w:autoRedefine/>
     <w:qFormat/>
-    <w:rsid w:val="007C633F"/>
+    <w:rsid w:val="00AA08D1"/>
     <w:pPr>
       <w:numPr>
         <w:numId w:val="3"/>
@@ -13214,6 +11785,7 @@
         <w:tab w:val="left" w:pos="1134"/>
       </w:tabs>
       <w:ind w:left="992" w:hanging="992"/>
+      <w:jc w:val="center"/>
     </w:pPr>
     <w:rPr>
       <w:rFonts w:ascii="Calibri" w:hAnsi="Calibri" w:cs="Times New Roman (Cuerpo en alfa"/>
@@ -13228,7 +11800,7 @@
     <w:name w:val="Figura Car"/>
     <w:basedOn w:val="Fuentedeprrafopredeter"/>
     <w:link w:val="Figura"/>
-    <w:rsid w:val="007C633F"/>
+    <w:rsid w:val="00AA08D1"/>
     <w:rPr>
       <w:rFonts w:ascii="Calibri" w:hAnsi="Calibri" w:cs="Times New Roman (Cuerpo en alfa"/>
       <w:color w:val="000000" w:themeColor="text1"/>
@@ -13550,12 +12122,11 @@
   <w:style w:type="paragraph" w:customStyle="1" w:styleId="Tablas">
     <w:name w:val="Tablas"/>
     <w:qFormat/>
-    <w:rsid w:val="00CE2C4A"/>
+    <w:rsid w:val="00DE2D84"/>
     <w:pPr>
       <w:spacing w:after="0" w:line="360" w:lineRule="auto"/>
     </w:pPr>
     <w:rPr>
-      <w:rFonts w:ascii="Arial" w:hAnsi="Arial"/>
       <w:bCs/>
       <w:color w:val="0D0D0D" w:themeColor="text1" w:themeTint="F2"/>
       <w:kern w:val="0"/>
@@ -13932,6 +12503,16 @@
     <w:rPr>
       <w:sz w:val="28"/>
     </w:rPr>
+  </w:style>
+  <w:style w:type="numbering" w:customStyle="1" w:styleId="SENALista">
+    <w:name w:val="SENA_Lista"/>
+    <w:uiPriority w:val="99"/>
+    <w:rsid w:val="00AA2A50"/>
+    <w:pPr>
+      <w:numPr>
+        <w:numId w:val="22"/>
+      </w:numPr>
+    </w:pPr>
   </w:style>
 </w:styles>
 </file>
@@ -14236,6 +12817,26 @@
 </file>
 
 <file path=customXml/item2.xml><?xml version="1.0" encoding="utf-8"?>
+<?mso-contentType ?>
+<FormTemplates xmlns="http://schemas.microsoft.com/sharepoint/v3/contenttype/forms">
+  <Display>DocumentLibraryForm</Display>
+  <Edit>DocumentLibraryForm</Edit>
+  <New>DocumentLibraryForm</New>
+</FormTemplates>
+</file>
+
+<file path=customXml/item3.xml><?xml version="1.0" encoding="utf-8"?>
+<p:properties xmlns:p="http://schemas.microsoft.com/office/2006/metadata/properties" xmlns:xsi="http://www.w3.org/2001/XMLSchema-instance" xmlns:pc="http://schemas.microsoft.com/office/infopath/2007/PartnerControls">
+  <documentManagement>
+    <TaxCatchAll xmlns="b250f519-6473-4480-8c44-6ee3a3a530c3" xsi:nil="true"/>
+    <lcf76f155ced4ddcb4097134ff3c332f xmlns="d174a4fb-80c2-4523-8d89-375030acacbf">
+      <Terms xmlns="http://schemas.microsoft.com/office/infopath/2007/PartnerControls"/>
+    </lcf76f155ced4ddcb4097134ff3c332f>
+  </documentManagement>
+</p:properties>
+</file>
+
+<file path=customXml/item4.xml><?xml version="1.0" encoding="utf-8"?>
 <ct:contentTypeSchema xmlns:ct="http://schemas.microsoft.com/office/2006/metadata/contentType" xmlns:ma="http://schemas.microsoft.com/office/2006/metadata/properties/metaAttributes" ct:_="" ma:_="" ma:contentTypeName="Documento" ma:contentTypeID="0x010100EA8A463C70CDF94EBCEAEE24D04F3F8A" ma:contentTypeVersion="12" ma:contentTypeDescription="Crear nuevo documento." ma:contentTypeScope="" ma:versionID="0a68c197ff11ee8f2a4dfa92d3e5c792">
   <xsd:schema xmlns:xsd="http://www.w3.org/2001/XMLSchema" xmlns:xs="http://www.w3.org/2001/XMLSchema" xmlns:p="http://schemas.microsoft.com/office/2006/metadata/properties" xmlns:ns2="d174a4fb-80c2-4523-8d89-375030acacbf" xmlns:ns3="b250f519-6473-4480-8c44-6ee3a3a530c3" targetNamespace="http://schemas.microsoft.com/office/2006/metadata/properties" ma:root="true" ma:fieldsID="55936f832c432473a7bcdfeafd102760" ns2:_="" ns3:_="">
     <xsd:import namespace="d174a4fb-80c2-4523-8d89-375030acacbf"/>
@@ -14436,26 +13037,6 @@
 </ct:contentTypeSchema>
 </file>
 
-<file path=customXml/item3.xml><?xml version="1.0" encoding="utf-8"?>
-<p:properties xmlns:p="http://schemas.microsoft.com/office/2006/metadata/properties" xmlns:xsi="http://www.w3.org/2001/XMLSchema-instance" xmlns:pc="http://schemas.microsoft.com/office/infopath/2007/PartnerControls">
-  <documentManagement>
-    <TaxCatchAll xmlns="b250f519-6473-4480-8c44-6ee3a3a530c3" xsi:nil="true"/>
-    <lcf76f155ced4ddcb4097134ff3c332f xmlns="d174a4fb-80c2-4523-8d89-375030acacbf">
-      <Terms xmlns="http://schemas.microsoft.com/office/infopath/2007/PartnerControls"/>
-    </lcf76f155ced4ddcb4097134ff3c332f>
-  </documentManagement>
-</p:properties>
-</file>
-
-<file path=customXml/item4.xml><?xml version="1.0" encoding="utf-8"?>
-<?mso-contentType ?>
-<FormTemplates xmlns="http://schemas.microsoft.com/sharepoint/v3/contenttype/forms">
-  <Display>DocumentLibraryForm</Display>
-  <Edit>DocumentLibraryForm</Edit>
-  <New>DocumentLibraryForm</New>
-</FormTemplates>
-</file>
-
 <file path=customXml/itemProps1.xml><?xml version="1.0" encoding="utf-8"?>
 <ds:datastoreItem xmlns:ds="http://schemas.openxmlformats.org/officeDocument/2006/customXml" ds:itemID="{EAE431FD-7059-4C09-804B-C9D69EB7B213}">
   <ds:schemaRefs>
@@ -14465,6 +13046,25 @@
 </file>
 
 <file path=customXml/itemProps2.xml><?xml version="1.0" encoding="utf-8"?>
+<ds:datastoreItem xmlns:ds="http://schemas.openxmlformats.org/officeDocument/2006/customXml" ds:itemID="{10663269-2064-4804-8290-36D4A57F5557}">
+  <ds:schemaRefs>
+    <ds:schemaRef ds:uri="http://schemas.microsoft.com/sharepoint/v3/contenttype/forms"/>
+  </ds:schemaRefs>
+</ds:datastoreItem>
+</file>
+
+<file path=customXml/itemProps3.xml><?xml version="1.0" encoding="utf-8"?>
+<ds:datastoreItem xmlns:ds="http://schemas.openxmlformats.org/officeDocument/2006/customXml" ds:itemID="{1279454D-02BE-4A9C-A117-DCD1573E2608}">
+  <ds:schemaRefs>
+    <ds:schemaRef ds:uri="http://schemas.microsoft.com/office/2006/metadata/properties"/>
+    <ds:schemaRef ds:uri="http://schemas.microsoft.com/office/infopath/2007/PartnerControls"/>
+    <ds:schemaRef ds:uri="b250f519-6473-4480-8c44-6ee3a3a530c3"/>
+    <ds:schemaRef ds:uri="d174a4fb-80c2-4523-8d89-375030acacbf"/>
+  </ds:schemaRefs>
+</ds:datastoreItem>
+</file>
+
+<file path=customXml/itemProps4.xml><?xml version="1.0" encoding="utf-8"?>
 <ds:datastoreItem xmlns:ds="http://schemas.openxmlformats.org/officeDocument/2006/customXml" ds:itemID="{127A3A55-F824-4E9C-97F2-E8FD117BE633}">
   <ds:schemaRefs>
     <ds:schemaRef ds:uri="http://schemas.microsoft.com/office/2006/metadata/contentType"/>
@@ -14481,23 +13081,4 @@
     <ds:schemaRef ds:uri="http://schemas.microsoft.com/internal/obd"/>
   </ds:schemaRefs>
 </ds:datastoreItem>
-</file>
-
-<file path=customXml/itemProps3.xml><?xml version="1.0" encoding="utf-8"?>
-<ds:datastoreItem xmlns:ds="http://schemas.openxmlformats.org/officeDocument/2006/customXml" ds:itemID="{1279454D-02BE-4A9C-A117-DCD1573E2608}">
-  <ds:schemaRefs>
-    <ds:schemaRef ds:uri="http://schemas.microsoft.com/office/2006/metadata/properties"/>
-    <ds:schemaRef ds:uri="http://schemas.microsoft.com/office/infopath/2007/PartnerControls"/>
-    <ds:schemaRef ds:uri="b250f519-6473-4480-8c44-6ee3a3a530c3"/>
-    <ds:schemaRef ds:uri="d174a4fb-80c2-4523-8d89-375030acacbf"/>
-  </ds:schemaRefs>
-</ds:datastoreItem>
-</file>
-
-<file path=customXml/itemProps4.xml><?xml version="1.0" encoding="utf-8"?>
-<ds:datastoreItem xmlns:ds="http://schemas.openxmlformats.org/officeDocument/2006/customXml" ds:itemID="{10663269-2064-4804-8290-36D4A57F5557}">
-  <ds:schemaRefs>
-    <ds:schemaRef ds:uri="http://schemas.microsoft.com/sharepoint/v3/contenttype/forms"/>
-  </ds:schemaRefs>
-</ds:datastoreItem>
 </file>